--- a/01.LINUX/02.NavigazioneFileCartelle.docx
+++ b/01.LINUX/02.NavigazioneFileCartelle.docx
@@ -448,166 +448,47 @@
         </w:rPr>
         <w:t>Quindi, la root directory è chiamata anche slash directory. Ogni file o cartella di linux si trova all’interno della root directory.</w:t>
       </w:r>
-    </w:p>
-    <w:p>
-      <w:pPr>
-        <w:rPr>
-          <w:sz w:val="28"/>
-          <w:szCs w:val="28"/>
-        </w:rPr>
-      </w:pPr>
-    </w:p>
-    <w:p>
-      <w:pPr>
-        <w:rPr>
-          <w:sz w:val="28"/>
-          <w:szCs w:val="28"/>
-        </w:rPr>
-      </w:pPr>
-    </w:p>
-    <w:p>
-      <w:pPr>
-        <w:jc w:val="center"/>
-        <w:rPr>
-          <w:sz w:val="28"/>
-          <w:szCs w:val="28"/>
-        </w:rPr>
-      </w:pPr>
-      <w:r>
-        <w:rPr>
-          <w:sz w:val="28"/>
-          <w:szCs w:val="28"/>
-        </w:rPr>
-        <w:t>Home directory</w:t>
-      </w:r>
-    </w:p>
-    <w:p>
-      <w:pPr>
-        <w:jc w:val="center"/>
-        <w:rPr>
-          <w:sz w:val="28"/>
-          <w:szCs w:val="28"/>
-        </w:rPr>
-      </w:pPr>
-    </w:p>
-    <w:p>
-      <w:pPr>
-        <w:rPr>
-          <w:sz w:val="28"/>
-          <w:szCs w:val="28"/>
-        </w:rPr>
-      </w:pPr>
-      <w:r>
-        <w:rPr>
-          <w:sz w:val="28"/>
-          <w:szCs w:val="28"/>
-        </w:rPr>
-        <w:t>La home directory è una</w:t>
-      </w:r>
-      <w:r>
-        <w:rPr>
-          <w:sz w:val="28"/>
-          <w:szCs w:val="28"/>
-        </w:rPr>
-        <w:t xml:space="preserve"> c</w:t>
-      </w:r>
-      <w:r>
-        <w:rPr>
-          <w:sz w:val="28"/>
-          <w:szCs w:val="28"/>
-        </w:rPr>
-        <w:t>artella che si trova all’interno della cartella /.</w:t>
-      </w:r>
-    </w:p>
-    <w:p>
-      <w:pPr>
-        <w:rPr>
-          <w:sz w:val="28"/>
-          <w:szCs w:val="28"/>
-        </w:rPr>
-      </w:pPr>
-      <w:r>
-        <w:rPr>
-          <w:sz w:val="28"/>
-          <w:szCs w:val="28"/>
-        </w:rPr>
-        <w:t>Possiamo accedere ad essa in tre modi.</w:t>
-      </w:r>
-    </w:p>
-    <w:p>
-      <w:pPr>
-        <w:pStyle w:val="ListParagraph"/>
-        <w:numPr>
-          <w:ilvl w:val="0"/>
-          <w:numId w:val="2"/>
-        </w:numPr>
-        <w:rPr>
-          <w:sz w:val="28"/>
-          <w:szCs w:val="28"/>
-        </w:rPr>
-      </w:pPr>
-      <w:r>
-        <w:rPr>
-          <w:sz w:val="28"/>
-          <w:szCs w:val="28"/>
-        </w:rPr>
-        <w:t>Dalla root directory (vedi screen all’inizio de</w:t>
-      </w:r>
-      <w:r>
-        <w:rPr>
-          <w:sz w:val="28"/>
-          <w:szCs w:val="28"/>
-        </w:rPr>
-        <w:t>lla pagina)</w:t>
-      </w:r>
-    </w:p>
-    <w:p>
-      <w:pPr>
-        <w:pStyle w:val="ListParagraph"/>
-        <w:numPr>
-          <w:ilvl w:val="0"/>
-          <w:numId w:val="2"/>
-        </w:numPr>
-        <w:rPr>
-          <w:sz w:val="28"/>
-          <w:szCs w:val="28"/>
-        </w:rPr>
-      </w:pPr>
-      <w:r>
-        <w:rPr>
-          <w:sz w:val="28"/>
-          <w:szCs w:val="28"/>
-        </w:rPr>
-        <w:t>Direttamente dalla cartella home nel desktop</w:t>
-      </w:r>
-      <w:r>
-        <w:rPr>
-          <w:sz w:val="28"/>
-          <w:szCs w:val="28"/>
-        </w:rPr>
-        <w:t>, o dall’icona sulla barra laterale sinistra</w:t>
-      </w:r>
-    </w:p>
-    <w:p>
-      <w:pPr>
-        <w:pStyle w:val="ListParagraph"/>
-        <w:rPr>
-          <w:sz w:val="28"/>
-          <w:szCs w:val="28"/>
-        </w:rPr>
-      </w:pPr>
-      <w:r>
-        <w:rPr>
-          <w:noProof/>
+      <w:r>
+        <w:rPr>
+          <w:sz w:val="28"/>
+          <w:szCs w:val="28"/>
+        </w:rPr>
+        <w:t xml:space="preserve"> Senza aprire direttamente la cartella root, possiamo accedere alla root directory direttamente dal terminale</w:t>
+      </w:r>
+      <w:r>
+        <w:rPr>
+          <w:sz w:val="28"/>
+          <w:szCs w:val="28"/>
+        </w:rPr>
+        <w:t>. Per farlo, è sufficiente scrivere “cd /” ovunque ci si trovi:</w:t>
+      </w:r>
+    </w:p>
+    <w:p>
+      <w:pPr>
+        <w:rPr>
+          <w:sz w:val="28"/>
+          <w:szCs w:val="28"/>
+        </w:rPr>
+      </w:pPr>
+    </w:p>
+    <w:p>
+      <w:pPr>
+        <w:rPr>
+          <w:sz w:val="28"/>
+          <w:szCs w:val="28"/>
+        </w:rPr>
+      </w:pPr>
+      <w:r>
+        <w:rPr>
           <w:sz w:val="28"/>
           <w:szCs w:val="28"/>
         </w:rPr>
         <w:lastRenderedPageBreak/>
         <w:drawing>
-          <wp:inline distT="0" distB="0" distL="0" distR="0" wp14:anchorId="14FFBCBD" wp14:editId="500A9932">
-            <wp:extent cx="6120130" cy="4781550"/>
+          <wp:inline distT="0" distB="0" distL="0" distR="0" wp14:anchorId="63AF6F0B" wp14:editId="27C01462">
+            <wp:extent cx="6120130" cy="4326890"/>
             <wp:effectExtent l="0" t="0" r="0" b="0"/>
-            <wp:docPr id="4" name="Picture 4"/>
+            <wp:docPr id="23" name="Picture 23"/>
             <wp:cNvGraphicFramePr>
               <a:graphicFrameLocks xmlns:a="http://schemas.openxmlformats.org/drawingml/2006/main" noChangeAspect="1"/>
             </wp:cNvGraphicFramePr>
@@ -627,7 +508,7 @@
                   <pic:spPr>
                     <a:xfrm>
                       <a:off x="0" y="0"/>
-                      <a:ext cx="6120130" cy="4781550"/>
+                      <a:ext cx="6120130" cy="4326890"/>
                     </a:xfrm>
                     <a:prstGeom prst="rect">
                       <a:avLst/>
@@ -642,38 +523,162 @@
     </w:p>
     <w:p>
       <w:pPr>
+        <w:rPr>
+          <w:sz w:val="28"/>
+          <w:szCs w:val="28"/>
+        </w:rPr>
+      </w:pPr>
+    </w:p>
+    <w:p>
+      <w:pPr>
+        <w:rPr>
+          <w:sz w:val="28"/>
+          <w:szCs w:val="28"/>
+        </w:rPr>
+      </w:pPr>
+    </w:p>
+    <w:p>
+      <w:pPr>
+        <w:rPr>
+          <w:sz w:val="28"/>
+          <w:szCs w:val="28"/>
+        </w:rPr>
+      </w:pPr>
+    </w:p>
+    <w:p>
+      <w:pPr>
+        <w:rPr>
+          <w:sz w:val="28"/>
+          <w:szCs w:val="28"/>
+        </w:rPr>
+      </w:pPr>
+    </w:p>
+    <w:p>
+      <w:pPr>
+        <w:jc w:val="center"/>
+        <w:rPr>
+          <w:sz w:val="28"/>
+          <w:szCs w:val="28"/>
+        </w:rPr>
+      </w:pPr>
+      <w:r>
+        <w:rPr>
+          <w:sz w:val="28"/>
+          <w:szCs w:val="28"/>
+        </w:rPr>
+        <w:t>Home directory</w:t>
+      </w:r>
+    </w:p>
+    <w:p>
+      <w:pPr>
+        <w:jc w:val="center"/>
+        <w:rPr>
+          <w:sz w:val="28"/>
+          <w:szCs w:val="28"/>
+        </w:rPr>
+      </w:pPr>
+    </w:p>
+    <w:p>
+      <w:pPr>
+        <w:rPr>
+          <w:sz w:val="28"/>
+          <w:szCs w:val="28"/>
+        </w:rPr>
+      </w:pPr>
+      <w:r>
+        <w:rPr>
+          <w:sz w:val="28"/>
+          <w:szCs w:val="28"/>
+        </w:rPr>
+        <w:t>La home directory è una</w:t>
+      </w:r>
+      <w:r>
+        <w:rPr>
+          <w:sz w:val="28"/>
+          <w:szCs w:val="28"/>
+        </w:rPr>
+        <w:t xml:space="preserve"> c</w:t>
+      </w:r>
+      <w:r>
+        <w:rPr>
+          <w:sz w:val="28"/>
+          <w:szCs w:val="28"/>
+        </w:rPr>
+        <w:t>artella che si trova all’interno della cartella /.</w:t>
+      </w:r>
+    </w:p>
+    <w:p>
+      <w:pPr>
+        <w:rPr>
+          <w:sz w:val="28"/>
+          <w:szCs w:val="28"/>
+        </w:rPr>
+      </w:pPr>
+      <w:r>
+        <w:rPr>
+          <w:sz w:val="28"/>
+          <w:szCs w:val="28"/>
+        </w:rPr>
+        <w:t>Possiamo accedere ad essa in tre modi.</w:t>
+      </w:r>
+    </w:p>
+    <w:p>
+      <w:pPr>
         <w:pStyle w:val="ListParagraph"/>
-        <w:rPr>
-          <w:sz w:val="28"/>
-          <w:szCs w:val="28"/>
-        </w:rPr>
-      </w:pPr>
-    </w:p>
-    <w:p>
-      <w:pPr>
-        <w:rPr>
-          <w:sz w:val="28"/>
-          <w:szCs w:val="28"/>
-        </w:rPr>
-      </w:pPr>
-      <w:r>
-        <w:rPr>
-          <w:sz w:val="28"/>
-          <w:szCs w:val="28"/>
-        </w:rPr>
-        <w:t xml:space="preserve">La home directory contiene una cartella per ciascun utente del sistema. </w:t>
-      </w:r>
-    </w:p>
-    <w:p>
-      <w:pPr>
-        <w:rPr>
-          <w:sz w:val="28"/>
-          <w:szCs w:val="28"/>
-        </w:rPr>
-      </w:pPr>
-    </w:p>
-    <w:p>
-      <w:pPr>
+        <w:numPr>
+          <w:ilvl w:val="0"/>
+          <w:numId w:val="2"/>
+        </w:numPr>
+        <w:rPr>
+          <w:sz w:val="28"/>
+          <w:szCs w:val="28"/>
+        </w:rPr>
+      </w:pPr>
+      <w:r>
+        <w:rPr>
+          <w:sz w:val="28"/>
+          <w:szCs w:val="28"/>
+        </w:rPr>
+        <w:t>Dalla root directory (vedi screen all’inizio de</w:t>
+      </w:r>
+      <w:r>
+        <w:rPr>
+          <w:sz w:val="28"/>
+          <w:szCs w:val="28"/>
+        </w:rPr>
+        <w:t>lla pagina)</w:t>
+      </w:r>
+    </w:p>
+    <w:p>
+      <w:pPr>
+        <w:pStyle w:val="ListParagraph"/>
+        <w:numPr>
+          <w:ilvl w:val="0"/>
+          <w:numId w:val="2"/>
+        </w:numPr>
+        <w:rPr>
+          <w:sz w:val="28"/>
+          <w:szCs w:val="28"/>
+        </w:rPr>
+      </w:pPr>
+      <w:r>
+        <w:rPr>
+          <w:sz w:val="28"/>
+          <w:szCs w:val="28"/>
+        </w:rPr>
+        <w:t>Direttamente dalla cartella home nel desktop</w:t>
+      </w:r>
+      <w:r>
+        <w:rPr>
+          <w:sz w:val="28"/>
+          <w:szCs w:val="28"/>
+        </w:rPr>
+        <w:t>, o dall’icona sulla barra laterale sinistra</w:t>
+      </w:r>
+    </w:p>
+    <w:p>
+      <w:pPr>
+        <w:pStyle w:val="ListParagraph"/>
         <w:rPr>
           <w:sz w:val="28"/>
           <w:szCs w:val="28"/>
@@ -687,10 +692,10 @@
         </w:rPr>
         <w:lastRenderedPageBreak/>
         <w:drawing>
-          <wp:inline distT="0" distB="0" distL="0" distR="0" wp14:anchorId="28A91A19" wp14:editId="6149FA22">
-            <wp:extent cx="6120130" cy="3775075"/>
+          <wp:inline distT="0" distB="0" distL="0" distR="0" wp14:anchorId="14FFBCBD" wp14:editId="500A9932">
+            <wp:extent cx="6120130" cy="4781550"/>
             <wp:effectExtent l="0" t="0" r="0" b="0"/>
-            <wp:docPr id="5" name="Picture 5"/>
+            <wp:docPr id="4" name="Picture 4"/>
             <wp:cNvGraphicFramePr>
               <a:graphicFrameLocks xmlns:a="http://schemas.openxmlformats.org/drawingml/2006/main" noChangeAspect="1"/>
             </wp:cNvGraphicFramePr>
@@ -710,7 +715,7 @@
                   <pic:spPr>
                     <a:xfrm>
                       <a:off x="0" y="0"/>
-                      <a:ext cx="6120130" cy="3775075"/>
+                      <a:ext cx="6120130" cy="4781550"/>
                     </a:xfrm>
                     <a:prstGeom prst="rect">
                       <a:avLst/>
@@ -725,41 +730,35 @@
     </w:p>
     <w:p>
       <w:pPr>
-        <w:rPr>
-          <w:sz w:val="28"/>
-          <w:szCs w:val="28"/>
-        </w:rPr>
-      </w:pPr>
-      <w:r>
-        <w:rPr>
-          <w:sz w:val="28"/>
-          <w:szCs w:val="28"/>
-        </w:rPr>
-        <w:t>Nel nostro esempio abbiamo un solo utente, jack1989, ma ovviamente possiamo avere n utenti.</w:t>
-      </w:r>
-    </w:p>
-    <w:p>
-      <w:pPr>
-        <w:rPr>
-          <w:sz w:val="28"/>
-          <w:szCs w:val="28"/>
-        </w:rPr>
-      </w:pPr>
-    </w:p>
-    <w:p>
-      <w:pPr>
-        <w:rPr>
-          <w:sz w:val="28"/>
-          <w:szCs w:val="28"/>
-        </w:rPr>
-      </w:pPr>
-      <w:r>
-        <w:rPr>
-          <w:sz w:val="28"/>
-          <w:szCs w:val="28"/>
-        </w:rPr>
-        <w:t>NB. Se apriamo la cartella home dal desktop o dala barra laterale sx, ci troveremo direttamente nella cartella /home/jack1989:</w:t>
-      </w:r>
+        <w:pStyle w:val="ListParagraph"/>
+        <w:rPr>
+          <w:sz w:val="28"/>
+          <w:szCs w:val="28"/>
+        </w:rPr>
+      </w:pPr>
+    </w:p>
+    <w:p>
+      <w:pPr>
+        <w:rPr>
+          <w:sz w:val="28"/>
+          <w:szCs w:val="28"/>
+        </w:rPr>
+      </w:pPr>
+      <w:r>
+        <w:rPr>
+          <w:sz w:val="28"/>
+          <w:szCs w:val="28"/>
+        </w:rPr>
+        <w:t xml:space="preserve">La home directory contiene una cartella per ciascun utente del sistema. </w:t>
+      </w:r>
+    </w:p>
+    <w:p>
+      <w:pPr>
+        <w:rPr>
+          <w:sz w:val="28"/>
+          <w:szCs w:val="28"/>
+        </w:rPr>
+      </w:pPr>
     </w:p>
     <w:p>
       <w:pPr>
@@ -776,10 +775,10 @@
         </w:rPr>
         <w:lastRenderedPageBreak/>
         <w:drawing>
-          <wp:inline distT="0" distB="0" distL="0" distR="0" wp14:anchorId="42F10BBB" wp14:editId="6599EB88">
-            <wp:extent cx="6120130" cy="3994150"/>
-            <wp:effectExtent l="0" t="0" r="0" b="6350"/>
-            <wp:docPr id="6" name="Picture 6"/>
+          <wp:inline distT="0" distB="0" distL="0" distR="0" wp14:anchorId="28A91A19" wp14:editId="6149FA22">
+            <wp:extent cx="6120130" cy="3775075"/>
+            <wp:effectExtent l="0" t="0" r="0" b="0"/>
+            <wp:docPr id="5" name="Picture 5"/>
             <wp:cNvGraphicFramePr>
               <a:graphicFrameLocks xmlns:a="http://schemas.openxmlformats.org/drawingml/2006/main" noChangeAspect="1"/>
             </wp:cNvGraphicFramePr>
@@ -799,7 +798,7 @@
                   <pic:spPr>
                     <a:xfrm>
                       <a:off x="0" y="0"/>
-                      <a:ext cx="6120130" cy="3994150"/>
+                      <a:ext cx="6120130" cy="3775075"/>
                     </a:xfrm>
                     <a:prstGeom prst="rect">
                       <a:avLst/>
@@ -819,37 +818,36 @@
           <w:szCs w:val="28"/>
         </w:rPr>
       </w:pPr>
-    </w:p>
-    <w:p>
-      <w:pPr>
-        <w:rPr>
-          <w:sz w:val="28"/>
-          <w:szCs w:val="28"/>
-        </w:rPr>
-      </w:pPr>
-    </w:p>
-    <w:p>
-      <w:pPr>
-        <w:rPr>
-          <w:sz w:val="28"/>
-          <w:szCs w:val="28"/>
-        </w:rPr>
-      </w:pPr>
-      <w:r>
-        <w:rPr>
-          <w:sz w:val="28"/>
-          <w:szCs w:val="28"/>
-        </w:rPr>
-        <w:t>Un altro modo per accedere alla home directory è quello di usare la tilde:</w:t>
-      </w:r>
-    </w:p>
-    <w:p>
-      <w:pPr>
-        <w:rPr>
-          <w:sz w:val="28"/>
-          <w:szCs w:val="28"/>
-        </w:rPr>
-      </w:pPr>
+      <w:r>
+        <w:rPr>
+          <w:sz w:val="28"/>
+          <w:szCs w:val="28"/>
+        </w:rPr>
+        <w:t>Nel nostro esempio abbiamo un solo utente, jack1989, ma ovviamente possiamo avere n utenti.</w:t>
+      </w:r>
+    </w:p>
+    <w:p>
+      <w:pPr>
+        <w:rPr>
+          <w:sz w:val="28"/>
+          <w:szCs w:val="28"/>
+        </w:rPr>
+      </w:pPr>
+    </w:p>
+    <w:p>
+      <w:pPr>
+        <w:rPr>
+          <w:sz w:val="28"/>
+          <w:szCs w:val="28"/>
+        </w:rPr>
+      </w:pPr>
+      <w:r>
+        <w:rPr>
+          <w:sz w:val="28"/>
+          <w:szCs w:val="28"/>
+        </w:rPr>
+        <w:t>NB. Se apriamo la cartella home dal desktop o dala barra laterale sx, ci troveremo direttamente nella cartella /home/jack1989:</w:t>
+      </w:r>
     </w:p>
     <w:p>
       <w:pPr>
@@ -866,10 +864,10 @@
         </w:rPr>
         <w:lastRenderedPageBreak/>
         <w:drawing>
-          <wp:inline distT="0" distB="0" distL="0" distR="0" wp14:anchorId="6D6EE627" wp14:editId="7172FC21">
-            <wp:extent cx="6120130" cy="4450080"/>
-            <wp:effectExtent l="0" t="0" r="0" b="7620"/>
-            <wp:docPr id="7" name="Picture 7"/>
+          <wp:inline distT="0" distB="0" distL="0" distR="0" wp14:anchorId="42F10BBB" wp14:editId="6599EB88">
+            <wp:extent cx="6120130" cy="3994150"/>
+            <wp:effectExtent l="0" t="0" r="0" b="6350"/>
+            <wp:docPr id="6" name="Picture 6"/>
             <wp:cNvGraphicFramePr>
               <a:graphicFrameLocks xmlns:a="http://schemas.openxmlformats.org/drawingml/2006/main" noChangeAspect="1"/>
             </wp:cNvGraphicFramePr>
@@ -889,7 +887,7 @@
                   <pic:spPr>
                     <a:xfrm>
                       <a:off x="0" y="0"/>
-                      <a:ext cx="6120130" cy="4450080"/>
+                      <a:ext cx="6120130" cy="3994150"/>
                     </a:xfrm>
                     <a:prstGeom prst="rect">
                       <a:avLst/>
@@ -917,12 +915,20 @@
           <w:szCs w:val="28"/>
         </w:rPr>
       </w:pPr>
-      <w:r>
-        <w:rPr>
-          <w:sz w:val="28"/>
-          <w:szCs w:val="28"/>
-        </w:rPr>
-        <w:t>Premendo invio:</w:t>
+    </w:p>
+    <w:p>
+      <w:pPr>
+        <w:rPr>
+          <w:sz w:val="28"/>
+          <w:szCs w:val="28"/>
+        </w:rPr>
+      </w:pPr>
+      <w:r>
+        <w:rPr>
+          <w:sz w:val="28"/>
+          <w:szCs w:val="28"/>
+        </w:rPr>
+        <w:t>Un altro modo per accedere alla home directory è quello di usare la tilde:</w:t>
       </w:r>
     </w:p>
     <w:p>
@@ -948,10 +954,10 @@
         </w:rPr>
         <w:lastRenderedPageBreak/>
         <w:drawing>
-          <wp:inline distT="0" distB="0" distL="0" distR="0" wp14:anchorId="167130DF" wp14:editId="69191632">
-            <wp:extent cx="6120130" cy="3816350"/>
-            <wp:effectExtent l="0" t="0" r="0" b="0"/>
-            <wp:docPr id="8" name="Picture 8"/>
+          <wp:inline distT="0" distB="0" distL="0" distR="0" wp14:anchorId="6D6EE627" wp14:editId="7172FC21">
+            <wp:extent cx="6120130" cy="4450080"/>
+            <wp:effectExtent l="0" t="0" r="0" b="7620"/>
+            <wp:docPr id="7" name="Picture 7"/>
             <wp:cNvGraphicFramePr>
               <a:graphicFrameLocks xmlns:a="http://schemas.openxmlformats.org/drawingml/2006/main" noChangeAspect="1"/>
             </wp:cNvGraphicFramePr>
@@ -971,7 +977,7 @@
                   <pic:spPr>
                     <a:xfrm>
                       <a:off x="0" y="0"/>
-                      <a:ext cx="6120130" cy="3816350"/>
+                      <a:ext cx="6120130" cy="4450080"/>
                     </a:xfrm>
                     <a:prstGeom prst="rect">
                       <a:avLst/>
@@ -1004,72 +1010,7 @@
           <w:sz w:val="28"/>
           <w:szCs w:val="28"/>
         </w:rPr>
-        <w:t>Quindi,</w:t>
-      </w:r>
-      <w:r>
-        <w:rPr>
-          <w:sz w:val="28"/>
-          <w:szCs w:val="28"/>
-        </w:rPr>
-        <w:t xml:space="preserve"> la tilde è una shortcut dell’utente nel quale ci troviamo. Infatti, il comando </w:t>
-      </w:r>
-      <w:r>
-        <w:rPr>
-          <w:sz w:val="28"/>
-          <w:szCs w:val="28"/>
-        </w:rPr>
-        <w:t xml:space="preserve">xdg-open </w:t>
-      </w:r>
-      <w:r>
-        <w:rPr>
-          <w:sz w:val="28"/>
-          <w:szCs w:val="28"/>
-        </w:rPr>
-        <w:t xml:space="preserve">~ </w:t>
-      </w:r>
-      <w:r>
-        <w:rPr>
-          <w:sz w:val="28"/>
-          <w:szCs w:val="28"/>
-        </w:rPr>
-        <w:t>aprirà la home directory direttamente nella cartella dell’utente all’interno del quale ci troviamo.</w:t>
-      </w:r>
-    </w:p>
-    <w:p>
-      <w:pPr>
-        <w:rPr>
-          <w:sz w:val="28"/>
-          <w:szCs w:val="28"/>
-        </w:rPr>
-      </w:pPr>
-    </w:p>
-    <w:p>
-      <w:pPr>
-        <w:rPr>
-          <w:sz w:val="28"/>
-          <w:szCs w:val="28"/>
-        </w:rPr>
-      </w:pPr>
-      <w:r>
-        <w:rPr>
-          <w:sz w:val="28"/>
-          <w:szCs w:val="28"/>
-        </w:rPr>
-        <w:t xml:space="preserve">Come si capisce in quale utente ci troviamo? Se scriviamo nel terminale xdg-open </w:t>
-      </w:r>
-      <w:r>
-        <w:rPr>
-          <w:sz w:val="28"/>
-          <w:szCs w:val="28"/>
-        </w:rPr>
-        <w:t>~</w:t>
-      </w:r>
-      <w:r>
-        <w:rPr>
-          <w:sz w:val="28"/>
-          <w:szCs w:val="28"/>
-        </w:rPr>
-        <w:t xml:space="preserve"> , è sufficiente cliccare sulla scritta home in alto:</w:t>
+        <w:t>Premendo invio:</w:t>
       </w:r>
     </w:p>
     <w:p>
@@ -1095,10 +1036,10 @@
         </w:rPr>
         <w:lastRenderedPageBreak/>
         <w:drawing>
-          <wp:inline distT="0" distB="0" distL="0" distR="0" wp14:anchorId="18C97F7F" wp14:editId="781AD53E">
-            <wp:extent cx="6120130" cy="3727450"/>
-            <wp:effectExtent l="0" t="0" r="0" b="6350"/>
-            <wp:docPr id="11" name="Picture 11"/>
+          <wp:inline distT="0" distB="0" distL="0" distR="0" wp14:anchorId="167130DF" wp14:editId="69191632">
+            <wp:extent cx="6120130" cy="3816350"/>
+            <wp:effectExtent l="0" t="0" r="0" b="0"/>
+            <wp:docPr id="8" name="Picture 8"/>
             <wp:cNvGraphicFramePr>
               <a:graphicFrameLocks xmlns:a="http://schemas.openxmlformats.org/drawingml/2006/main" noChangeAspect="1"/>
             </wp:cNvGraphicFramePr>
@@ -1118,7 +1059,7 @@
                   <pic:spPr>
                     <a:xfrm>
                       <a:off x="0" y="0"/>
-                      <a:ext cx="6120130" cy="3727450"/>
+                      <a:ext cx="6120130" cy="3816350"/>
                     </a:xfrm>
                     <a:prstGeom prst="rect">
                       <a:avLst/>
@@ -1151,8 +1092,81 @@
           <w:sz w:val="28"/>
           <w:szCs w:val="28"/>
         </w:rPr>
-        <w:t>Cliccando sulla scritta Home in alto:</w:t>
-      </w:r>
+        <w:t>Quindi,</w:t>
+      </w:r>
+      <w:r>
+        <w:rPr>
+          <w:sz w:val="28"/>
+          <w:szCs w:val="28"/>
+        </w:rPr>
+        <w:t xml:space="preserve"> la tilde è una shortcut dell’utente nel quale ci troviamo. Infatti, il comando </w:t>
+      </w:r>
+      <w:r>
+        <w:rPr>
+          <w:sz w:val="28"/>
+          <w:szCs w:val="28"/>
+        </w:rPr>
+        <w:t xml:space="preserve">xdg-open </w:t>
+      </w:r>
+      <w:r>
+        <w:rPr>
+          <w:sz w:val="28"/>
+          <w:szCs w:val="28"/>
+        </w:rPr>
+        <w:t xml:space="preserve">~ </w:t>
+      </w:r>
+      <w:r>
+        <w:rPr>
+          <w:sz w:val="28"/>
+          <w:szCs w:val="28"/>
+        </w:rPr>
+        <w:t>aprirà la home directory direttamente nella cartella dell’utente all’interno del quale ci troviamo.</w:t>
+      </w:r>
+    </w:p>
+    <w:p>
+      <w:pPr>
+        <w:rPr>
+          <w:sz w:val="28"/>
+          <w:szCs w:val="28"/>
+        </w:rPr>
+      </w:pPr>
+    </w:p>
+    <w:p>
+      <w:pPr>
+        <w:rPr>
+          <w:sz w:val="28"/>
+          <w:szCs w:val="28"/>
+        </w:rPr>
+      </w:pPr>
+      <w:r>
+        <w:rPr>
+          <w:sz w:val="28"/>
+          <w:szCs w:val="28"/>
+        </w:rPr>
+        <w:t xml:space="preserve">Come si capisce in quale utente ci troviamo? Se scriviamo nel terminale xdg-open </w:t>
+      </w:r>
+      <w:r>
+        <w:rPr>
+          <w:sz w:val="28"/>
+          <w:szCs w:val="28"/>
+        </w:rPr>
+        <w:t>~</w:t>
+      </w:r>
+      <w:r>
+        <w:rPr>
+          <w:sz w:val="28"/>
+          <w:szCs w:val="28"/>
+        </w:rPr>
+        <w:t xml:space="preserve"> , è sufficiente cliccare sulla scritta home in alto:</w:t>
+      </w:r>
+    </w:p>
+    <w:p>
+      <w:pPr>
+        <w:rPr>
+          <w:sz w:val="28"/>
+          <w:szCs w:val="28"/>
+        </w:rPr>
+      </w:pPr>
     </w:p>
     <w:p>
       <w:pPr>
@@ -1167,11 +1181,12 @@
           <w:sz w:val="28"/>
           <w:szCs w:val="28"/>
         </w:rPr>
+        <w:lastRenderedPageBreak/>
         <w:drawing>
-          <wp:inline distT="0" distB="0" distL="0" distR="0" wp14:anchorId="1A0F1BF6" wp14:editId="3080D868">
-            <wp:extent cx="6120130" cy="3831590"/>
-            <wp:effectExtent l="0" t="0" r="0" b="0"/>
-            <wp:docPr id="13" name="Picture 13"/>
+          <wp:inline distT="0" distB="0" distL="0" distR="0" wp14:anchorId="18C97F7F" wp14:editId="781AD53E">
+            <wp:extent cx="6120130" cy="3727450"/>
+            <wp:effectExtent l="0" t="0" r="0" b="6350"/>
+            <wp:docPr id="11" name="Picture 11"/>
             <wp:cNvGraphicFramePr>
               <a:graphicFrameLocks xmlns:a="http://schemas.openxmlformats.org/drawingml/2006/main" noChangeAspect="1"/>
             </wp:cNvGraphicFramePr>
@@ -1191,7 +1206,7 @@
                   <pic:spPr>
                     <a:xfrm>
                       <a:off x="0" y="0"/>
-                      <a:ext cx="6120130" cy="3831590"/>
+                      <a:ext cx="6120130" cy="3727450"/>
                     </a:xfrm>
                     <a:prstGeom prst="rect">
                       <a:avLst/>
@@ -1224,38 +1239,8 @@
           <w:sz w:val="28"/>
           <w:szCs w:val="28"/>
         </w:rPr>
-        <w:lastRenderedPageBreak/>
-        <w:t>Se invece accediamo dalla root tramite</w:t>
-      </w:r>
-      <w:r>
-        <w:rPr>
-          <w:sz w:val="28"/>
-          <w:szCs w:val="28"/>
-        </w:rPr>
-        <w:t xml:space="preserve"> xdg-open /</w:t>
-      </w:r>
-      <w:r>
-        <w:rPr>
-          <w:sz w:val="28"/>
-          <w:szCs w:val="28"/>
-        </w:rPr>
-        <w:t xml:space="preserve"> , è sufficiente cerca</w:t>
-      </w:r>
-      <w:r>
-        <w:rPr>
-          <w:sz w:val="28"/>
-          <w:szCs w:val="28"/>
-        </w:rPr>
-        <w:t>re la cartella con su rappresentata una casetta.</w:t>
-      </w:r>
-    </w:p>
-    <w:p>
-      <w:pPr>
-        <w:rPr>
-          <w:sz w:val="28"/>
-          <w:szCs w:val="28"/>
-        </w:rPr>
-      </w:pPr>
+        <w:t>Cliccando sulla scritta Home in alto:</w:t>
+      </w:r>
     </w:p>
     <w:p>
       <w:pPr>
@@ -1271,10 +1256,10 @@
           <w:szCs w:val="28"/>
         </w:rPr>
         <w:drawing>
-          <wp:inline distT="0" distB="0" distL="0" distR="0" wp14:anchorId="7C6CFFB6" wp14:editId="0185E961">
-            <wp:extent cx="6120130" cy="3973830"/>
-            <wp:effectExtent l="0" t="0" r="0" b="7620"/>
-            <wp:docPr id="14" name="Picture 14"/>
+          <wp:inline distT="0" distB="0" distL="0" distR="0" wp14:anchorId="1A0F1BF6" wp14:editId="3080D868">
+            <wp:extent cx="6120130" cy="3831590"/>
+            <wp:effectExtent l="0" t="0" r="0" b="0"/>
+            <wp:docPr id="13" name="Picture 13"/>
             <wp:cNvGraphicFramePr>
               <a:graphicFrameLocks xmlns:a="http://schemas.openxmlformats.org/drawingml/2006/main" noChangeAspect="1"/>
             </wp:cNvGraphicFramePr>
@@ -1294,7 +1279,7 @@
                   <pic:spPr>
                     <a:xfrm>
                       <a:off x="0" y="0"/>
-                      <a:ext cx="6120130" cy="3973830"/>
+                      <a:ext cx="6120130" cy="3831590"/>
                     </a:xfrm>
                     <a:prstGeom prst="rect">
                       <a:avLst/>
@@ -1327,112 +1312,30 @@
           <w:sz w:val="28"/>
           <w:szCs w:val="28"/>
         </w:rPr>
-        <w:t>Nel nostro caso abbiamo una sola cartella, ma in generale avremo n cartelle di cui su una soltanto è rappresentata una casetta.</w:t>
-      </w:r>
-      <w:r>
-        <w:rPr>
-          <w:sz w:val="28"/>
-          <w:szCs w:val="28"/>
-        </w:rPr>
-        <w:t xml:space="preserve"> La cartella con la casetta mostra l’utente nel quale ci si trova.</w:t>
-      </w:r>
-    </w:p>
-    <w:p>
-      <w:pPr>
-        <w:rPr>
-          <w:sz w:val="28"/>
-          <w:szCs w:val="28"/>
-        </w:rPr>
-      </w:pPr>
-    </w:p>
-    <w:p>
-      <w:pPr>
-        <w:jc w:val="center"/>
-        <w:rPr>
-          <w:b/>
-          <w:bCs/>
-          <w:color w:val="0070C0"/>
-          <w:sz w:val="32"/>
-          <w:szCs w:val="32"/>
-        </w:rPr>
-      </w:pPr>
-      <w:r>
-        <w:rPr>
-          <w:b/>
-          <w:bCs/>
-          <w:color w:val="0070C0"/>
-          <w:sz w:val="32"/>
-          <w:szCs w:val="32"/>
-        </w:rPr>
-        <w:t>PWD COMMAND</w:t>
-      </w:r>
-    </w:p>
-    <w:p>
-      <w:pPr>
-        <w:rPr>
-          <w:sz w:val="28"/>
-          <w:szCs w:val="28"/>
-        </w:rPr>
-      </w:pPr>
-      <w:r>
-        <w:rPr>
-          <w:sz w:val="28"/>
-          <w:szCs w:val="28"/>
-        </w:rPr>
-        <w:t>pwd è un comando informativo: ci dice dove ci troviamo. Non crea nessun cambiamento</w:t>
-      </w:r>
-      <w:r>
-        <w:rPr>
-          <w:sz w:val="28"/>
-          <w:szCs w:val="28"/>
-        </w:rPr>
-        <w:t xml:space="preserve"> </w:t>
-      </w:r>
-      <w:r>
-        <w:rPr>
-          <w:sz w:val="28"/>
-          <w:szCs w:val="28"/>
-        </w:rPr>
-        <w:t xml:space="preserve">a file, programmi etc. </w:t>
-      </w:r>
-    </w:p>
-    <w:p>
-      <w:pPr>
-        <w:rPr>
-          <w:sz w:val="28"/>
-          <w:szCs w:val="28"/>
-        </w:rPr>
-      </w:pPr>
-      <w:r>
-        <w:rPr>
-          <w:sz w:val="28"/>
-          <w:szCs w:val="28"/>
-        </w:rPr>
-        <w:t>Per introdurre il comando pwd conviene ripassare un attimo echo $PATH:</w:t>
-      </w:r>
-    </w:p>
-    <w:p>
-      <w:pPr>
-        <w:rPr>
-          <w:sz w:val="28"/>
-          <w:szCs w:val="28"/>
-        </w:rPr>
-      </w:pPr>
-      <w:r>
-        <w:rPr>
-          <w:sz w:val="28"/>
-          <w:szCs w:val="28"/>
-        </w:rPr>
-        <w:t>echo $PATH mostra le directory nelle quali la shell cerca i programmi eseguibili. Non mostra tutte le directory del filesystem e non serve a capire dove ci troviamo.</w:t>
-      </w:r>
-    </w:p>
-    <w:p>
-      <w:pPr>
-        <w:rPr>
-          <w:sz w:val="28"/>
-          <w:szCs w:val="28"/>
-        </w:rPr>
-      </w:pPr>
+        <w:lastRenderedPageBreak/>
+        <w:t>Se invece accediamo dalla root tramite</w:t>
+      </w:r>
+      <w:r>
+        <w:rPr>
+          <w:sz w:val="28"/>
+          <w:szCs w:val="28"/>
+        </w:rPr>
+        <w:t xml:space="preserve"> xdg-open /</w:t>
+      </w:r>
+      <w:r>
+        <w:rPr>
+          <w:sz w:val="28"/>
+          <w:szCs w:val="28"/>
+        </w:rPr>
+        <w:t xml:space="preserve"> , è sufficiente cerca</w:t>
+      </w:r>
+      <w:r>
+        <w:rPr>
+          <w:sz w:val="28"/>
+          <w:szCs w:val="28"/>
+        </w:rPr>
+        <w:t>re la cartella con su rappresentata una casetta.</w:t>
+      </w:r>
     </w:p>
     <w:p>
       <w:pPr>
@@ -1456,10 +1359,10 @@
           <w:szCs w:val="28"/>
         </w:rPr>
         <w:drawing>
-          <wp:inline distT="0" distB="0" distL="0" distR="0" wp14:anchorId="40102080" wp14:editId="7C5D6296">
-            <wp:extent cx="6120130" cy="4352925"/>
-            <wp:effectExtent l="0" t="0" r="0" b="9525"/>
-            <wp:docPr id="15" name="Picture 15"/>
+          <wp:inline distT="0" distB="0" distL="0" distR="0" wp14:anchorId="7C6CFFB6" wp14:editId="0185E961">
+            <wp:extent cx="6120130" cy="3973830"/>
+            <wp:effectExtent l="0" t="0" r="0" b="7620"/>
+            <wp:docPr id="14" name="Picture 14"/>
             <wp:cNvGraphicFramePr>
               <a:graphicFrameLocks xmlns:a="http://schemas.openxmlformats.org/drawingml/2006/main" noChangeAspect="1"/>
             </wp:cNvGraphicFramePr>
@@ -1479,7 +1382,7 @@
                   <pic:spPr>
                     <a:xfrm>
                       <a:off x="0" y="0"/>
-                      <a:ext cx="6120130" cy="4352925"/>
+                      <a:ext cx="6120130" cy="3973830"/>
                     </a:xfrm>
                     <a:prstGeom prst="rect">
                       <a:avLst/>
@@ -1495,46 +1398,74 @@
     <w:p>
       <w:pPr>
         <w:rPr>
-          <w:b/>
-          <w:bCs/>
-          <w:color w:val="0070C0"/>
-        </w:rPr>
-      </w:pPr>
-    </w:p>
-    <w:p>
-      <w:pPr>
-        <w:rPr>
-          <w:sz w:val="28"/>
-          <w:szCs w:val="28"/>
-        </w:rPr>
-      </w:pPr>
-      <w:r>
-        <w:rPr>
-          <w:sz w:val="28"/>
-          <w:szCs w:val="28"/>
-        </w:rPr>
-        <w:t>Per capire in quale directory ci troviamo usiamo il comando/programma pwd:</w:t>
-      </w:r>
-    </w:p>
-    <w:p>
-      <w:pPr>
-        <w:rPr>
-          <w:sz w:val="28"/>
-          <w:szCs w:val="28"/>
-        </w:rPr>
-      </w:pPr>
-      <w:r>
-        <w:rPr>
-          <w:noProof/>
+          <w:sz w:val="28"/>
+          <w:szCs w:val="28"/>
+        </w:rPr>
+      </w:pPr>
+    </w:p>
+    <w:p>
+      <w:pPr>
+        <w:rPr>
+          <w:sz w:val="28"/>
+          <w:szCs w:val="28"/>
+        </w:rPr>
+      </w:pPr>
+      <w:r>
+        <w:rPr>
+          <w:sz w:val="28"/>
+          <w:szCs w:val="28"/>
+        </w:rPr>
+        <w:t>Nel nostro caso abbiamo una sola cartella, ma in generale avremo n cartelle di cui su una soltanto è rappresentata una casetta.</w:t>
+      </w:r>
+      <w:r>
+        <w:rPr>
+          <w:sz w:val="28"/>
+          <w:szCs w:val="28"/>
+        </w:rPr>
+        <w:t xml:space="preserve"> La cartella con la casetta mostra l’utente nel quale ci si trova.</w:t>
+      </w:r>
+    </w:p>
+    <w:p>
+      <w:pPr>
+        <w:rPr>
+          <w:sz w:val="28"/>
+          <w:szCs w:val="28"/>
+        </w:rPr>
+      </w:pPr>
+      <w:r>
+        <w:rPr>
+          <w:sz w:val="28"/>
+          <w:szCs w:val="28"/>
+        </w:rPr>
+        <w:t>Anche qui, possiamo accedere alla home directory direttamente dal terminale:</w:t>
+      </w:r>
+    </w:p>
+    <w:p>
+      <w:pPr>
+        <w:rPr>
+          <w:sz w:val="28"/>
+          <w:szCs w:val="28"/>
+        </w:rPr>
+      </w:pPr>
+    </w:p>
+    <w:p>
+      <w:pPr>
+        <w:rPr>
+          <w:sz w:val="28"/>
+          <w:szCs w:val="28"/>
+        </w:rPr>
+      </w:pPr>
+      <w:r>
+        <w:rPr>
           <w:sz w:val="28"/>
           <w:szCs w:val="28"/>
         </w:rPr>
         <w:lastRenderedPageBreak/>
         <w:drawing>
-          <wp:inline distT="0" distB="0" distL="0" distR="0" wp14:anchorId="3E57EBD9" wp14:editId="393ED269">
-            <wp:extent cx="6120130" cy="4402455"/>
+          <wp:inline distT="0" distB="0" distL="0" distR="0" wp14:anchorId="202BEDAD" wp14:editId="642F1522">
+            <wp:extent cx="6120130" cy="4404995"/>
             <wp:effectExtent l="0" t="0" r="0" b="0"/>
-            <wp:docPr id="17" name="Picture 17"/>
+            <wp:docPr id="29" name="Picture 29"/>
             <wp:cNvGraphicFramePr>
               <a:graphicFrameLocks xmlns:a="http://schemas.openxmlformats.org/drawingml/2006/main" noChangeAspect="1"/>
             </wp:cNvGraphicFramePr>
@@ -1554,6 +1485,400 @@
                   <pic:spPr>
                     <a:xfrm>
                       <a:off x="0" y="0"/>
+                      <a:ext cx="6120130" cy="4404995"/>
+                    </a:xfrm>
+                    <a:prstGeom prst="rect">
+                      <a:avLst/>
+                    </a:prstGeom>
+                  </pic:spPr>
+                </pic:pic>
+              </a:graphicData>
+            </a:graphic>
+          </wp:inline>
+        </w:drawing>
+      </w:r>
+    </w:p>
+    <w:p>
+      <w:pPr>
+        <w:rPr>
+          <w:sz w:val="28"/>
+          <w:szCs w:val="28"/>
+        </w:rPr>
+      </w:pPr>
+    </w:p>
+    <w:p>
+      <w:pPr>
+        <w:rPr>
+          <w:sz w:val="28"/>
+          <w:szCs w:val="28"/>
+        </w:rPr>
+      </w:pPr>
+      <w:r>
+        <w:rPr>
+          <w:sz w:val="28"/>
+          <w:szCs w:val="28"/>
+        </w:rPr>
+        <w:t>Passaggi:</w:t>
+      </w:r>
+    </w:p>
+    <w:p>
+      <w:pPr>
+        <w:pStyle w:val="ListParagraph"/>
+        <w:numPr>
+          <w:ilvl w:val="0"/>
+          <w:numId w:val="10"/>
+        </w:numPr>
+        <w:rPr>
+          <w:sz w:val="28"/>
+          <w:szCs w:val="28"/>
+        </w:rPr>
+      </w:pPr>
+      <w:r>
+        <w:rPr>
+          <w:sz w:val="28"/>
+          <w:szCs w:val="28"/>
+        </w:rPr>
+        <w:t>Siamo entrati nella root directory con  “cd /”</w:t>
+      </w:r>
+    </w:p>
+    <w:p>
+      <w:pPr>
+        <w:pStyle w:val="ListParagraph"/>
+        <w:numPr>
+          <w:ilvl w:val="0"/>
+          <w:numId w:val="10"/>
+        </w:numPr>
+        <w:rPr>
+          <w:sz w:val="28"/>
+          <w:szCs w:val="28"/>
+        </w:rPr>
+      </w:pPr>
+      <w:r>
+        <w:rPr>
+          <w:sz w:val="28"/>
+          <w:szCs w:val="28"/>
+        </w:rPr>
+        <w:t>Abbiamo mostrato tutte le cartelle nell root directory /.</w:t>
+      </w:r>
+    </w:p>
+    <w:p>
+      <w:pPr>
+        <w:pStyle w:val="ListParagraph"/>
+        <w:numPr>
+          <w:ilvl w:val="0"/>
+          <w:numId w:val="10"/>
+        </w:numPr>
+        <w:rPr>
+          <w:sz w:val="28"/>
+          <w:szCs w:val="28"/>
+        </w:rPr>
+      </w:pPr>
+      <w:r>
+        <w:rPr>
+          <w:sz w:val="28"/>
+          <w:szCs w:val="28"/>
+        </w:rPr>
+        <w:t>Tra queste, abbiamo la home directory</w:t>
+      </w:r>
+    </w:p>
+    <w:p>
+      <w:pPr>
+        <w:pStyle w:val="ListParagraph"/>
+        <w:numPr>
+          <w:ilvl w:val="0"/>
+          <w:numId w:val="10"/>
+        </w:numPr>
+        <w:rPr>
+          <w:sz w:val="28"/>
+          <w:szCs w:val="28"/>
+        </w:rPr>
+      </w:pPr>
+      <w:r>
+        <w:rPr>
+          <w:sz w:val="28"/>
+          <w:szCs w:val="28"/>
+        </w:rPr>
+        <w:t>Entriamo dentro di essa con “cd home”</w:t>
+      </w:r>
+    </w:p>
+    <w:p>
+      <w:pPr>
+        <w:pStyle w:val="ListParagraph"/>
+        <w:numPr>
+          <w:ilvl w:val="0"/>
+          <w:numId w:val="10"/>
+        </w:numPr>
+        <w:rPr>
+          <w:sz w:val="28"/>
+          <w:szCs w:val="28"/>
+        </w:rPr>
+      </w:pPr>
+      <w:r>
+        <w:rPr>
+          <w:sz w:val="28"/>
+          <w:szCs w:val="28"/>
+        </w:rPr>
+        <w:t>Mostriamo la lista dei file in /root/home. Essi sono tutti gli utenti del sistema. Nel nostro esempio abbiamo un solo utente, ed è l’utente nel quale ci troviamo ora</w:t>
+      </w:r>
+    </w:p>
+    <w:p>
+      <w:pPr>
+        <w:pStyle w:val="ListParagraph"/>
+        <w:numPr>
+          <w:ilvl w:val="0"/>
+          <w:numId w:val="10"/>
+        </w:numPr>
+        <w:rPr>
+          <w:sz w:val="28"/>
+          <w:szCs w:val="28"/>
+        </w:rPr>
+      </w:pPr>
+      <w:r>
+        <w:rPr>
+          <w:sz w:val="28"/>
+          <w:szCs w:val="28"/>
+        </w:rPr>
+        <w:t>Entriamo all’interno dell’utente jack1989 con “cd jack1989”.</w:t>
+      </w:r>
+    </w:p>
+    <w:p>
+      <w:pPr>
+        <w:pStyle w:val="ListParagraph"/>
+        <w:numPr>
+          <w:ilvl w:val="0"/>
+          <w:numId w:val="10"/>
+        </w:numPr>
+        <w:rPr>
+          <w:sz w:val="28"/>
+          <w:szCs w:val="28"/>
+        </w:rPr>
+      </w:pPr>
+      <w:r>
+        <w:rPr>
+          <w:sz w:val="28"/>
+          <w:szCs w:val="28"/>
+        </w:rPr>
+        <w:t>Con ls mostriamo tutti i file e le cartelle che appartengono all’utente jack1989</w:t>
+      </w:r>
+    </w:p>
+    <w:p>
+      <w:pPr>
+        <w:rPr>
+          <w:sz w:val="28"/>
+          <w:szCs w:val="28"/>
+        </w:rPr>
+      </w:pPr>
+    </w:p>
+    <w:p>
+      <w:pPr>
+        <w:jc w:val="center"/>
+        <w:rPr>
+          <w:b/>
+          <w:bCs/>
+          <w:color w:val="0070C0"/>
+          <w:sz w:val="32"/>
+          <w:szCs w:val="32"/>
+        </w:rPr>
+      </w:pPr>
+      <w:r>
+        <w:rPr>
+          <w:b/>
+          <w:bCs/>
+          <w:color w:val="0070C0"/>
+          <w:sz w:val="32"/>
+          <w:szCs w:val="32"/>
+        </w:rPr>
+        <w:t>PWD COMMAND</w:t>
+      </w:r>
+    </w:p>
+    <w:p>
+      <w:pPr>
+        <w:rPr>
+          <w:sz w:val="28"/>
+          <w:szCs w:val="28"/>
+        </w:rPr>
+      </w:pPr>
+      <w:r>
+        <w:rPr>
+          <w:sz w:val="28"/>
+          <w:szCs w:val="28"/>
+        </w:rPr>
+        <w:t>pwd è un comando informativo: ci dice dove ci troviamo. Non crea nessun cambiamento</w:t>
+      </w:r>
+      <w:r>
+        <w:rPr>
+          <w:sz w:val="28"/>
+          <w:szCs w:val="28"/>
+        </w:rPr>
+        <w:t xml:space="preserve"> </w:t>
+      </w:r>
+      <w:r>
+        <w:rPr>
+          <w:sz w:val="28"/>
+          <w:szCs w:val="28"/>
+        </w:rPr>
+        <w:t xml:space="preserve">a file, programmi etc. </w:t>
+      </w:r>
+    </w:p>
+    <w:p>
+      <w:pPr>
+        <w:rPr>
+          <w:sz w:val="28"/>
+          <w:szCs w:val="28"/>
+        </w:rPr>
+      </w:pPr>
+      <w:r>
+        <w:rPr>
+          <w:sz w:val="28"/>
+          <w:szCs w:val="28"/>
+        </w:rPr>
+        <w:lastRenderedPageBreak/>
+        <w:t>Per introdurre il comando pwd conviene ripassare un attimo echo $PATH:</w:t>
+      </w:r>
+    </w:p>
+    <w:p>
+      <w:pPr>
+        <w:rPr>
+          <w:sz w:val="28"/>
+          <w:szCs w:val="28"/>
+        </w:rPr>
+      </w:pPr>
+      <w:r>
+        <w:rPr>
+          <w:sz w:val="28"/>
+          <w:szCs w:val="28"/>
+        </w:rPr>
+        <w:t>echo $PATH mostra le directory nelle quali la shell cerca i programmi eseguibili. Non mostra tutte le directory del filesystem e non serve a capire dove ci troviamo.</w:t>
+      </w:r>
+    </w:p>
+    <w:p>
+      <w:pPr>
+        <w:rPr>
+          <w:sz w:val="28"/>
+          <w:szCs w:val="28"/>
+        </w:rPr>
+      </w:pPr>
+    </w:p>
+    <w:p>
+      <w:pPr>
+        <w:rPr>
+          <w:sz w:val="28"/>
+          <w:szCs w:val="28"/>
+        </w:rPr>
+      </w:pPr>
+    </w:p>
+    <w:p>
+      <w:pPr>
+        <w:rPr>
+          <w:sz w:val="28"/>
+          <w:szCs w:val="28"/>
+        </w:rPr>
+      </w:pPr>
+      <w:r>
+        <w:rPr>
+          <w:noProof/>
+          <w:sz w:val="28"/>
+          <w:szCs w:val="28"/>
+        </w:rPr>
+        <w:drawing>
+          <wp:inline distT="0" distB="0" distL="0" distR="0" wp14:anchorId="40102080" wp14:editId="7C5D6296">
+            <wp:extent cx="6120130" cy="4352925"/>
+            <wp:effectExtent l="0" t="0" r="0" b="9525"/>
+            <wp:docPr id="15" name="Picture 15"/>
+            <wp:cNvGraphicFramePr>
+              <a:graphicFrameLocks xmlns:a="http://schemas.openxmlformats.org/drawingml/2006/main" noChangeAspect="1"/>
+            </wp:cNvGraphicFramePr>
+            <a:graphic xmlns:a="http://schemas.openxmlformats.org/drawingml/2006/main">
+              <a:graphicData uri="http://schemas.openxmlformats.org/drawingml/2006/picture">
+                <pic:pic xmlns:pic="http://schemas.openxmlformats.org/drawingml/2006/picture">
+                  <pic:nvPicPr>
+                    <pic:cNvPr id="1" name=""/>
+                    <pic:cNvPicPr/>
+                  </pic:nvPicPr>
+                  <pic:blipFill>
+                    <a:blip r:embed="rId20"/>
+                    <a:stretch>
+                      <a:fillRect/>
+                    </a:stretch>
+                  </pic:blipFill>
+                  <pic:spPr>
+                    <a:xfrm>
+                      <a:off x="0" y="0"/>
+                      <a:ext cx="6120130" cy="4352925"/>
+                    </a:xfrm>
+                    <a:prstGeom prst="rect">
+                      <a:avLst/>
+                    </a:prstGeom>
+                  </pic:spPr>
+                </pic:pic>
+              </a:graphicData>
+            </a:graphic>
+          </wp:inline>
+        </w:drawing>
+      </w:r>
+    </w:p>
+    <w:p>
+      <w:pPr>
+        <w:rPr>
+          <w:b/>
+          <w:bCs/>
+          <w:color w:val="0070C0"/>
+        </w:rPr>
+      </w:pPr>
+    </w:p>
+    <w:p>
+      <w:pPr>
+        <w:rPr>
+          <w:sz w:val="28"/>
+          <w:szCs w:val="28"/>
+        </w:rPr>
+      </w:pPr>
+      <w:r>
+        <w:rPr>
+          <w:sz w:val="28"/>
+          <w:szCs w:val="28"/>
+        </w:rPr>
+        <w:t>Per capire in quale directory ci troviamo usiamo il comando/programma pwd:</w:t>
+      </w:r>
+    </w:p>
+    <w:p>
+      <w:pPr>
+        <w:rPr>
+          <w:sz w:val="28"/>
+          <w:szCs w:val="28"/>
+        </w:rPr>
+      </w:pPr>
+      <w:r>
+        <w:rPr>
+          <w:noProof/>
+          <w:sz w:val="28"/>
+          <w:szCs w:val="28"/>
+        </w:rPr>
+        <w:lastRenderedPageBreak/>
+        <w:drawing>
+          <wp:inline distT="0" distB="0" distL="0" distR="0" wp14:anchorId="3E57EBD9" wp14:editId="393ED269">
+            <wp:extent cx="6120130" cy="4402455"/>
+            <wp:effectExtent l="0" t="0" r="0" b="0"/>
+            <wp:docPr id="17" name="Picture 17"/>
+            <wp:cNvGraphicFramePr>
+              <a:graphicFrameLocks xmlns:a="http://schemas.openxmlformats.org/drawingml/2006/main" noChangeAspect="1"/>
+            </wp:cNvGraphicFramePr>
+            <a:graphic xmlns:a="http://schemas.openxmlformats.org/drawingml/2006/main">
+              <a:graphicData uri="http://schemas.openxmlformats.org/drawingml/2006/picture">
+                <pic:pic xmlns:pic="http://schemas.openxmlformats.org/drawingml/2006/picture">
+                  <pic:nvPicPr>
+                    <pic:cNvPr id="1" name=""/>
+                    <pic:cNvPicPr/>
+                  </pic:nvPicPr>
+                  <pic:blipFill>
+                    <a:blip r:embed="rId21"/>
+                    <a:stretch>
+                      <a:fillRect/>
+                    </a:stretch>
+                  </pic:blipFill>
+                  <pic:spPr>
+                    <a:xfrm>
+                      <a:off x="0" y="0"/>
                       <a:ext cx="6120130" cy="4402455"/>
                     </a:xfrm>
                     <a:prstGeom prst="rect">
@@ -5487,7 +5812,7 @@
                     <pic:cNvPicPr/>
                   </pic:nvPicPr>
                   <pic:blipFill>
-                    <a:blip r:embed="rId20"/>
+                    <a:blip r:embed="rId22"/>
                     <a:stretch>
                       <a:fillRect/>
                     </a:stretch>
@@ -5557,169 +5882,6 @@
             <wp:extent cx="6120130" cy="3615690"/>
             <wp:effectExtent l="0" t="0" r="0" b="3810"/>
             <wp:docPr id="19" name="Picture 19"/>
-            <wp:cNvGraphicFramePr>
-              <a:graphicFrameLocks xmlns:a="http://schemas.openxmlformats.org/drawingml/2006/main" noChangeAspect="1"/>
-            </wp:cNvGraphicFramePr>
-            <a:graphic xmlns:a="http://schemas.openxmlformats.org/drawingml/2006/main">
-              <a:graphicData uri="http://schemas.openxmlformats.org/drawingml/2006/picture">
-                <pic:pic xmlns:pic="http://schemas.openxmlformats.org/drawingml/2006/picture">
-                  <pic:nvPicPr>
-                    <pic:cNvPr id="1" name=""/>
-                    <pic:cNvPicPr/>
-                  </pic:nvPicPr>
-                  <pic:blipFill>
-                    <a:blip r:embed="rId21"/>
-                    <a:stretch>
-                      <a:fillRect/>
-                    </a:stretch>
-                  </pic:blipFill>
-                  <pic:spPr>
-                    <a:xfrm>
-                      <a:off x="0" y="0"/>
-                      <a:ext cx="6120130" cy="3615690"/>
-                    </a:xfrm>
-                    <a:prstGeom prst="rect">
-                      <a:avLst/>
-                    </a:prstGeom>
-                  </pic:spPr>
-                </pic:pic>
-              </a:graphicData>
-            </a:graphic>
-          </wp:inline>
-        </w:drawing>
-      </w:r>
-    </w:p>
-    <w:p>
-      <w:pPr>
-        <w:rPr>
-          <w:sz w:val="28"/>
-          <w:szCs w:val="28"/>
-        </w:rPr>
-      </w:pPr>
-    </w:p>
-    <w:p>
-      <w:pPr>
-        <w:rPr>
-          <w:sz w:val="28"/>
-          <w:szCs w:val="28"/>
-        </w:rPr>
-      </w:pPr>
-      <w:r>
-        <w:rPr>
-          <w:sz w:val="28"/>
-          <w:szCs w:val="28"/>
-        </w:rPr>
-        <w:t>Clicchiamo su “Open in Terminal”:</w:t>
-      </w:r>
-    </w:p>
-    <w:p>
-      <w:pPr>
-        <w:rPr>
-          <w:sz w:val="28"/>
-          <w:szCs w:val="28"/>
-        </w:rPr>
-      </w:pPr>
-    </w:p>
-    <w:p>
-      <w:pPr>
-        <w:rPr>
-          <w:sz w:val="28"/>
-          <w:szCs w:val="28"/>
-        </w:rPr>
-      </w:pPr>
-      <w:r>
-        <w:rPr>
-          <w:noProof/>
-          <w:sz w:val="28"/>
-          <w:szCs w:val="28"/>
-        </w:rPr>
-        <w:drawing>
-          <wp:inline distT="0" distB="0" distL="0" distR="0" wp14:anchorId="0BFF24F4" wp14:editId="05BD76FA">
-            <wp:extent cx="6120130" cy="4272280"/>
-            <wp:effectExtent l="0" t="0" r="0" b="0"/>
-            <wp:docPr id="20" name="Picture 20"/>
-            <wp:cNvGraphicFramePr>
-              <a:graphicFrameLocks xmlns:a="http://schemas.openxmlformats.org/drawingml/2006/main" noChangeAspect="1"/>
-            </wp:cNvGraphicFramePr>
-            <a:graphic xmlns:a="http://schemas.openxmlformats.org/drawingml/2006/main">
-              <a:graphicData uri="http://schemas.openxmlformats.org/drawingml/2006/picture">
-                <pic:pic xmlns:pic="http://schemas.openxmlformats.org/drawingml/2006/picture">
-                  <pic:nvPicPr>
-                    <pic:cNvPr id="1" name=""/>
-                    <pic:cNvPicPr/>
-                  </pic:nvPicPr>
-                  <pic:blipFill>
-                    <a:blip r:embed="rId22"/>
-                    <a:stretch>
-                      <a:fillRect/>
-                    </a:stretch>
-                  </pic:blipFill>
-                  <pic:spPr>
-                    <a:xfrm>
-                      <a:off x="0" y="0"/>
-                      <a:ext cx="6120130" cy="4272280"/>
-                    </a:xfrm>
-                    <a:prstGeom prst="rect">
-                      <a:avLst/>
-                    </a:prstGeom>
-                  </pic:spPr>
-                </pic:pic>
-              </a:graphicData>
-            </a:graphic>
-          </wp:inline>
-        </w:drawing>
-      </w:r>
-    </w:p>
-    <w:p>
-      <w:pPr>
-        <w:rPr>
-          <w:sz w:val="28"/>
-          <w:szCs w:val="28"/>
-        </w:rPr>
-      </w:pPr>
-    </w:p>
-    <w:p>
-      <w:pPr>
-        <w:rPr>
-          <w:sz w:val="28"/>
-          <w:szCs w:val="28"/>
-        </w:rPr>
-      </w:pPr>
-      <w:r>
-        <w:rPr>
-          <w:sz w:val="28"/>
-          <w:szCs w:val="28"/>
-        </w:rPr>
-        <w:t>Scrivendo il comando pwd:</w:t>
-      </w:r>
-    </w:p>
-    <w:p>
-      <w:pPr>
-        <w:rPr>
-          <w:sz w:val="28"/>
-          <w:szCs w:val="28"/>
-        </w:rPr>
-      </w:pPr>
-    </w:p>
-    <w:p>
-      <w:pPr>
-        <w:rPr>
-          <w:sz w:val="28"/>
-          <w:szCs w:val="28"/>
-        </w:rPr>
-      </w:pPr>
-      <w:r>
-        <w:rPr>
-          <w:noProof/>
-          <w:sz w:val="28"/>
-          <w:szCs w:val="28"/>
-        </w:rPr>
-        <w:lastRenderedPageBreak/>
-        <w:drawing>
-          <wp:inline distT="0" distB="0" distL="0" distR="0" wp14:anchorId="23CAB66F" wp14:editId="18FBD4DB">
-            <wp:extent cx="6120130" cy="4431030"/>
-            <wp:effectExtent l="0" t="0" r="0" b="7620"/>
-            <wp:docPr id="21" name="Picture 21"/>
             <wp:cNvGraphicFramePr>
               <a:graphicFrameLocks xmlns:a="http://schemas.openxmlformats.org/drawingml/2006/main" noChangeAspect="1"/>
             </wp:cNvGraphicFramePr>
@@ -5739,7 +5901,7 @@
                   <pic:spPr>
                     <a:xfrm>
                       <a:off x="0" y="0"/>
-                      <a:ext cx="6120130" cy="4431030"/>
+                      <a:ext cx="6120130" cy="3615690"/>
                     </a:xfrm>
                     <a:prstGeom prst="rect">
                       <a:avLst/>
@@ -5765,130 +5927,14 @@
         <w:rPr>
           <w:sz w:val="28"/>
           <w:szCs w:val="28"/>
-          <w:lang w:val="en-US"/>
-        </w:rPr>
-      </w:pPr>
-      <w:r>
-        <w:rPr>
-          <w:sz w:val="28"/>
-          <w:szCs w:val="28"/>
-          <w:lang w:val="en-US"/>
-        </w:rPr>
-        <w:t xml:space="preserve">Il path /home/jack1989/Documents/CIAOOOO è </w:t>
-      </w:r>
-      <w:proofErr w:type="spellStart"/>
-      <w:r>
-        <w:rPr>
-          <w:sz w:val="28"/>
-          <w:szCs w:val="28"/>
-          <w:lang w:val="en-US"/>
-        </w:rPr>
-        <w:t>chiamato</w:t>
-      </w:r>
-      <w:proofErr w:type="spellEnd"/>
-      <w:r>
-        <w:rPr>
-          <w:sz w:val="28"/>
-          <w:szCs w:val="28"/>
-          <w:lang w:val="en-US"/>
-        </w:rPr>
-        <w:t xml:space="preserve"> FULL PAT</w:t>
-      </w:r>
-      <w:r>
-        <w:rPr>
-          <w:sz w:val="28"/>
-          <w:szCs w:val="28"/>
-          <w:lang w:val="en-US"/>
-        </w:rPr>
-        <w:t>H.</w:t>
-      </w:r>
-    </w:p>
-    <w:p>
-      <w:pPr>
-        <w:rPr>
-          <w:sz w:val="28"/>
-          <w:szCs w:val="28"/>
-          <w:lang w:val="en-US"/>
-        </w:rPr>
-      </w:pPr>
-    </w:p>
-    <w:p>
-      <w:pPr>
-        <w:jc w:val="center"/>
-        <w:rPr>
-          <w:b/>
-          <w:bCs/>
-          <w:color w:val="0070C0"/>
-          <w:sz w:val="32"/>
-          <w:szCs w:val="32"/>
-        </w:rPr>
-      </w:pPr>
-      <w:r>
-        <w:rPr>
-          <w:b/>
-          <w:bCs/>
-          <w:color w:val="0070C0"/>
-          <w:sz w:val="32"/>
-          <w:szCs w:val="32"/>
-        </w:rPr>
-        <w:t xml:space="preserve">LS </w:t>
-      </w:r>
-      <w:r>
-        <w:rPr>
-          <w:b/>
-          <w:bCs/>
-          <w:color w:val="0070C0"/>
-          <w:sz w:val="32"/>
-          <w:szCs w:val="32"/>
-        </w:rPr>
-        <w:t xml:space="preserve">e CD </w:t>
-      </w:r>
-      <w:r>
-        <w:rPr>
-          <w:b/>
-          <w:bCs/>
-          <w:color w:val="0070C0"/>
-          <w:sz w:val="32"/>
-          <w:szCs w:val="32"/>
-        </w:rPr>
-        <w:t>COMMAND</w:t>
-      </w:r>
-      <w:r>
-        <w:rPr>
-          <w:b/>
-          <w:bCs/>
-          <w:color w:val="0070C0"/>
-          <w:sz w:val="32"/>
-          <w:szCs w:val="32"/>
-        </w:rPr>
-        <w:t>S</w:t>
-      </w:r>
-    </w:p>
-    <w:p>
-      <w:pPr>
-        <w:jc w:val="center"/>
-        <w:rPr>
-          <w:b/>
-          <w:bCs/>
-          <w:color w:val="0070C0"/>
-          <w:sz w:val="32"/>
-          <w:szCs w:val="32"/>
-        </w:rPr>
-      </w:pPr>
-    </w:p>
-    <w:p>
-      <w:pPr>
-        <w:rPr>
-          <w:sz w:val="28"/>
-          <w:szCs w:val="28"/>
-        </w:rPr>
-      </w:pPr>
-      <w:r>
-        <w:rPr>
-          <w:sz w:val="28"/>
-          <w:szCs w:val="28"/>
-        </w:rPr>
-        <w:t>Ls mostra la lista di cartelle e files che si trovano nella home directory dell’account nel quale mi trovo. Quindi, se apro il terminale e digito ls, ottengo la lista di file e cartelle presenti in /home/jack1989.</w:t>
+        </w:rPr>
+      </w:pPr>
+      <w:r>
+        <w:rPr>
+          <w:sz w:val="28"/>
+          <w:szCs w:val="28"/>
+        </w:rPr>
+        <w:t>Clicchiamo su “Open in Terminal”:</w:t>
       </w:r>
     </w:p>
     <w:p>
@@ -5912,12 +5958,11 @@
           <w:sz w:val="28"/>
           <w:szCs w:val="28"/>
         </w:rPr>
-        <w:lastRenderedPageBreak/>
         <w:drawing>
-          <wp:inline distT="0" distB="0" distL="0" distR="0" wp14:anchorId="4CDFC806" wp14:editId="629233C5">
-            <wp:extent cx="6120130" cy="4429125"/>
-            <wp:effectExtent l="0" t="0" r="0" b="9525"/>
-            <wp:docPr id="22" name="Picture 22"/>
+          <wp:inline distT="0" distB="0" distL="0" distR="0" wp14:anchorId="0BFF24F4" wp14:editId="05BD76FA">
+            <wp:extent cx="6120130" cy="4272280"/>
+            <wp:effectExtent l="0" t="0" r="0" b="0"/>
+            <wp:docPr id="20" name="Picture 20"/>
             <wp:cNvGraphicFramePr>
               <a:graphicFrameLocks xmlns:a="http://schemas.openxmlformats.org/drawingml/2006/main" noChangeAspect="1"/>
             </wp:cNvGraphicFramePr>
@@ -5937,7 +5982,7 @@
                   <pic:spPr>
                     <a:xfrm>
                       <a:off x="0" y="0"/>
-                      <a:ext cx="6120130" cy="4429125"/>
+                      <a:ext cx="6120130" cy="4272280"/>
                     </a:xfrm>
                     <a:prstGeom prst="rect">
                       <a:avLst/>
@@ -5970,14 +6015,7 @@
           <w:sz w:val="28"/>
           <w:szCs w:val="28"/>
         </w:rPr>
-        <w:t xml:space="preserve">Entriamo dentro una delle cartelle </w:t>
-      </w:r>
-      <w:r>
-        <w:rPr>
-          <w:sz w:val="28"/>
-          <w:szCs w:val="28"/>
-        </w:rPr>
-        <w:t>utilizzando il comando cd (change directory):</w:t>
+        <w:t>Scrivendo il comando pwd:</w:t>
       </w:r>
     </w:p>
     <w:p>
@@ -6003,10 +6041,10 @@
         </w:rPr>
         <w:lastRenderedPageBreak/>
         <w:drawing>
-          <wp:inline distT="0" distB="0" distL="0" distR="0" wp14:anchorId="43BF2338" wp14:editId="11B28733">
-            <wp:extent cx="6120130" cy="4351655"/>
-            <wp:effectExtent l="0" t="0" r="0" b="0"/>
-            <wp:docPr id="24" name="Picture 24"/>
+          <wp:inline distT="0" distB="0" distL="0" distR="0" wp14:anchorId="23CAB66F" wp14:editId="18FBD4DB">
+            <wp:extent cx="6120130" cy="4431030"/>
+            <wp:effectExtent l="0" t="0" r="0" b="7620"/>
+            <wp:docPr id="21" name="Picture 21"/>
             <wp:cNvGraphicFramePr>
               <a:graphicFrameLocks xmlns:a="http://schemas.openxmlformats.org/drawingml/2006/main" noChangeAspect="1"/>
             </wp:cNvGraphicFramePr>
@@ -6026,7 +6064,7 @@
                   <pic:spPr>
                     <a:xfrm>
                       <a:off x="0" y="0"/>
-                      <a:ext cx="6120130" cy="4351655"/>
+                      <a:ext cx="6120130" cy="4431030"/>
                     </a:xfrm>
                     <a:prstGeom prst="rect">
                       <a:avLst/>
@@ -6052,149 +6090,139 @@
         <w:rPr>
           <w:sz w:val="28"/>
           <w:szCs w:val="28"/>
-        </w:rPr>
-      </w:pPr>
-      <w:r>
-        <w:rPr>
-          <w:sz w:val="28"/>
-          <w:szCs w:val="28"/>
-        </w:rPr>
-        <w:t>Abbiamo così navigato nella cartella Documents dell’utente jack1989:</w:t>
-      </w:r>
-    </w:p>
-    <w:p>
-      <w:pPr>
-        <w:rPr>
-          <w:sz w:val="28"/>
-          <w:szCs w:val="28"/>
-        </w:rPr>
-      </w:pPr>
-    </w:p>
-    <w:p>
-      <w:pPr>
-        <w:rPr>
-          <w:sz w:val="28"/>
-          <w:szCs w:val="28"/>
-        </w:rPr>
-      </w:pPr>
-      <w:r>
-        <w:rPr>
-          <w:sz w:val="28"/>
-          <w:szCs w:val="28"/>
           <w:lang w:val="en-US"/>
         </w:rPr>
-        <w:t>/home/jack1989/</w:t>
-      </w:r>
+      </w:pPr>
       <w:r>
         <w:rPr>
           <w:sz w:val="28"/>
           <w:szCs w:val="28"/>
           <w:lang w:val="en-US"/>
         </w:rPr>
-        <w:t>Documents/CIAOOOO/C</w:t>
-      </w:r>
+        <w:t xml:space="preserve">Il path /home/jack1989/Documents/CIAOOOO è </w:t>
+      </w:r>
+      <w:proofErr w:type="spellStart"/>
       <w:r>
         <w:rPr>
           <w:sz w:val="28"/>
           <w:szCs w:val="28"/>
           <w:lang w:val="en-US"/>
         </w:rPr>
-        <w:t xml:space="preserve">RICRA. </w:t>
-      </w:r>
-      <w:r>
-        <w:rPr>
-          <w:sz w:val="28"/>
-          <w:szCs w:val="28"/>
-        </w:rPr>
-        <w:t>In CRICRA non ci s</w:t>
-      </w:r>
-      <w:r>
-        <w:rPr>
-          <w:sz w:val="28"/>
-          <w:szCs w:val="28"/>
-        </w:rPr>
-        <w:t xml:space="preserve">ono ne files ne cartelle </w:t>
-      </w:r>
-      <w:r>
-        <w:rPr>
-          <w:sz w:val="28"/>
-          <w:szCs w:val="28"/>
-        </w:rPr>
-        <w:sym w:font="Wingdings" w:char="F0E8"/>
-      </w:r>
-      <w:r>
-        <w:rPr>
-          <w:sz w:val="28"/>
-          <w:szCs w:val="28"/>
-        </w:rPr>
-        <w:t xml:space="preserve"> ls non mostrerà nulla.</w:t>
-      </w:r>
-    </w:p>
-    <w:p>
-      <w:pPr>
-        <w:rPr>
-          <w:sz w:val="28"/>
-          <w:szCs w:val="28"/>
-        </w:rPr>
-      </w:pPr>
-    </w:p>
-    <w:p>
-      <w:pPr>
-        <w:rPr>
-          <w:sz w:val="28"/>
-          <w:szCs w:val="28"/>
-        </w:rPr>
-      </w:pPr>
-      <w:r>
-        <w:rPr>
-          <w:sz w:val="28"/>
-          <w:szCs w:val="28"/>
-        </w:rPr>
-        <w:t>Possiamo anche tornare indietro. Se dalla cartella CRICRA vogliamo tornare alla cartella CIAOOOO, è sufficiente scrivere cd ../:</w:t>
-      </w:r>
-    </w:p>
-    <w:p>
-      <w:pPr>
-        <w:rPr>
-          <w:sz w:val="28"/>
-          <w:szCs w:val="28"/>
-        </w:rPr>
-      </w:pPr>
-      <w:r>
-        <w:rPr>
-          <w:sz w:val="28"/>
-          <w:szCs w:val="28"/>
-        </w:rPr>
-        <w:t xml:space="preserve">Se vogliamo tornare indietro di due cartelle, e quindi passare da </w:t>
-      </w:r>
-      <w:r>
-        <w:rPr>
-          <w:sz w:val="28"/>
-          <w:szCs w:val="28"/>
-        </w:rPr>
-        <w:t>/home/jack1989/Documents/CIAOOOO/</w:t>
-      </w:r>
-      <w:r>
-        <w:rPr>
-          <w:sz w:val="28"/>
-          <w:szCs w:val="28"/>
-        </w:rPr>
-        <w:t xml:space="preserve"> a </w:t>
-      </w:r>
-      <w:r>
-        <w:rPr>
-          <w:sz w:val="28"/>
-          <w:szCs w:val="28"/>
-        </w:rPr>
-        <w:t>/home/jack1989</w:t>
-      </w:r>
-      <w:r>
-        <w:rPr>
-          <w:sz w:val="28"/>
-          <w:szCs w:val="28"/>
-        </w:rPr>
-        <w:t>:</w:t>
-      </w:r>
+        <w:t>chiamato</w:t>
+      </w:r>
+      <w:proofErr w:type="spellEnd"/>
+      <w:r>
+        <w:rPr>
+          <w:sz w:val="28"/>
+          <w:szCs w:val="28"/>
+          <w:lang w:val="en-US"/>
+        </w:rPr>
+        <w:t xml:space="preserve"> FULL PAT</w:t>
+      </w:r>
+      <w:r>
+        <w:rPr>
+          <w:sz w:val="28"/>
+          <w:szCs w:val="28"/>
+          <w:lang w:val="en-US"/>
+        </w:rPr>
+        <w:t>H.</w:t>
+      </w:r>
+    </w:p>
+    <w:p>
+      <w:pPr>
+        <w:rPr>
+          <w:sz w:val="28"/>
+          <w:szCs w:val="28"/>
+          <w:lang w:val="en-US"/>
+        </w:rPr>
+      </w:pPr>
+    </w:p>
+    <w:p>
+      <w:pPr>
+        <w:jc w:val="center"/>
+        <w:rPr>
+          <w:b/>
+          <w:bCs/>
+          <w:color w:val="0070C0"/>
+          <w:sz w:val="32"/>
+          <w:szCs w:val="32"/>
+        </w:rPr>
+      </w:pPr>
+      <w:r>
+        <w:rPr>
+          <w:b/>
+          <w:bCs/>
+          <w:color w:val="0070C0"/>
+          <w:sz w:val="32"/>
+          <w:szCs w:val="32"/>
+        </w:rPr>
+        <w:t xml:space="preserve">LS </w:t>
+      </w:r>
+      <w:r>
+        <w:rPr>
+          <w:b/>
+          <w:bCs/>
+          <w:color w:val="0070C0"/>
+          <w:sz w:val="32"/>
+          <w:szCs w:val="32"/>
+        </w:rPr>
+        <w:t xml:space="preserve">e CD </w:t>
+      </w:r>
+      <w:r>
+        <w:rPr>
+          <w:b/>
+          <w:bCs/>
+          <w:color w:val="0070C0"/>
+          <w:sz w:val="32"/>
+          <w:szCs w:val="32"/>
+        </w:rPr>
+        <w:t>COMMAND</w:t>
+      </w:r>
+      <w:r>
+        <w:rPr>
+          <w:b/>
+          <w:bCs/>
+          <w:color w:val="0070C0"/>
+          <w:sz w:val="32"/>
+          <w:szCs w:val="32"/>
+        </w:rPr>
+        <w:t>S</w:t>
+      </w:r>
+    </w:p>
+    <w:p>
+      <w:pPr>
+        <w:jc w:val="center"/>
+        <w:rPr>
+          <w:b/>
+          <w:bCs/>
+          <w:color w:val="0070C0"/>
+          <w:sz w:val="32"/>
+          <w:szCs w:val="32"/>
+        </w:rPr>
+      </w:pPr>
+    </w:p>
+    <w:p>
+      <w:pPr>
+        <w:rPr>
+          <w:sz w:val="28"/>
+          <w:szCs w:val="28"/>
+        </w:rPr>
+      </w:pPr>
+      <w:r>
+        <w:rPr>
+          <w:sz w:val="28"/>
+          <w:szCs w:val="28"/>
+        </w:rPr>
+        <w:t>Ls mostra la lista di cartelle e files che si trovano nella home directory dell’account nel quale mi trovo. Quindi, se apro il terminale e digito ls, ottengo la lista di file e cartelle presenti in /home/jack1989.</w:t>
+      </w:r>
+    </w:p>
+    <w:p>
+      <w:pPr>
+        <w:rPr>
+          <w:sz w:val="28"/>
+          <w:szCs w:val="28"/>
+        </w:rPr>
+      </w:pPr>
     </w:p>
     <w:p>
       <w:pPr>
@@ -6211,10 +6239,10 @@
         </w:rPr>
         <w:lastRenderedPageBreak/>
         <w:drawing>
-          <wp:inline distT="0" distB="0" distL="0" distR="0" wp14:anchorId="0D9E37BB" wp14:editId="1AF7D91F">
-            <wp:extent cx="6120130" cy="1837055"/>
-            <wp:effectExtent l="0" t="0" r="0" b="0"/>
-            <wp:docPr id="25" name="Picture 25"/>
+          <wp:inline distT="0" distB="0" distL="0" distR="0" wp14:anchorId="4CDFC806" wp14:editId="629233C5">
+            <wp:extent cx="6120130" cy="4429125"/>
+            <wp:effectExtent l="0" t="0" r="0" b="9525"/>
+            <wp:docPr id="22" name="Picture 22"/>
             <wp:cNvGraphicFramePr>
               <a:graphicFrameLocks xmlns:a="http://schemas.openxmlformats.org/drawingml/2006/main" noChangeAspect="1"/>
             </wp:cNvGraphicFramePr>
@@ -6234,7 +6262,7 @@
                   <pic:spPr>
                     <a:xfrm>
                       <a:off x="0" y="0"/>
-                      <a:ext cx="6120130" cy="1837055"/>
+                      <a:ext cx="6120130" cy="4429125"/>
                     </a:xfrm>
                     <a:prstGeom prst="rect">
                       <a:avLst/>
@@ -6267,74 +6295,23 @@
           <w:sz w:val="28"/>
           <w:szCs w:val="28"/>
         </w:rPr>
-        <w:t>Con ls possiamo anche vedere cosa abbiamo in una cartella senza trovarcisi dentro.</w:t>
-      </w:r>
-    </w:p>
-    <w:p>
-      <w:pPr>
-        <w:rPr>
-          <w:sz w:val="28"/>
-          <w:szCs w:val="28"/>
-        </w:rPr>
-      </w:pPr>
-    </w:p>
-    <w:p>
-      <w:pPr>
-        <w:rPr>
-          <w:sz w:val="28"/>
-          <w:szCs w:val="28"/>
-        </w:rPr>
-      </w:pPr>
-      <w:r>
-        <w:rPr>
-          <w:sz w:val="28"/>
-          <w:szCs w:val="28"/>
-        </w:rPr>
-        <w:t xml:space="preserve">Creiamo altre due cartelle in Documenti. </w:t>
-      </w:r>
-    </w:p>
-    <w:p>
-      <w:pPr>
-        <w:rPr>
-          <w:sz w:val="28"/>
-          <w:szCs w:val="28"/>
-        </w:rPr>
-      </w:pPr>
-      <w:r>
-        <w:rPr>
-          <w:sz w:val="28"/>
-          <w:szCs w:val="28"/>
-        </w:rPr>
-        <w:t>Per vedere quali sono, possiamo:</w:t>
-      </w:r>
-    </w:p>
-    <w:p>
-      <w:pPr>
-        <w:rPr>
-          <w:sz w:val="28"/>
-          <w:szCs w:val="28"/>
-        </w:rPr>
-      </w:pPr>
-    </w:p>
-    <w:p>
-      <w:pPr>
-        <w:pStyle w:val="ListParagraph"/>
-        <w:numPr>
-          <w:ilvl w:val="0"/>
-          <w:numId w:val="8"/>
-        </w:numPr>
-        <w:rPr>
-          <w:sz w:val="28"/>
-          <w:szCs w:val="28"/>
-        </w:rPr>
-      </w:pPr>
-      <w:r>
-        <w:rPr>
-          <w:sz w:val="28"/>
-          <w:szCs w:val="28"/>
-        </w:rPr>
-        <w:t>Entrare in documenti:</w:t>
-      </w:r>
+        <w:t xml:space="preserve">Entriamo dentro una delle cartelle </w:t>
+      </w:r>
+      <w:r>
+        <w:rPr>
+          <w:sz w:val="28"/>
+          <w:szCs w:val="28"/>
+        </w:rPr>
+        <w:t>utilizzando il comando cd (change directory):</w:t>
+      </w:r>
+    </w:p>
+    <w:p>
+      <w:pPr>
+        <w:rPr>
+          <w:sz w:val="28"/>
+          <w:szCs w:val="28"/>
+        </w:rPr>
+      </w:pPr>
     </w:p>
     <w:p>
       <w:pPr>
@@ -6349,11 +6326,12 @@
           <w:sz w:val="28"/>
           <w:szCs w:val="28"/>
         </w:rPr>
+        <w:lastRenderedPageBreak/>
         <w:drawing>
-          <wp:inline distT="0" distB="0" distL="0" distR="0" wp14:anchorId="179AFBB1" wp14:editId="17427031">
-            <wp:extent cx="6120130" cy="4411345"/>
-            <wp:effectExtent l="0" t="0" r="0" b="8255"/>
-            <wp:docPr id="26" name="Picture 26"/>
+          <wp:inline distT="0" distB="0" distL="0" distR="0" wp14:anchorId="43BF2338" wp14:editId="11B28733">
+            <wp:extent cx="6120130" cy="4351655"/>
+            <wp:effectExtent l="0" t="0" r="0" b="0"/>
+            <wp:docPr id="24" name="Picture 24"/>
             <wp:cNvGraphicFramePr>
               <a:graphicFrameLocks xmlns:a="http://schemas.openxmlformats.org/drawingml/2006/main" noChangeAspect="1"/>
             </wp:cNvGraphicFramePr>
@@ -6373,7 +6351,7 @@
                   <pic:spPr>
                     <a:xfrm>
                       <a:off x="0" y="0"/>
-                      <a:ext cx="6120130" cy="4411345"/>
+                      <a:ext cx="6120130" cy="4351655"/>
                     </a:xfrm>
                     <a:prstGeom prst="rect">
                       <a:avLst/>
@@ -6388,51 +6366,180 @@
     </w:p>
     <w:p>
       <w:pPr>
-        <w:pStyle w:val="ListParagraph"/>
-        <w:numPr>
-          <w:ilvl w:val="0"/>
-          <w:numId w:val="8"/>
-        </w:numPr>
-        <w:rPr>
-          <w:sz w:val="28"/>
-          <w:szCs w:val="28"/>
-        </w:rPr>
-      </w:pPr>
-      <w:r>
-        <w:rPr>
+        <w:rPr>
+          <w:sz w:val="28"/>
+          <w:szCs w:val="28"/>
+        </w:rPr>
+      </w:pPr>
+    </w:p>
+    <w:p>
+      <w:pPr>
+        <w:rPr>
+          <w:sz w:val="28"/>
+          <w:szCs w:val="28"/>
+        </w:rPr>
+      </w:pPr>
+      <w:r>
+        <w:rPr>
+          <w:sz w:val="28"/>
+          <w:szCs w:val="28"/>
+        </w:rPr>
+        <w:t>Abbiamo così navigato nella cartella Documents dell’utente jack1989:</w:t>
+      </w:r>
+    </w:p>
+    <w:p>
+      <w:pPr>
+        <w:rPr>
+          <w:sz w:val="28"/>
+          <w:szCs w:val="28"/>
+        </w:rPr>
+      </w:pPr>
+    </w:p>
+    <w:p>
+      <w:pPr>
+        <w:rPr>
+          <w:sz w:val="28"/>
+          <w:szCs w:val="28"/>
+        </w:rPr>
+      </w:pPr>
+      <w:r>
+        <w:rPr>
+          <w:sz w:val="28"/>
+          <w:szCs w:val="28"/>
+          <w:lang w:val="en-US"/>
+        </w:rPr>
+        <w:t>/home/jack1989/</w:t>
+      </w:r>
+      <w:r>
+        <w:rPr>
+          <w:sz w:val="28"/>
+          <w:szCs w:val="28"/>
+          <w:lang w:val="en-US"/>
+        </w:rPr>
+        <w:t>Documents/CIAOOOO/C</w:t>
+      </w:r>
+      <w:r>
+        <w:rPr>
+          <w:sz w:val="28"/>
+          <w:szCs w:val="28"/>
+          <w:lang w:val="en-US"/>
+        </w:rPr>
+        <w:t xml:space="preserve">RICRA. </w:t>
+      </w:r>
+      <w:r>
+        <w:rPr>
+          <w:sz w:val="28"/>
+          <w:szCs w:val="28"/>
+        </w:rPr>
+        <w:t>In CRICRA non ci s</w:t>
+      </w:r>
+      <w:r>
+        <w:rPr>
+          <w:sz w:val="28"/>
+          <w:szCs w:val="28"/>
+        </w:rPr>
+        <w:t xml:space="preserve">ono ne files ne cartelle </w:t>
+      </w:r>
+      <w:r>
+        <w:rPr>
+          <w:sz w:val="28"/>
+          <w:szCs w:val="28"/>
+        </w:rPr>
+        <w:sym w:font="Wingdings" w:char="F0E8"/>
+      </w:r>
+      <w:r>
+        <w:rPr>
+          <w:sz w:val="28"/>
+          <w:szCs w:val="28"/>
+        </w:rPr>
+        <w:t xml:space="preserve"> ls non mostrerà nulla.</w:t>
+      </w:r>
+    </w:p>
+    <w:p>
+      <w:pPr>
+        <w:rPr>
+          <w:sz w:val="28"/>
+          <w:szCs w:val="28"/>
+        </w:rPr>
+      </w:pPr>
+    </w:p>
+    <w:p>
+      <w:pPr>
+        <w:rPr>
+          <w:sz w:val="28"/>
+          <w:szCs w:val="28"/>
+        </w:rPr>
+      </w:pPr>
+      <w:r>
+        <w:rPr>
+          <w:sz w:val="28"/>
+          <w:szCs w:val="28"/>
+        </w:rPr>
+        <w:t>Possiamo anche tornare indietro. Se dalla cartella CRICRA vogliamo tornare alla cartella CIAOOOO, è sufficiente scrivere cd ../:</w:t>
+      </w:r>
+    </w:p>
+    <w:p>
+      <w:pPr>
+        <w:rPr>
+          <w:sz w:val="28"/>
+          <w:szCs w:val="28"/>
+        </w:rPr>
+      </w:pPr>
+      <w:r>
+        <w:rPr>
+          <w:sz w:val="28"/>
+          <w:szCs w:val="28"/>
+        </w:rPr>
+        <w:t xml:space="preserve">Se vogliamo tornare indietro di due cartelle, e quindi passare da </w:t>
+      </w:r>
+      <w:r>
+        <w:rPr>
+          <w:sz w:val="28"/>
+          <w:szCs w:val="28"/>
+        </w:rPr>
+        <w:t>/home/jack1989/Documents/CIAOOOO/</w:t>
+      </w:r>
+      <w:r>
+        <w:rPr>
+          <w:sz w:val="28"/>
+          <w:szCs w:val="28"/>
+        </w:rPr>
+        <w:t xml:space="preserve"> a </w:t>
+      </w:r>
+      <w:r>
+        <w:rPr>
+          <w:sz w:val="28"/>
+          <w:szCs w:val="28"/>
+        </w:rPr>
+        <w:t>/home/jack1989</w:t>
+      </w:r>
+      <w:r>
+        <w:rPr>
+          <w:sz w:val="28"/>
+          <w:szCs w:val="28"/>
+        </w:rPr>
+        <w:t>:</w:t>
+      </w:r>
+    </w:p>
+    <w:p>
+      <w:pPr>
+        <w:rPr>
+          <w:sz w:val="28"/>
+          <w:szCs w:val="28"/>
+        </w:rPr>
+      </w:pPr>
+      <w:r>
+        <w:rPr>
+          <w:noProof/>
           <w:sz w:val="28"/>
           <w:szCs w:val="28"/>
         </w:rPr>
         <w:lastRenderedPageBreak/>
-        <w:t>Usare la cartella precedente a Documents e vedere cosa si trova in documents nel seguente modo:</w:t>
-      </w:r>
-    </w:p>
-    <w:p>
-      <w:pPr>
-        <w:rPr>
-          <w:sz w:val="28"/>
-          <w:szCs w:val="28"/>
-        </w:rPr>
-      </w:pPr>
-    </w:p>
-    <w:p>
-      <w:pPr>
-        <w:rPr>
-          <w:sz w:val="28"/>
-          <w:szCs w:val="28"/>
-        </w:rPr>
-      </w:pPr>
-      <w:r>
-        <w:rPr>
-          <w:noProof/>
-          <w:sz w:val="28"/>
-          <w:szCs w:val="28"/>
-        </w:rPr>
         <w:drawing>
-          <wp:inline distT="0" distB="0" distL="0" distR="0" wp14:anchorId="7B854E09" wp14:editId="12F95D06">
-            <wp:extent cx="6120130" cy="4269105"/>
+          <wp:inline distT="0" distB="0" distL="0" distR="0" wp14:anchorId="0D9E37BB" wp14:editId="1AF7D91F">
+            <wp:extent cx="6120130" cy="1837055"/>
             <wp:effectExtent l="0" t="0" r="0" b="0"/>
-            <wp:docPr id="27" name="Picture 27"/>
+            <wp:docPr id="25" name="Picture 25"/>
             <wp:cNvGraphicFramePr>
               <a:graphicFrameLocks xmlns:a="http://schemas.openxmlformats.org/drawingml/2006/main" noChangeAspect="1"/>
             </wp:cNvGraphicFramePr>
@@ -6452,7 +6559,7 @@
                   <pic:spPr>
                     <a:xfrm>
                       <a:off x="0" y="0"/>
-                      <a:ext cx="6120130" cy="4269105"/>
+                      <a:ext cx="6120130" cy="1837055"/>
                     </a:xfrm>
                     <a:prstGeom prst="rect">
                       <a:avLst/>
@@ -6485,16 +6592,74 @@
           <w:sz w:val="28"/>
           <w:szCs w:val="28"/>
         </w:rPr>
-        <w:t>Possiamo anche vedere i file e le cartelle presenti nella root direttamente scrivendo ls /, ovunque ci si trovi:</w:t>
-      </w:r>
-    </w:p>
-    <w:p>
-      <w:pPr>
-        <w:rPr>
-          <w:sz w:val="28"/>
-          <w:szCs w:val="28"/>
-        </w:rPr>
-      </w:pPr>
+        <w:t>Con ls possiamo anche vedere cosa abbiamo in una cartella senza trovarcisi dentro.</w:t>
+      </w:r>
+    </w:p>
+    <w:p>
+      <w:pPr>
+        <w:rPr>
+          <w:sz w:val="28"/>
+          <w:szCs w:val="28"/>
+        </w:rPr>
+      </w:pPr>
+    </w:p>
+    <w:p>
+      <w:pPr>
+        <w:rPr>
+          <w:sz w:val="28"/>
+          <w:szCs w:val="28"/>
+        </w:rPr>
+      </w:pPr>
+      <w:r>
+        <w:rPr>
+          <w:sz w:val="28"/>
+          <w:szCs w:val="28"/>
+        </w:rPr>
+        <w:t xml:space="preserve">Creiamo altre due cartelle in Documenti. </w:t>
+      </w:r>
+    </w:p>
+    <w:p>
+      <w:pPr>
+        <w:rPr>
+          <w:sz w:val="28"/>
+          <w:szCs w:val="28"/>
+        </w:rPr>
+      </w:pPr>
+      <w:r>
+        <w:rPr>
+          <w:sz w:val="28"/>
+          <w:szCs w:val="28"/>
+        </w:rPr>
+        <w:t>Per vedere quali sono, possiamo:</w:t>
+      </w:r>
+    </w:p>
+    <w:p>
+      <w:pPr>
+        <w:rPr>
+          <w:sz w:val="28"/>
+          <w:szCs w:val="28"/>
+        </w:rPr>
+      </w:pPr>
+    </w:p>
+    <w:p>
+      <w:pPr>
+        <w:pStyle w:val="ListParagraph"/>
+        <w:numPr>
+          <w:ilvl w:val="0"/>
+          <w:numId w:val="8"/>
+        </w:numPr>
+        <w:rPr>
+          <w:sz w:val="28"/>
+          <w:szCs w:val="28"/>
+        </w:rPr>
+      </w:pPr>
+      <w:r>
+        <w:rPr>
+          <w:sz w:val="28"/>
+          <w:szCs w:val="28"/>
+        </w:rPr>
+        <w:t>Entrare in documenti:</w:t>
+      </w:r>
     </w:p>
     <w:p>
       <w:pPr>
@@ -6509,12 +6674,11 @@
           <w:sz w:val="28"/>
           <w:szCs w:val="28"/>
         </w:rPr>
-        <w:lastRenderedPageBreak/>
         <w:drawing>
-          <wp:inline distT="0" distB="0" distL="0" distR="0" wp14:anchorId="400DD658" wp14:editId="5C898E12">
-            <wp:extent cx="6120130" cy="4396740"/>
-            <wp:effectExtent l="0" t="0" r="0" b="3810"/>
-            <wp:docPr id="28" name="Picture 28"/>
+          <wp:inline distT="0" distB="0" distL="0" distR="0" wp14:anchorId="179AFBB1" wp14:editId="17427031">
+            <wp:extent cx="6120130" cy="4411345"/>
+            <wp:effectExtent l="0" t="0" r="0" b="8255"/>
+            <wp:docPr id="26" name="Picture 26"/>
             <wp:cNvGraphicFramePr>
               <a:graphicFrameLocks xmlns:a="http://schemas.openxmlformats.org/drawingml/2006/main" noChangeAspect="1"/>
             </wp:cNvGraphicFramePr>
@@ -6534,6 +6698,167 @@
                   <pic:spPr>
                     <a:xfrm>
                       <a:off x="0" y="0"/>
+                      <a:ext cx="6120130" cy="4411345"/>
+                    </a:xfrm>
+                    <a:prstGeom prst="rect">
+                      <a:avLst/>
+                    </a:prstGeom>
+                  </pic:spPr>
+                </pic:pic>
+              </a:graphicData>
+            </a:graphic>
+          </wp:inline>
+        </w:drawing>
+      </w:r>
+    </w:p>
+    <w:p>
+      <w:pPr>
+        <w:pStyle w:val="ListParagraph"/>
+        <w:numPr>
+          <w:ilvl w:val="0"/>
+          <w:numId w:val="8"/>
+        </w:numPr>
+        <w:rPr>
+          <w:sz w:val="28"/>
+          <w:szCs w:val="28"/>
+        </w:rPr>
+      </w:pPr>
+      <w:r>
+        <w:rPr>
+          <w:sz w:val="28"/>
+          <w:szCs w:val="28"/>
+        </w:rPr>
+        <w:lastRenderedPageBreak/>
+        <w:t>Usare la cartella precedente a Documents e vedere cosa si trova in documents nel seguente modo:</w:t>
+      </w:r>
+    </w:p>
+    <w:p>
+      <w:pPr>
+        <w:rPr>
+          <w:sz w:val="28"/>
+          <w:szCs w:val="28"/>
+        </w:rPr>
+      </w:pPr>
+    </w:p>
+    <w:p>
+      <w:pPr>
+        <w:rPr>
+          <w:sz w:val="28"/>
+          <w:szCs w:val="28"/>
+        </w:rPr>
+      </w:pPr>
+      <w:r>
+        <w:rPr>
+          <w:noProof/>
+          <w:sz w:val="28"/>
+          <w:szCs w:val="28"/>
+        </w:rPr>
+        <w:drawing>
+          <wp:inline distT="0" distB="0" distL="0" distR="0" wp14:anchorId="7B854E09" wp14:editId="12F95D06">
+            <wp:extent cx="6120130" cy="4269105"/>
+            <wp:effectExtent l="0" t="0" r="0" b="0"/>
+            <wp:docPr id="27" name="Picture 27"/>
+            <wp:cNvGraphicFramePr>
+              <a:graphicFrameLocks xmlns:a="http://schemas.openxmlformats.org/drawingml/2006/main" noChangeAspect="1"/>
+            </wp:cNvGraphicFramePr>
+            <a:graphic xmlns:a="http://schemas.openxmlformats.org/drawingml/2006/main">
+              <a:graphicData uri="http://schemas.openxmlformats.org/drawingml/2006/picture">
+                <pic:pic xmlns:pic="http://schemas.openxmlformats.org/drawingml/2006/picture">
+                  <pic:nvPicPr>
+                    <pic:cNvPr id="1" name=""/>
+                    <pic:cNvPicPr/>
+                  </pic:nvPicPr>
+                  <pic:blipFill>
+                    <a:blip r:embed="rId30"/>
+                    <a:stretch>
+                      <a:fillRect/>
+                    </a:stretch>
+                  </pic:blipFill>
+                  <pic:spPr>
+                    <a:xfrm>
+                      <a:off x="0" y="0"/>
+                      <a:ext cx="6120130" cy="4269105"/>
+                    </a:xfrm>
+                    <a:prstGeom prst="rect">
+                      <a:avLst/>
+                    </a:prstGeom>
+                  </pic:spPr>
+                </pic:pic>
+              </a:graphicData>
+            </a:graphic>
+          </wp:inline>
+        </w:drawing>
+      </w:r>
+    </w:p>
+    <w:p>
+      <w:pPr>
+        <w:rPr>
+          <w:sz w:val="28"/>
+          <w:szCs w:val="28"/>
+        </w:rPr>
+      </w:pPr>
+    </w:p>
+    <w:p>
+      <w:pPr>
+        <w:rPr>
+          <w:sz w:val="28"/>
+          <w:szCs w:val="28"/>
+        </w:rPr>
+      </w:pPr>
+      <w:r>
+        <w:rPr>
+          <w:sz w:val="28"/>
+          <w:szCs w:val="28"/>
+        </w:rPr>
+        <w:t>Possiamo anche vedere i file e le cartelle presenti nella root direttamente scrivendo ls /, ovunque ci si trovi:</w:t>
+      </w:r>
+    </w:p>
+    <w:p>
+      <w:pPr>
+        <w:rPr>
+          <w:sz w:val="28"/>
+          <w:szCs w:val="28"/>
+        </w:rPr>
+      </w:pPr>
+    </w:p>
+    <w:p>
+      <w:pPr>
+        <w:rPr>
+          <w:sz w:val="28"/>
+          <w:szCs w:val="28"/>
+        </w:rPr>
+      </w:pPr>
+      <w:r>
+        <w:rPr>
+          <w:noProof/>
+          <w:sz w:val="28"/>
+          <w:szCs w:val="28"/>
+        </w:rPr>
+        <w:lastRenderedPageBreak/>
+        <w:drawing>
+          <wp:inline distT="0" distB="0" distL="0" distR="0" wp14:anchorId="400DD658" wp14:editId="5C898E12">
+            <wp:extent cx="6120130" cy="4396740"/>
+            <wp:effectExtent l="0" t="0" r="0" b="3810"/>
+            <wp:docPr id="28" name="Picture 28"/>
+            <wp:cNvGraphicFramePr>
+              <a:graphicFrameLocks xmlns:a="http://schemas.openxmlformats.org/drawingml/2006/main" noChangeAspect="1"/>
+            </wp:cNvGraphicFramePr>
+            <a:graphic xmlns:a="http://schemas.openxmlformats.org/drawingml/2006/main">
+              <a:graphicData uri="http://schemas.openxmlformats.org/drawingml/2006/picture">
+                <pic:pic xmlns:pic="http://schemas.openxmlformats.org/drawingml/2006/picture">
+                  <pic:nvPicPr>
+                    <pic:cNvPr id="1" name=""/>
+                    <pic:cNvPicPr/>
+                  </pic:nvPicPr>
+                  <pic:blipFill>
+                    <a:blip r:embed="rId31"/>
+                    <a:stretch>
+                      <a:fillRect/>
+                    </a:stretch>
+                  </pic:blipFill>
+                  <pic:spPr>
+                    <a:xfrm>
+                      <a:off x="0" y="0"/>
                       <a:ext cx="6120130" cy="4396740"/>
                     </a:xfrm>
                     <a:prstGeom prst="rect">
@@ -6554,6 +6879,2422 @@
           <w:szCs w:val="28"/>
         </w:rPr>
       </w:pPr>
+    </w:p>
+    <w:p>
+      <w:pPr>
+        <w:rPr>
+          <w:sz w:val="28"/>
+          <w:szCs w:val="28"/>
+        </w:rPr>
+      </w:pPr>
+    </w:p>
+    <w:p>
+      <w:pPr>
+        <w:jc w:val="center"/>
+        <w:rPr>
+          <w:b/>
+          <w:bCs/>
+          <w:color w:val="0070C0"/>
+          <w:sz w:val="32"/>
+          <w:szCs w:val="32"/>
+        </w:rPr>
+      </w:pPr>
+      <w:r>
+        <w:rPr>
+          <w:b/>
+          <w:bCs/>
+          <w:color w:val="0070C0"/>
+          <w:sz w:val="32"/>
+          <w:szCs w:val="32"/>
+        </w:rPr>
+        <w:t xml:space="preserve">LS </w:t>
+      </w:r>
+      <w:r>
+        <w:rPr>
+          <w:b/>
+          <w:bCs/>
+          <w:color w:val="0070C0"/>
+          <w:sz w:val="32"/>
+          <w:szCs w:val="32"/>
+        </w:rPr>
+        <w:t>OPTIONS</w:t>
+      </w:r>
+    </w:p>
+    <w:p>
+      <w:pPr>
+        <w:rPr>
+          <w:sz w:val="28"/>
+          <w:szCs w:val="28"/>
+        </w:rPr>
+      </w:pPr>
+      <w:r>
+        <w:rPr>
+          <w:sz w:val="28"/>
+          <w:szCs w:val="28"/>
+        </w:rPr>
+        <w:t>Così come tutti i programmi/comandi, anche ls ha delle opzioni.</w:t>
+      </w:r>
+    </w:p>
+    <w:p>
+      <w:pPr>
+        <w:rPr>
+          <w:sz w:val="28"/>
+          <w:szCs w:val="28"/>
+        </w:rPr>
+      </w:pPr>
+      <w:r>
+        <w:rPr>
+          <w:sz w:val="28"/>
+          <w:szCs w:val="28"/>
+        </w:rPr>
+        <w:t>Per avere una panoramica di tutte le options e degli input, come al solito, usiamo il manuale:</w:t>
+      </w:r>
+    </w:p>
+    <w:p>
+      <w:pPr>
+        <w:rPr>
+          <w:sz w:val="28"/>
+          <w:szCs w:val="28"/>
+        </w:rPr>
+      </w:pPr>
+    </w:p>
+    <w:p>
+      <w:pPr>
+        <w:rPr>
+          <w:sz w:val="28"/>
+          <w:szCs w:val="28"/>
+        </w:rPr>
+      </w:pPr>
+      <w:r>
+        <w:rPr>
+          <w:sz w:val="28"/>
+          <w:szCs w:val="28"/>
+        </w:rPr>
+        <w:lastRenderedPageBreak/>
+        <w:drawing>
+          <wp:inline distT="0" distB="0" distL="0" distR="0" wp14:anchorId="0474B4A5" wp14:editId="10FCC4AA">
+            <wp:extent cx="6120130" cy="4337685"/>
+            <wp:effectExtent l="0" t="0" r="0" b="5715"/>
+            <wp:docPr id="2" name="Picture 2"/>
+            <wp:cNvGraphicFramePr>
+              <a:graphicFrameLocks xmlns:a="http://schemas.openxmlformats.org/drawingml/2006/main" noChangeAspect="1"/>
+            </wp:cNvGraphicFramePr>
+            <a:graphic xmlns:a="http://schemas.openxmlformats.org/drawingml/2006/main">
+              <a:graphicData uri="http://schemas.openxmlformats.org/drawingml/2006/picture">
+                <pic:pic xmlns:pic="http://schemas.openxmlformats.org/drawingml/2006/picture">
+                  <pic:nvPicPr>
+                    <pic:cNvPr id="1" name=""/>
+                    <pic:cNvPicPr/>
+                  </pic:nvPicPr>
+                  <pic:blipFill>
+                    <a:blip r:embed="rId32"/>
+                    <a:stretch>
+                      <a:fillRect/>
+                    </a:stretch>
+                  </pic:blipFill>
+                  <pic:spPr>
+                    <a:xfrm>
+                      <a:off x="0" y="0"/>
+                      <a:ext cx="6120130" cy="4337685"/>
+                    </a:xfrm>
+                    <a:prstGeom prst="rect">
+                      <a:avLst/>
+                    </a:prstGeom>
+                  </pic:spPr>
+                </pic:pic>
+              </a:graphicData>
+            </a:graphic>
+          </wp:inline>
+        </w:drawing>
+      </w:r>
+      <w:r>
+        <w:rPr>
+          <w:sz w:val="28"/>
+          <w:szCs w:val="28"/>
+        </w:rPr>
+        <w:t xml:space="preserve">  </w:t>
+      </w:r>
+    </w:p>
+    <w:p>
+      <w:pPr>
+        <w:jc w:val="center"/>
+        <w:rPr>
+          <w:sz w:val="28"/>
+          <w:szCs w:val="28"/>
+        </w:rPr>
+      </w:pPr>
+    </w:p>
+    <w:p>
+      <w:pPr>
+        <w:jc w:val="both"/>
+        <w:rPr>
+          <w:sz w:val="28"/>
+          <w:szCs w:val="28"/>
+        </w:rPr>
+      </w:pPr>
+      <w:r>
+        <w:rPr>
+          <w:sz w:val="28"/>
+          <w:szCs w:val="28"/>
+        </w:rPr>
+        <w:t>Ovviamente nello screen non possiamo mostrare tutto il manuale. Se scorressimo giù vedremo la lista di options e</w:t>
+      </w:r>
+      <w:r>
+        <w:rPr>
+          <w:sz w:val="28"/>
+          <w:szCs w:val="28"/>
+        </w:rPr>
+        <w:t xml:space="preserve">d operands.  </w:t>
+      </w:r>
+    </w:p>
+    <w:p>
+      <w:pPr>
+        <w:jc w:val="both"/>
+        <w:rPr>
+          <w:sz w:val="28"/>
+          <w:szCs w:val="28"/>
+        </w:rPr>
+      </w:pPr>
+      <w:r>
+        <w:rPr>
+          <w:sz w:val="28"/>
+          <w:szCs w:val="28"/>
+        </w:rPr>
+        <w:t>Vediamo quindi le options più utilizzate.</w:t>
+      </w:r>
+    </w:p>
+    <w:p>
+      <w:pPr>
+        <w:jc w:val="both"/>
+        <w:rPr>
+          <w:sz w:val="28"/>
+          <w:szCs w:val="28"/>
+        </w:rPr>
+      </w:pPr>
+    </w:p>
+    <w:p>
+      <w:pPr>
+        <w:pStyle w:val="ListParagraph"/>
+        <w:numPr>
+          <w:ilvl w:val="0"/>
+          <w:numId w:val="9"/>
+        </w:numPr>
+        <w:jc w:val="both"/>
+        <w:rPr>
+          <w:sz w:val="28"/>
+          <w:szCs w:val="28"/>
+        </w:rPr>
+      </w:pPr>
+      <w:r>
+        <w:rPr>
+          <w:sz w:val="28"/>
+          <w:szCs w:val="28"/>
+        </w:rPr>
+        <w:t xml:space="preserve">Long listing format (-l): </w:t>
+      </w:r>
+      <w:r>
+        <w:t>mostra una lista dettagliata con informazioni come permessi, proprietario, dimensione, data di modifica ecc.</w:t>
+      </w:r>
+    </w:p>
+    <w:p>
+      <w:pPr>
+        <w:pStyle w:val="ListParagraph"/>
+        <w:numPr>
+          <w:ilvl w:val="0"/>
+          <w:numId w:val="9"/>
+        </w:numPr>
+        <w:jc w:val="both"/>
+        <w:rPr>
+          <w:sz w:val="28"/>
+          <w:szCs w:val="28"/>
+        </w:rPr>
+      </w:pPr>
+      <w:r>
+        <w:t xml:space="preserve">All (-a): </w:t>
+      </w:r>
+      <w:r>
+        <w:rPr>
+          <w:rStyle w:val="Strong"/>
+        </w:rPr>
+        <w:t>all</w:t>
+      </w:r>
+      <w:r>
+        <w:t xml:space="preserve">: mostra </w:t>
+      </w:r>
+      <w:r>
+        <w:rPr>
+          <w:rStyle w:val="Strong"/>
+        </w:rPr>
+        <w:t>tutti</w:t>
+      </w:r>
+      <w:r>
+        <w:t xml:space="preserve"> gli elementi, compresi quelli nascosti (i nomi che iniziano con </w:t>
+      </w:r>
+      <w:r>
+        <w:rPr>
+          <w:rStyle w:val="HTMLCode"/>
+          <w:rFonts w:eastAsiaTheme="minorHAnsi"/>
+        </w:rPr>
+        <w:t>.</w:t>
+      </w:r>
+      <w:r>
+        <w:t>).</w:t>
+      </w:r>
+    </w:p>
+    <w:p>
+      <w:pPr>
+        <w:pStyle w:val="ListParagraph"/>
+        <w:numPr>
+          <w:ilvl w:val="0"/>
+          <w:numId w:val="9"/>
+        </w:numPr>
+        <w:jc w:val="both"/>
+        <w:rPr>
+          <w:sz w:val="28"/>
+          <w:szCs w:val="28"/>
+        </w:rPr>
+      </w:pPr>
+      <w:r>
+        <w:t>Una combinazione dei due:  -la</w:t>
+      </w:r>
+    </w:p>
+    <w:p>
+      <w:pPr>
+        <w:jc w:val="both"/>
+        <w:rPr>
+          <w:sz w:val="28"/>
+          <w:szCs w:val="28"/>
+        </w:rPr>
+      </w:pPr>
+    </w:p>
+    <w:p>
+      <w:pPr>
+        <w:jc w:val="center"/>
+        <w:rPr>
+          <w:b/>
+          <w:bCs/>
+          <w:color w:val="00B050"/>
+          <w:sz w:val="28"/>
+          <w:szCs w:val="28"/>
+        </w:rPr>
+      </w:pPr>
+      <w:r>
+        <w:rPr>
+          <w:b/>
+          <w:bCs/>
+          <w:color w:val="00B050"/>
+          <w:sz w:val="28"/>
+          <w:szCs w:val="28"/>
+        </w:rPr>
+        <w:t>Long listing format (-l)</w:t>
+      </w:r>
+    </w:p>
+    <w:p>
+      <w:pPr>
+        <w:rPr>
+          <w:sz w:val="28"/>
+          <w:szCs w:val="28"/>
+        </w:rPr>
+      </w:pPr>
+      <w:r>
+        <w:rPr>
+          <w:sz w:val="28"/>
+          <w:szCs w:val="28"/>
+        </w:rPr>
+        <w:t>Finora abbiamo utilizzato ls per capire quali file e cartelle si trovano nella directory in cui ci troviamo:</w:t>
+      </w:r>
+    </w:p>
+    <w:p>
+      <w:pPr>
+        <w:rPr>
+          <w:sz w:val="28"/>
+          <w:szCs w:val="28"/>
+        </w:rPr>
+      </w:pPr>
+    </w:p>
+    <w:p>
+      <w:pPr>
+        <w:rPr>
+          <w:sz w:val="28"/>
+          <w:szCs w:val="28"/>
+        </w:rPr>
+      </w:pPr>
+    </w:p>
+    <w:p>
+      <w:pPr>
+        <w:rPr>
+          <w:sz w:val="28"/>
+          <w:szCs w:val="28"/>
+        </w:rPr>
+      </w:pPr>
+      <w:r>
+        <w:rPr>
+          <w:sz w:val="28"/>
+          <w:szCs w:val="28"/>
+        </w:rPr>
+        <w:lastRenderedPageBreak/>
+        <w:drawing>
+          <wp:inline distT="0" distB="0" distL="0" distR="0" wp14:anchorId="0B5D2335" wp14:editId="246E5D7B">
+            <wp:extent cx="6120130" cy="4261485"/>
+            <wp:effectExtent l="0" t="0" r="0" b="5715"/>
+            <wp:docPr id="9" name="Picture 9"/>
+            <wp:cNvGraphicFramePr>
+              <a:graphicFrameLocks xmlns:a="http://schemas.openxmlformats.org/drawingml/2006/main" noChangeAspect="1"/>
+            </wp:cNvGraphicFramePr>
+            <a:graphic xmlns:a="http://schemas.openxmlformats.org/drawingml/2006/main">
+              <a:graphicData uri="http://schemas.openxmlformats.org/drawingml/2006/picture">
+                <pic:pic xmlns:pic="http://schemas.openxmlformats.org/drawingml/2006/picture">
+                  <pic:nvPicPr>
+                    <pic:cNvPr id="1" name=""/>
+                    <pic:cNvPicPr/>
+                  </pic:nvPicPr>
+                  <pic:blipFill>
+                    <a:blip r:embed="rId33"/>
+                    <a:stretch>
+                      <a:fillRect/>
+                    </a:stretch>
+                  </pic:blipFill>
+                  <pic:spPr>
+                    <a:xfrm>
+                      <a:off x="0" y="0"/>
+                      <a:ext cx="6120130" cy="4261485"/>
+                    </a:xfrm>
+                    <a:prstGeom prst="rect">
+                      <a:avLst/>
+                    </a:prstGeom>
+                  </pic:spPr>
+                </pic:pic>
+              </a:graphicData>
+            </a:graphic>
+          </wp:inline>
+        </w:drawing>
+      </w:r>
+    </w:p>
+    <w:p>
+      <w:pPr>
+        <w:rPr>
+          <w:sz w:val="28"/>
+          <w:szCs w:val="28"/>
+        </w:rPr>
+      </w:pPr>
+    </w:p>
+    <w:p>
+      <w:pPr>
+        <w:rPr>
+          <w:sz w:val="28"/>
+          <w:szCs w:val="28"/>
+        </w:rPr>
+      </w:pPr>
+      <w:r>
+        <w:rPr>
+          <w:sz w:val="28"/>
+          <w:szCs w:val="28"/>
+        </w:rPr>
+        <w:t xml:space="preserve">Quindi, ls, da solo, mostra quali cartelle e file si trovano nella directory nella quale ci troviamo in una forma contratta. Aggiungendo l’option -l  al comando ls vedremo le stesse cartelle, ma scritte in forma estesa. </w:t>
+      </w:r>
+    </w:p>
+    <w:p>
+      <w:pPr>
+        <w:rPr>
+          <w:sz w:val="28"/>
+          <w:szCs w:val="28"/>
+        </w:rPr>
+      </w:pPr>
+      <w:r>
+        <w:rPr>
+          <w:sz w:val="28"/>
+          <w:szCs w:val="28"/>
+        </w:rPr>
+        <w:t xml:space="preserve">Il numero 36 indica lo spazio occupato su disco espresso in blocchi. </w:t>
+      </w:r>
+    </w:p>
+    <w:p>
+      <w:pPr>
+        <w:rPr>
+          <w:sz w:val="28"/>
+          <w:szCs w:val="28"/>
+        </w:rPr>
+      </w:pPr>
+    </w:p>
+    <w:p>
+      <w:pPr>
+        <w:rPr>
+          <w:sz w:val="28"/>
+          <w:szCs w:val="28"/>
+        </w:rPr>
+      </w:pPr>
+      <w:r>
+        <w:rPr>
+          <w:sz w:val="28"/>
+          <w:szCs w:val="28"/>
+        </w:rPr>
+        <w:t>Se vogliamo vedere quanto spazio è occupato su disco in termini di kb, gb etc, aggiungiamo l’option -h (human readble) al comando ls:</w:t>
+      </w:r>
+    </w:p>
+    <w:p>
+      <w:pPr>
+        <w:rPr>
+          <w:sz w:val="28"/>
+          <w:szCs w:val="28"/>
+        </w:rPr>
+      </w:pPr>
+    </w:p>
+    <w:p>
+      <w:pPr>
+        <w:rPr>
+          <w:sz w:val="28"/>
+          <w:szCs w:val="28"/>
+        </w:rPr>
+      </w:pPr>
+      <w:r>
+        <w:rPr>
+          <w:sz w:val="28"/>
+          <w:szCs w:val="28"/>
+        </w:rPr>
+        <w:lastRenderedPageBreak/>
+        <w:drawing>
+          <wp:inline distT="0" distB="0" distL="0" distR="0" wp14:anchorId="01203029" wp14:editId="153C5FE2">
+            <wp:extent cx="6120130" cy="4293870"/>
+            <wp:effectExtent l="0" t="0" r="0" b="0"/>
+            <wp:docPr id="12" name="Picture 12"/>
+            <wp:cNvGraphicFramePr>
+              <a:graphicFrameLocks xmlns:a="http://schemas.openxmlformats.org/drawingml/2006/main" noChangeAspect="1"/>
+            </wp:cNvGraphicFramePr>
+            <a:graphic xmlns:a="http://schemas.openxmlformats.org/drawingml/2006/main">
+              <a:graphicData uri="http://schemas.openxmlformats.org/drawingml/2006/picture">
+                <pic:pic xmlns:pic="http://schemas.openxmlformats.org/drawingml/2006/picture">
+                  <pic:nvPicPr>
+                    <pic:cNvPr id="1" name=""/>
+                    <pic:cNvPicPr/>
+                  </pic:nvPicPr>
+                  <pic:blipFill>
+                    <a:blip r:embed="rId34"/>
+                    <a:stretch>
+                      <a:fillRect/>
+                    </a:stretch>
+                  </pic:blipFill>
+                  <pic:spPr>
+                    <a:xfrm>
+                      <a:off x="0" y="0"/>
+                      <a:ext cx="6120130" cy="4293870"/>
+                    </a:xfrm>
+                    <a:prstGeom prst="rect">
+                      <a:avLst/>
+                    </a:prstGeom>
+                  </pic:spPr>
+                </pic:pic>
+              </a:graphicData>
+            </a:graphic>
+          </wp:inline>
+        </w:drawing>
+      </w:r>
+    </w:p>
+    <w:p>
+      <w:pPr>
+        <w:rPr>
+          <w:sz w:val="28"/>
+          <w:szCs w:val="28"/>
+        </w:rPr>
+      </w:pPr>
+    </w:p>
+    <w:p>
+      <w:pPr>
+        <w:rPr>
+          <w:sz w:val="28"/>
+          <w:szCs w:val="28"/>
+        </w:rPr>
+      </w:pPr>
+      <w:r>
+        <w:rPr>
+          <w:sz w:val="28"/>
+          <w:szCs w:val="28"/>
+        </w:rPr>
+        <w:t>Perfetto! Ovviamente avremmo potuto scrivere (ls  -lh).</w:t>
+      </w:r>
+    </w:p>
+    <w:p>
+      <w:pPr>
+        <w:rPr>
+          <w:sz w:val="28"/>
+          <w:szCs w:val="28"/>
+        </w:rPr>
+      </w:pPr>
+    </w:p>
+    <w:p>
+      <w:pPr>
+        <w:rPr>
+          <w:sz w:val="28"/>
+          <w:szCs w:val="28"/>
+        </w:rPr>
+      </w:pPr>
+      <w:r>
+        <w:rPr>
+          <w:sz w:val="28"/>
+          <w:szCs w:val="28"/>
+        </w:rPr>
+        <w:t xml:space="preserve">Descriviamo quindi le </w:t>
+      </w:r>
+      <w:r>
+        <w:rPr>
+          <w:sz w:val="28"/>
+          <w:szCs w:val="28"/>
+        </w:rPr>
+        <w:t>colonne, una ad una:</w:t>
+      </w:r>
+    </w:p>
+    <w:p>
+      <w:pPr>
+        <w:rPr>
+          <w:sz w:val="28"/>
+          <w:szCs w:val="28"/>
+        </w:rPr>
+      </w:pPr>
+    </w:p>
+    <w:p>
+      <w:pPr>
+        <w:pStyle w:val="pdq2pgselectionanchorcontainer"/>
+      </w:pPr>
+      <w:r>
+        <w:t xml:space="preserve">Certo! Prendiamo </w:t>
+      </w:r>
+      <w:r>
+        <w:rPr>
+          <w:rStyle w:val="Strong"/>
+        </w:rPr>
+        <w:t>una singola riga del tuo screenshot</w:t>
+      </w:r>
+      <w:r>
+        <w:t xml:space="preserve">, così capiamo </w:t>
+      </w:r>
+      <w:r>
+        <w:rPr>
+          <w:rStyle w:val="HTMLCode"/>
+        </w:rPr>
+        <w:t>ls -l</w:t>
+      </w:r>
+      <w:r>
+        <w:t xml:space="preserve"> senza anticipare troppo i permessi:</w:t>
+      </w:r>
+    </w:p>
+    <w:p>
+      <w:pPr>
+        <w:pStyle w:val="HTMLPreformatted"/>
+        <w:rPr>
+          <w:rStyle w:val="HTMLCode"/>
+          <w:lang w:val="en-US"/>
+        </w:rPr>
+      </w:pPr>
+      <w:proofErr w:type="spellStart"/>
+      <w:r>
+        <w:rPr>
+          <w:rStyle w:val="HTMLCode"/>
+          <w:lang w:val="en-US"/>
+        </w:rPr>
+        <w:t>drwxr</w:t>
+      </w:r>
+      <w:proofErr w:type="spellEnd"/>
+      <w:r>
+        <w:rPr>
+          <w:rStyle w:val="HTMLCode"/>
+          <w:lang w:val="en-US"/>
+        </w:rPr>
+        <w:t>-</w:t>
+      </w:r>
+      <w:proofErr w:type="spellStart"/>
+      <w:r>
+        <w:rPr>
+          <w:rStyle w:val="HTMLCode"/>
+          <w:lang w:val="en-US"/>
+        </w:rPr>
+        <w:t>xr</w:t>
+      </w:r>
+      <w:proofErr w:type="spellEnd"/>
+      <w:r>
+        <w:rPr>
+          <w:rStyle w:val="HTMLCode"/>
+          <w:lang w:val="en-US"/>
+        </w:rPr>
+        <w:t>-</w:t>
+      </w:r>
+      <w:proofErr w:type="gramStart"/>
+      <w:r>
+        <w:rPr>
+          <w:rStyle w:val="HTMLCode"/>
+          <w:lang w:val="en-US"/>
+        </w:rPr>
+        <w:t>x  2</w:t>
+      </w:r>
+      <w:proofErr w:type="gramEnd"/>
+      <w:r>
+        <w:rPr>
+          <w:rStyle w:val="HTMLCode"/>
+          <w:lang w:val="en-US"/>
+        </w:rPr>
+        <w:t xml:space="preserve">  jack1989  </w:t>
+      </w:r>
+      <w:proofErr w:type="spellStart"/>
+      <w:r>
+        <w:rPr>
+          <w:rStyle w:val="HTMLCode"/>
+          <w:lang w:val="en-US"/>
+        </w:rPr>
+        <w:t>jack1989</w:t>
+      </w:r>
+      <w:proofErr w:type="spellEnd"/>
+      <w:r>
+        <w:rPr>
+          <w:rStyle w:val="HTMLCode"/>
+          <w:lang w:val="en-US"/>
+        </w:rPr>
+        <w:t xml:space="preserve">  4096  Aug 3 14:39  Desktop</w:t>
+      </w:r>
+    </w:p>
+    <w:p>
+      <w:pPr>
+        <w:pStyle w:val="HTMLPreformatted"/>
+        <w:rPr>
+          <w:rStyle w:val="HTMLCode"/>
+        </w:rPr>
+      </w:pPr>
+      <w:r>
+        <w:rPr>
+          <w:rStyle w:val="HTMLCode"/>
+        </w:rPr>
+        <w:t>│           │     │         │        │        │          │</w:t>
+      </w:r>
+    </w:p>
+    <w:p>
+      <w:pPr>
+        <w:pStyle w:val="HTMLPreformatted"/>
+      </w:pPr>
+      <w:r>
+        <w:rPr>
+          <w:rStyle w:val="HTMLCode"/>
+        </w:rPr>
+        <w:t>1           2     3         4        5        6          7</w:t>
+      </w:r>
+    </w:p>
+    <w:p>
+      <w:pPr>
+        <w:pStyle w:val="Heading3"/>
+      </w:pPr>
+      <w:r>
+        <w:t xml:space="preserve">1. </w:t>
+      </w:r>
+      <w:r>
+        <w:rPr>
+          <w:rStyle w:val="HTMLCode"/>
+        </w:rPr>
+        <w:t>drwxr-xr-x</w:t>
+      </w:r>
+      <w:r>
+        <w:t xml:space="preserve"> — tipo e permessi</w:t>
+      </w:r>
+    </w:p>
+    <w:p>
+      <w:pPr>
+        <w:pStyle w:val="NormalWeb"/>
+      </w:pPr>
+      <w:r>
+        <w:t xml:space="preserve">Questa prima parte contiene </w:t>
+      </w:r>
+      <w:r>
+        <w:rPr>
+          <w:rStyle w:val="Strong"/>
+        </w:rPr>
+        <w:t>due informazioni</w:t>
+      </w:r>
+      <w:r>
+        <w:t>.</w:t>
+      </w:r>
+    </w:p>
+    <w:p>
+      <w:pPr>
+        <w:pStyle w:val="NormalWeb"/>
+      </w:pPr>
+      <w:r>
+        <w:t xml:space="preserve">La prima lettera indica il </w:t>
+      </w:r>
+      <w:r>
+        <w:rPr>
+          <w:rStyle w:val="Strong"/>
+        </w:rPr>
+        <w:t>tipo di elemento</w:t>
+      </w:r>
+      <w:r>
+        <w:t>:</w:t>
+      </w:r>
+    </w:p>
+    <w:p>
+      <w:pPr>
+        <w:pStyle w:val="HTMLPreformatted"/>
+        <w:rPr>
+          <w:rStyle w:val="HTMLCode"/>
+        </w:rPr>
+      </w:pPr>
+      <w:r>
+        <w:rPr>
+          <w:rStyle w:val="HTMLCode"/>
+        </w:rPr>
+        <w:t>d → directory</w:t>
+      </w:r>
+    </w:p>
+    <w:p>
+      <w:pPr>
+        <w:pStyle w:val="HTMLPreformatted"/>
+      </w:pPr>
+      <w:r>
+        <w:rPr>
+          <w:rStyle w:val="HTMLCode"/>
+        </w:rPr>
+        <w:t>- → file normale</w:t>
+      </w:r>
+    </w:p>
+    <w:p>
+      <w:pPr>
+        <w:pStyle w:val="NormalWeb"/>
+      </w:pPr>
+      <w:r>
+        <w:lastRenderedPageBreak/>
+        <w:t>Il resto:</w:t>
+      </w:r>
+    </w:p>
+    <w:p>
+      <w:pPr>
+        <w:pStyle w:val="HTMLPreformatted"/>
+      </w:pPr>
+      <w:r>
+        <w:rPr>
+          <w:rStyle w:val="HTMLCode"/>
+        </w:rPr>
+        <w:t>rwxr-xr-x</w:t>
+      </w:r>
+    </w:p>
+    <w:p>
+      <w:pPr>
+        <w:pStyle w:val="NormalWeb"/>
+      </w:pPr>
+      <w:r>
+        <w:t xml:space="preserve">riguarda i </w:t>
+      </w:r>
+      <w:r>
+        <w:rPr>
+          <w:rStyle w:val="Strong"/>
+        </w:rPr>
+        <w:t>permessi</w:t>
+      </w:r>
+      <w:r>
+        <w:t>.</w:t>
+      </w:r>
+    </w:p>
+    <w:p>
+      <w:pPr>
+        <w:pStyle w:val="NormalWeb"/>
+      </w:pPr>
+      <w:r>
+        <w:t>Per ora possiamo tranquillamente fermarci qui, se non li hai ancora studiati.</w:t>
+      </w:r>
+    </w:p>
+    <w:p>
+      <w:pPr>
+        <w:pStyle w:val="Heading3"/>
+      </w:pPr>
+      <w:r>
+        <w:t xml:space="preserve">2. </w:t>
+      </w:r>
+      <w:r>
+        <w:rPr>
+          <w:rStyle w:val="HTMLCode"/>
+        </w:rPr>
+        <w:t>2</w:t>
+      </w:r>
+      <w:r>
+        <w:t xml:space="preserve"> — numero di hard link</w:t>
+      </w:r>
+    </w:p>
+    <w:p>
+      <w:pPr>
+        <w:pStyle w:val="NormalWeb"/>
+      </w:pPr>
+      <w:r>
+        <w:t xml:space="preserve">È il </w:t>
+      </w:r>
+      <w:r>
+        <w:rPr>
+          <w:rStyle w:val="Strong"/>
+        </w:rPr>
+        <w:t>link count</w:t>
+      </w:r>
+      <w:r>
+        <w:t>, cioè il numero di hard link associati all'elemento.</w:t>
+      </w:r>
+    </w:p>
+    <w:p>
+      <w:pPr>
+        <w:pStyle w:val="NormalWeb"/>
+      </w:pPr>
+      <w:r>
+        <w:rPr>
+          <w:rFonts w:ascii="Segoe UI Emoji" w:hAnsi="Segoe UI Emoji" w:cs="Segoe UI Emoji"/>
+        </w:rPr>
+        <w:t>⚠️</w:t>
+      </w:r>
+      <w:r>
+        <w:t xml:space="preserve"> Questo </w:t>
+      </w:r>
+      <w:r>
+        <w:rPr>
+          <w:rStyle w:val="Strong"/>
+        </w:rPr>
+        <w:t>non è il numero di file contenuti nella directory</w:t>
+      </w:r>
+      <w:r>
+        <w:t>.</w:t>
+      </w:r>
+    </w:p>
+    <w:p>
+      <w:pPr>
+        <w:pStyle w:val="NormalWeb"/>
+      </w:pPr>
+      <w:r>
+        <w:t>Se gli hard link non sono ancora comparsi nel corso, io non li approfondirei adesso. Segnati semplicemente:</w:t>
+      </w:r>
+    </w:p>
+    <w:p>
+      <w:pPr>
+        <w:pStyle w:val="NormalWeb"/>
+      </w:pPr>
+      <w:r>
+        <w:rPr>
+          <w:rStyle w:val="Strong"/>
+        </w:rPr>
+        <w:t>Numero di hard link. Da approfondire successivamente.</w:t>
+      </w:r>
+    </w:p>
+    <w:p>
+      <w:pPr>
+        <w:pStyle w:val="Heading3"/>
+      </w:pPr>
+      <w:r>
+        <w:t xml:space="preserve">3. </w:t>
+      </w:r>
+      <w:r>
+        <w:rPr>
+          <w:rStyle w:val="HTMLCode"/>
+        </w:rPr>
+        <w:t>jack1989</w:t>
+      </w:r>
+      <w:r>
+        <w:t xml:space="preserve"> — owner</w:t>
+      </w:r>
+    </w:p>
+    <w:p>
+      <w:pPr>
+        <w:pStyle w:val="NormalWeb"/>
+      </w:pPr>
+      <w:r>
+        <w:t>Questo è proprio quello che abbiamo appena visto:</w:t>
+      </w:r>
+    </w:p>
+    <w:p>
+      <w:pPr>
+        <w:pStyle w:val="NormalWeb"/>
+      </w:pPr>
+      <w:r>
+        <w:rPr>
+          <w:rStyle w:val="Strong"/>
+        </w:rPr>
+        <w:t>L'utente proprietario dell'elemento.</w:t>
+      </w:r>
+    </w:p>
+    <w:p>
+      <w:pPr>
+        <w:pStyle w:val="NormalWeb"/>
+      </w:pPr>
+      <w:r>
+        <w:t xml:space="preserve">Quindi, per </w:t>
+      </w:r>
+      <w:r>
+        <w:rPr>
+          <w:rStyle w:val="HTMLCode"/>
+        </w:rPr>
+        <w:t>Desktop</w:t>
+      </w:r>
+      <w:r>
+        <w:t>:</w:t>
+      </w:r>
+    </w:p>
+    <w:p>
+      <w:pPr>
+        <w:pStyle w:val="HTMLPreformatted"/>
+      </w:pPr>
+      <w:r>
+        <w:rPr>
+          <w:rStyle w:val="HTMLCode"/>
+        </w:rPr>
+        <w:t>owner → jack1989</w:t>
+      </w:r>
+    </w:p>
+    <w:p>
+      <w:pPr>
+        <w:pStyle w:val="Heading3"/>
+      </w:pPr>
+      <w:r>
+        <w:t xml:space="preserve">4. </w:t>
+      </w:r>
+      <w:r>
+        <w:rPr>
+          <w:rStyle w:val="HTMLCode"/>
+        </w:rPr>
+        <w:t>jack1989</w:t>
+      </w:r>
+      <w:r>
+        <w:t xml:space="preserve"> — group</w:t>
+      </w:r>
+    </w:p>
+    <w:p>
+      <w:pPr>
+        <w:pStyle w:val="NormalWeb"/>
+      </w:pPr>
+      <w:r>
+        <w:t xml:space="preserve">Il secondo </w:t>
+      </w:r>
+      <w:r>
+        <w:rPr>
+          <w:rStyle w:val="HTMLCode"/>
+        </w:rPr>
+        <w:t>jack1989</w:t>
+      </w:r>
+      <w:r>
+        <w:t xml:space="preserve"> non indica nuovamente l'owner.</w:t>
+      </w:r>
+    </w:p>
+    <w:p>
+      <w:pPr>
+        <w:pStyle w:val="NormalWeb"/>
+      </w:pPr>
+      <w:r>
+        <w:t xml:space="preserve">Indica il </w:t>
+      </w:r>
+      <w:r>
+        <w:rPr>
+          <w:rStyle w:val="Strong"/>
+        </w:rPr>
+        <w:t>gruppo</w:t>
+      </w:r>
+      <w:r>
+        <w:t xml:space="preserve"> associato all'elemento.</w:t>
+      </w:r>
+    </w:p>
+    <w:p>
+      <w:pPr>
+        <w:pStyle w:val="NormalWeb"/>
+      </w:pPr>
+      <w:r>
+        <w:t xml:space="preserve">In Linux gli utenti possono appartenere a uno o più </w:t>
+      </w:r>
+      <w:r>
+        <w:rPr>
+          <w:rStyle w:val="Strong"/>
+        </w:rPr>
+        <w:t>gruppi</w:t>
+      </w:r>
+      <w:r>
+        <w:t>. Anche questo diventerà importante quando studierai i permessi.</w:t>
+      </w:r>
+    </w:p>
+    <w:p>
+      <w:pPr>
+        <w:pStyle w:val="NormalWeb"/>
+      </w:pPr>
+      <w:r>
+        <w:t>Quindi nel tuo caso:</w:t>
+      </w:r>
+    </w:p>
+    <w:p>
+      <w:pPr>
+        <w:pStyle w:val="HTMLPreformatted"/>
+        <w:rPr>
+          <w:rStyle w:val="HTMLCode"/>
+        </w:rPr>
+      </w:pPr>
+      <w:r>
+        <w:rPr>
+          <w:rStyle w:val="HTMLCode"/>
+        </w:rPr>
+        <w:t>owner → jack1989</w:t>
+      </w:r>
+    </w:p>
+    <w:p>
+      <w:pPr>
+        <w:pStyle w:val="HTMLPreformatted"/>
+      </w:pPr>
+      <w:r>
+        <w:rPr>
+          <w:rStyle w:val="HTMLCode"/>
+        </w:rPr>
+        <w:t>group → jack1989</w:t>
+      </w:r>
+    </w:p>
+    <w:p>
+      <w:pPr>
+        <w:pStyle w:val="NormalWeb"/>
+      </w:pPr>
+      <w:r>
+        <w:t xml:space="preserve">Hanno lo stesso nome, ma sono </w:t>
+      </w:r>
+      <w:r>
+        <w:rPr>
+          <w:rStyle w:val="Strong"/>
+        </w:rPr>
+        <w:t>due cose diverse</w:t>
+      </w:r>
+      <w:r>
+        <w:t>.</w:t>
+      </w:r>
+    </w:p>
+    <w:p>
+      <w:pPr>
+        <w:pStyle w:val="Heading3"/>
+      </w:pPr>
+      <w:r>
+        <w:t xml:space="preserve">5. </w:t>
+      </w:r>
+      <w:r>
+        <w:rPr>
+          <w:rStyle w:val="HTMLCode"/>
+        </w:rPr>
+        <w:t>4096</w:t>
+      </w:r>
+      <w:r>
+        <w:t xml:space="preserve"> — dimensione</w:t>
+      </w:r>
+    </w:p>
+    <w:p>
+      <w:pPr>
+        <w:pStyle w:val="NormalWeb"/>
+      </w:pPr>
+      <w:r>
+        <w:t xml:space="preserve">Indica la </w:t>
+      </w:r>
+      <w:r>
+        <w:rPr>
+          <w:rStyle w:val="Strong"/>
+        </w:rPr>
+        <w:t>dimensione dell'elemento in byte</w:t>
+      </w:r>
+      <w:r>
+        <w:t>.</w:t>
+      </w:r>
+    </w:p>
+    <w:p>
+      <w:pPr>
+        <w:pStyle w:val="NormalWeb"/>
+      </w:pPr>
+      <w:r>
+        <w:t>Infatti con:</w:t>
+      </w:r>
+    </w:p>
+    <w:p>
+      <w:pPr>
+        <w:pStyle w:val="HTMLPreformatted"/>
+      </w:pPr>
+      <w:r>
+        <w:rPr>
+          <w:rStyle w:val="l"/>
+        </w:rPr>
+        <w:lastRenderedPageBreak/>
+        <w:t>ls</w:t>
+      </w:r>
+      <w:r>
+        <w:rPr>
+          <w:rStyle w:val="HTMLCode"/>
+        </w:rPr>
+        <w:t xml:space="preserve"> </w:t>
+      </w:r>
+      <w:r>
+        <w:rPr>
+          <w:rStyle w:val="n"/>
+        </w:rPr>
+        <w:t>-l</w:t>
+      </w:r>
+    </w:p>
+    <w:p>
+      <w:pPr>
+        <w:pStyle w:val="NormalWeb"/>
+      </w:pPr>
+      <w:r>
+        <w:t>vedi:</w:t>
+      </w:r>
+    </w:p>
+    <w:p>
+      <w:pPr>
+        <w:pStyle w:val="HTMLPreformatted"/>
+      </w:pPr>
+      <w:r>
+        <w:rPr>
+          <w:rStyle w:val="HTMLCode"/>
+        </w:rPr>
+        <w:t>4096</w:t>
+      </w:r>
+    </w:p>
+    <w:p>
+      <w:pPr>
+        <w:pStyle w:val="NormalWeb"/>
+      </w:pPr>
+      <w:r>
+        <w:t>mentre con:</w:t>
+      </w:r>
+    </w:p>
+    <w:p>
+      <w:pPr>
+        <w:pStyle w:val="HTMLPreformatted"/>
+      </w:pPr>
+      <w:r>
+        <w:rPr>
+          <w:rStyle w:val="l"/>
+        </w:rPr>
+        <w:t>ls</w:t>
+      </w:r>
+      <w:r>
+        <w:rPr>
+          <w:rStyle w:val="HTMLCode"/>
+        </w:rPr>
+        <w:t xml:space="preserve"> </w:t>
+      </w:r>
+      <w:r>
+        <w:rPr>
+          <w:rStyle w:val="n"/>
+        </w:rPr>
+        <w:t>-lh</w:t>
+      </w:r>
+    </w:p>
+    <w:p>
+      <w:pPr>
+        <w:pStyle w:val="NormalWeb"/>
+      </w:pPr>
+      <w:r>
+        <w:t>vedi:</w:t>
+      </w:r>
+    </w:p>
+    <w:p>
+      <w:pPr>
+        <w:pStyle w:val="HTMLPreformatted"/>
+      </w:pPr>
+      <w:r>
+        <w:rPr>
+          <w:rStyle w:val="HTMLCode"/>
+        </w:rPr>
+        <w:t>4.0K</w:t>
+      </w:r>
+    </w:p>
+    <w:p>
+      <w:pPr>
+        <w:pStyle w:val="NormalWeb"/>
+      </w:pPr>
+      <w:r>
+        <w:t xml:space="preserve">perché </w:t>
+      </w:r>
+      <w:r>
+        <w:rPr>
+          <w:rStyle w:val="HTMLCode"/>
+        </w:rPr>
+        <w:t>-h</w:t>
+      </w:r>
+      <w:r>
+        <w:t xml:space="preserve"> (</w:t>
+      </w:r>
+      <w:r>
+        <w:rPr>
+          <w:rStyle w:val="Emphasis"/>
+        </w:rPr>
+        <w:t>human-readable</w:t>
+      </w:r>
+      <w:r>
+        <w:t>) rende la dimensione più leggibile.</w:t>
+      </w:r>
+    </w:p>
+    <w:p>
+      <w:pPr>
+        <w:pStyle w:val="NormalWeb"/>
+      </w:pPr>
+      <w:r>
+        <w:t xml:space="preserve">Piccola attenzione: per le </w:t>
+      </w:r>
+      <w:r>
+        <w:rPr>
+          <w:rStyle w:val="Strong"/>
+        </w:rPr>
+        <w:t>directory</w:t>
+      </w:r>
+      <w:r>
+        <w:t xml:space="preserve">, quel </w:t>
+      </w:r>
+      <w:r>
+        <w:rPr>
+          <w:rStyle w:val="HTMLCode"/>
+        </w:rPr>
+        <w:t>4096</w:t>
+      </w:r>
+      <w:r>
+        <w:t xml:space="preserve"> non rappresenta la somma delle dimensioni di tutti i file contenuti al loro interno.</w:t>
+      </w:r>
+    </w:p>
+    <w:p>
+      <w:pPr>
+        <w:pStyle w:val="Heading3"/>
+      </w:pPr>
+      <w:r>
+        <w:t xml:space="preserve">6. </w:t>
+      </w:r>
+      <w:r>
+        <w:rPr>
+          <w:rStyle w:val="HTMLCode"/>
+        </w:rPr>
+        <w:t>Aug 3 14:39</w:t>
+      </w:r>
+      <w:r>
+        <w:t xml:space="preserve"> — data e ora</w:t>
+      </w:r>
+    </w:p>
+    <w:p>
+      <w:pPr>
+        <w:pStyle w:val="NormalWeb"/>
+      </w:pPr>
+      <w:r>
+        <w:t xml:space="preserve">Indica quando l'elemento è stato </w:t>
+      </w:r>
+      <w:r>
+        <w:rPr>
+          <w:rStyle w:val="Strong"/>
+        </w:rPr>
+        <w:t>modificato l'ultima volta</w:t>
+      </w:r>
+      <w:r>
+        <w:t>.</w:t>
+      </w:r>
+    </w:p>
+    <w:p>
+      <w:pPr>
+        <w:pStyle w:val="NormalWeb"/>
+      </w:pPr>
+      <w:r>
+        <w:t>Nel tuo caso:</w:t>
+      </w:r>
+    </w:p>
+    <w:p>
+      <w:pPr>
+        <w:pStyle w:val="HTMLPreformatted"/>
+      </w:pPr>
+      <w:r>
+        <w:rPr>
+          <w:rStyle w:val="HTMLCode"/>
+        </w:rPr>
+        <w:t>Aug 3 14:39</w:t>
+      </w:r>
+    </w:p>
+    <w:p>
+      <w:pPr>
+        <w:pStyle w:val="NormalWeb"/>
+      </w:pPr>
+      <w:r>
+        <w:t>significa:</w:t>
+      </w:r>
+    </w:p>
+    <w:p>
+      <w:pPr>
+        <w:pStyle w:val="NormalWeb"/>
+      </w:pPr>
+      <w:r>
+        <w:t>3 agosto alle 14:39.</w:t>
+      </w:r>
+    </w:p>
+    <w:p>
+      <w:pPr>
+        <w:pStyle w:val="Heading3"/>
+      </w:pPr>
+      <w:r>
+        <w:t xml:space="preserve">7. </w:t>
+      </w:r>
+      <w:r>
+        <w:rPr>
+          <w:rStyle w:val="HTMLCode"/>
+        </w:rPr>
+        <w:t>Desktop</w:t>
+      </w:r>
+      <w:r>
+        <w:t xml:space="preserve"> — nome</w:t>
+      </w:r>
+    </w:p>
+    <w:p>
+      <w:pPr>
+        <w:pStyle w:val="NormalWeb"/>
+      </w:pPr>
+      <w:r>
+        <w:t xml:space="preserve">Infine abbiamo semplicemente il </w:t>
+      </w:r>
+      <w:r>
+        <w:rPr>
+          <w:rStyle w:val="Strong"/>
+        </w:rPr>
+        <w:t>nome dell'elemento</w:t>
+      </w:r>
+      <w:r>
+        <w:t>:</w:t>
+      </w:r>
+    </w:p>
+    <w:p>
+      <w:pPr>
+        <w:pStyle w:val="HTMLPreformatted"/>
+      </w:pPr>
+      <w:r>
+        <w:rPr>
+          <w:rStyle w:val="HTMLCode"/>
+        </w:rPr>
+        <w:t>Desktop</w:t>
+      </w:r>
+    </w:p>
+    <w:p>
+      <w:r>
+        <w:pict w14:anchorId="3AC78523">
+          <v:rect id="_x0000_i1031" style="width:0;height:1.5pt" o:hralign="center" o:hrstd="t" o:hr="t" fillcolor="#a0a0a0" stroked="f"/>
+        </w:pict>
+      </w:r>
+    </w:p>
+    <w:p>
+      <w:pPr>
+        <w:pStyle w:val="NormalWeb"/>
+      </w:pPr>
+      <w:r>
+        <w:t>Quindi puoi leggere la riga:</w:t>
+      </w:r>
+    </w:p>
+    <w:p>
+      <w:pPr>
+        <w:pStyle w:val="HTMLPreformatted"/>
+        <w:rPr>
+          <w:lang w:val="en-US"/>
+        </w:rPr>
+      </w:pPr>
+      <w:proofErr w:type="spellStart"/>
+      <w:r>
+        <w:rPr>
+          <w:rStyle w:val="HTMLCode"/>
+          <w:lang w:val="en-US"/>
+        </w:rPr>
+        <w:t>drwxr</w:t>
+      </w:r>
+      <w:proofErr w:type="spellEnd"/>
+      <w:r>
+        <w:rPr>
+          <w:rStyle w:val="HTMLCode"/>
+          <w:lang w:val="en-US"/>
+        </w:rPr>
+        <w:t>-</w:t>
+      </w:r>
+      <w:proofErr w:type="spellStart"/>
+      <w:r>
+        <w:rPr>
+          <w:rStyle w:val="HTMLCode"/>
+          <w:lang w:val="en-US"/>
+        </w:rPr>
+        <w:t>xr</w:t>
+      </w:r>
+      <w:proofErr w:type="spellEnd"/>
+      <w:r>
+        <w:rPr>
+          <w:rStyle w:val="HTMLCode"/>
+          <w:lang w:val="en-US"/>
+        </w:rPr>
+        <w:t xml:space="preserve">-x 2 jack1989 </w:t>
+      </w:r>
+      <w:proofErr w:type="spellStart"/>
+      <w:r>
+        <w:rPr>
+          <w:rStyle w:val="HTMLCode"/>
+          <w:lang w:val="en-US"/>
+        </w:rPr>
+        <w:t>jack1989</w:t>
+      </w:r>
+      <w:proofErr w:type="spellEnd"/>
+      <w:r>
+        <w:rPr>
+          <w:rStyle w:val="HTMLCode"/>
+          <w:lang w:val="en-US"/>
+        </w:rPr>
+        <w:t xml:space="preserve"> 4096 Aug 3 14:39 Desktop</w:t>
+      </w:r>
+    </w:p>
+    <w:p>
+      <w:pPr>
+        <w:pStyle w:val="NormalWeb"/>
+      </w:pPr>
+      <w:r>
+        <w:t>come:</w:t>
+      </w:r>
+    </w:p>
+    <w:p>
+      <w:pPr>
+        <w:pStyle w:val="NormalWeb"/>
+      </w:pPr>
+      <w:r>
+        <w:t>«</w:t>
+      </w:r>
+      <w:r>
+        <w:rPr>
+          <w:rStyle w:val="HTMLCode"/>
+        </w:rPr>
+        <w:t>Desktop</w:t>
+      </w:r>
+      <w:r>
+        <w:t xml:space="preserve"> è una </w:t>
+      </w:r>
+      <w:r>
+        <w:rPr>
+          <w:rStyle w:val="Strong"/>
+        </w:rPr>
+        <w:t>directory</w:t>
+      </w:r>
+      <w:r>
+        <w:t xml:space="preserve">, ha determinati </w:t>
+      </w:r>
+      <w:r>
+        <w:rPr>
+          <w:rStyle w:val="Strong"/>
+        </w:rPr>
+        <w:t>permessi</w:t>
+      </w:r>
+      <w:r>
+        <w:t xml:space="preserve">, ha 2 </w:t>
+      </w:r>
+      <w:r>
+        <w:rPr>
+          <w:rStyle w:val="Strong"/>
+        </w:rPr>
+        <w:t>hard link</w:t>
+      </w:r>
+      <w:r>
+        <w:t xml:space="preserve">, appartiene all'utente </w:t>
+      </w:r>
+      <w:r>
+        <w:rPr>
+          <w:rStyle w:val="Strong"/>
+        </w:rPr>
+        <w:t>jack1989</w:t>
+      </w:r>
+      <w:r>
+        <w:t xml:space="preserve"> e al gruppo </w:t>
+      </w:r>
+      <w:r>
+        <w:rPr>
+          <w:rStyle w:val="Strong"/>
+        </w:rPr>
+        <w:t>jack1989</w:t>
+      </w:r>
+      <w:r>
+        <w:t xml:space="preserve">, ha dimensione indicata di </w:t>
+      </w:r>
+      <w:r>
+        <w:rPr>
+          <w:rStyle w:val="Strong"/>
+        </w:rPr>
+        <w:t>4096 byte</w:t>
+      </w:r>
+      <w:r>
+        <w:t xml:space="preserve"> ed è stata modificata il </w:t>
+      </w:r>
+      <w:r>
+        <w:rPr>
+          <w:rStyle w:val="Strong"/>
+        </w:rPr>
+        <w:t>3 agosto alle 14:39</w:t>
+      </w:r>
+      <w:r>
+        <w:t>.»</w:t>
+      </w:r>
+    </w:p>
+    <w:p>
+      <w:pPr>
+        <w:pStyle w:val="NormalWeb"/>
+      </w:pPr>
+      <w:r>
+        <w:t xml:space="preserve">Per i tuoi appunti, però, </w:t>
+      </w:r>
+      <w:r>
+        <w:rPr>
+          <w:rStyle w:val="Strong"/>
+        </w:rPr>
+        <w:t>non approfondirei ancora hard link, gruppi e permessi</w:t>
+      </w:r>
+      <w:r>
+        <w:t xml:space="preserve"> se il corso non li ha spiegati. Sapere cosa rappresentano le colonne è sufficiente: li incontrerai molto meglio quando arriverai ai relativi capitoli. </w:t>
+      </w:r>
+      <w:r>
+        <w:rPr>
+          <w:rFonts w:ascii="Segoe UI Emoji" w:hAnsi="Segoe UI Emoji" w:cs="Segoe UI Emoji"/>
+        </w:rPr>
+        <w:t>🐧</w:t>
+      </w:r>
+    </w:p>
+    <w:p>
+      <w:pPr>
+        <w:jc w:val="center"/>
+        <w:rPr>
+          <w:b/>
+          <w:bCs/>
+          <w:color w:val="00B050"/>
+          <w:sz w:val="28"/>
+          <w:szCs w:val="28"/>
+        </w:rPr>
+      </w:pPr>
+      <w:r>
+        <w:rPr>
+          <w:b/>
+          <w:bCs/>
+          <w:color w:val="00B050"/>
+          <w:sz w:val="28"/>
+          <w:szCs w:val="28"/>
+        </w:rPr>
+        <w:lastRenderedPageBreak/>
+        <w:t>ALL</w:t>
+      </w:r>
+      <w:r>
+        <w:rPr>
+          <w:b/>
+          <w:bCs/>
+          <w:color w:val="00B050"/>
+          <w:sz w:val="28"/>
+          <w:szCs w:val="28"/>
+        </w:rPr>
+        <w:t xml:space="preserve"> (-</w:t>
+      </w:r>
+      <w:r>
+        <w:rPr>
+          <w:b/>
+          <w:bCs/>
+          <w:color w:val="00B050"/>
+          <w:sz w:val="28"/>
+          <w:szCs w:val="28"/>
+        </w:rPr>
+        <w:t>a</w:t>
+      </w:r>
+      <w:r>
+        <w:rPr>
+          <w:b/>
+          <w:bCs/>
+          <w:color w:val="00B050"/>
+          <w:sz w:val="28"/>
+          <w:szCs w:val="28"/>
+        </w:rPr>
+        <w:t>)</w:t>
+      </w:r>
+    </w:p>
+    <w:p>
+      <w:pPr>
+        <w:jc w:val="center"/>
+        <w:rPr>
+          <w:b/>
+          <w:bCs/>
+          <w:color w:val="00B050"/>
+          <w:sz w:val="28"/>
+          <w:szCs w:val="28"/>
+        </w:rPr>
+      </w:pPr>
+    </w:p>
+    <w:p>
+      <w:pPr>
+        <w:rPr>
+          <w:sz w:val="28"/>
+          <w:szCs w:val="28"/>
+        </w:rPr>
+      </w:pPr>
+      <w:r>
+        <w:rPr>
+          <w:sz w:val="28"/>
+          <w:szCs w:val="28"/>
+        </w:rPr>
+        <w:t>Quando cerchiamo i files e le cartelle con ls compariranno tutti i file e le cartelle che NON iniziano con un punto.</w:t>
+      </w:r>
+      <w:r>
+        <w:rPr>
+          <w:sz w:val="28"/>
+          <w:szCs w:val="28"/>
+        </w:rPr>
+        <w:t xml:space="preserve"> In altre parole, Se non utilizziamo la option -a, scrivendo ls i file nascosti  e le cartelle nascoste NON verranno mostrat.</w:t>
+      </w:r>
+    </w:p>
+    <w:p>
+      <w:pPr>
+        <w:rPr>
+          <w:sz w:val="28"/>
+          <w:szCs w:val="28"/>
+        </w:rPr>
+      </w:pPr>
+      <w:r>
+        <w:rPr>
+          <w:sz w:val="28"/>
+          <w:szCs w:val="28"/>
+        </w:rPr>
+        <w:t>Vediamo la differenza:</w:t>
+      </w:r>
+    </w:p>
+    <w:p>
+      <w:pPr>
+        <w:rPr>
+          <w:sz w:val="28"/>
+          <w:szCs w:val="28"/>
+        </w:rPr>
+      </w:pPr>
+    </w:p>
+    <w:p>
+      <w:pPr>
+        <w:rPr>
+          <w:sz w:val="28"/>
+          <w:szCs w:val="28"/>
+        </w:rPr>
+      </w:pPr>
+    </w:p>
+    <w:p>
+      <w:pPr>
+        <w:rPr>
+          <w:sz w:val="28"/>
+          <w:szCs w:val="28"/>
+        </w:rPr>
+      </w:pPr>
+      <w:r>
+        <w:rPr>
+          <w:sz w:val="28"/>
+          <w:szCs w:val="28"/>
+        </w:rPr>
+        <w:drawing>
+          <wp:inline distT="0" distB="0" distL="0" distR="0" wp14:anchorId="20C82BBB" wp14:editId="24DB95FC">
+            <wp:extent cx="6120130" cy="4248785"/>
+            <wp:effectExtent l="0" t="0" r="0" b="0"/>
+            <wp:docPr id="16" name="Picture 16"/>
+            <wp:cNvGraphicFramePr>
+              <a:graphicFrameLocks xmlns:a="http://schemas.openxmlformats.org/drawingml/2006/main" noChangeAspect="1"/>
+            </wp:cNvGraphicFramePr>
+            <a:graphic xmlns:a="http://schemas.openxmlformats.org/drawingml/2006/main">
+              <a:graphicData uri="http://schemas.openxmlformats.org/drawingml/2006/picture">
+                <pic:pic xmlns:pic="http://schemas.openxmlformats.org/drawingml/2006/picture">
+                  <pic:nvPicPr>
+                    <pic:cNvPr id="1" name=""/>
+                    <pic:cNvPicPr/>
+                  </pic:nvPicPr>
+                  <pic:blipFill>
+                    <a:blip r:embed="rId35"/>
+                    <a:stretch>
+                      <a:fillRect/>
+                    </a:stretch>
+                  </pic:blipFill>
+                  <pic:spPr>
+                    <a:xfrm>
+                      <a:off x="0" y="0"/>
+                      <a:ext cx="6120130" cy="4248785"/>
+                    </a:xfrm>
+                    <a:prstGeom prst="rect">
+                      <a:avLst/>
+                    </a:prstGeom>
+                  </pic:spPr>
+                </pic:pic>
+              </a:graphicData>
+            </a:graphic>
+          </wp:inline>
+        </w:drawing>
+      </w:r>
+    </w:p>
+    <w:p>
+      <w:pPr>
+        <w:rPr>
+          <w:sz w:val="28"/>
+          <w:szCs w:val="28"/>
+        </w:rPr>
+      </w:pPr>
+    </w:p>
+    <w:p>
+      <w:pPr>
+        <w:rPr>
+          <w:sz w:val="28"/>
+          <w:szCs w:val="28"/>
+        </w:rPr>
+      </w:pPr>
+      <w:r>
+        <w:rPr>
+          <w:sz w:val="28"/>
+          <w:szCs w:val="28"/>
+        </w:rPr>
+        <w:t xml:space="preserve">Nel caso in cui abbiamo scritto -a, sono comparsi quindi sia i file/cartelle </w:t>
+      </w:r>
+      <w:r>
+        <w:rPr>
+          <w:sz w:val="28"/>
+          <w:szCs w:val="28"/>
+        </w:rPr>
+        <w:t>“normali” sia quelli introdotti da un punto .</w:t>
+      </w:r>
+      <w:r>
+        <w:rPr>
+          <w:sz w:val="28"/>
+          <w:szCs w:val="28"/>
+        </w:rPr>
+        <w:t xml:space="preserve">      . In altre parole, con ls da solo i file nascosti non si vedono, mentre con ls -a i file nascosti saranno mostrati.</w:t>
+      </w:r>
+    </w:p>
+    <w:p>
+      <w:pPr>
+        <w:rPr>
+          <w:sz w:val="28"/>
+          <w:szCs w:val="28"/>
+        </w:rPr>
+      </w:pPr>
+    </w:p>
+    <w:p>
+      <w:pPr>
+        <w:jc w:val="center"/>
+        <w:rPr>
+          <w:b/>
+          <w:bCs/>
+          <w:color w:val="00B050"/>
+          <w:sz w:val="28"/>
+          <w:szCs w:val="28"/>
+        </w:rPr>
+      </w:pPr>
+      <w:r>
+        <w:rPr>
+          <w:b/>
+          <w:bCs/>
+          <w:color w:val="00B050"/>
+          <w:sz w:val="28"/>
+          <w:szCs w:val="28"/>
+        </w:rPr>
+        <w:t>COMBINAZIONE -l ED -a.</w:t>
+      </w:r>
+    </w:p>
+    <w:p>
+      <w:pPr>
+        <w:jc w:val="center"/>
+        <w:rPr>
+          <w:b/>
+          <w:bCs/>
+          <w:color w:val="00B050"/>
+          <w:sz w:val="28"/>
+          <w:szCs w:val="28"/>
+        </w:rPr>
+      </w:pPr>
+    </w:p>
+    <w:p>
+      <w:pPr>
+        <w:rPr>
+          <w:sz w:val="28"/>
+          <w:szCs w:val="28"/>
+        </w:rPr>
+      </w:pPr>
+      <w:r>
+        <w:rPr>
+          <w:sz w:val="28"/>
+          <w:szCs w:val="28"/>
+        </w:rPr>
+        <w:t>Ovviamente possiamo combinare le due options viste finora per scrivere TUTTE le cartelle e i file presenti in una directory in modo più ordinato</w:t>
+      </w:r>
+      <w:r>
+        <w:rPr>
+          <w:sz w:val="28"/>
+          <w:szCs w:val="28"/>
+        </w:rPr>
+        <w:t>. Il comando sarà sempre ls. Le sue options sono -la. In questo modo vedremo tutti i file e le cartelle, anche quelle che iniziano con un punto . (-a), e mostreremo tali file scritti in modo più dettagliato ed ordinato (-l).</w:t>
+      </w:r>
+    </w:p>
+    <w:p>
+      <w:pPr>
+        <w:rPr>
+          <w:sz w:val="28"/>
+          <w:szCs w:val="28"/>
+        </w:rPr>
+      </w:pPr>
+      <w:r>
+        <w:rPr>
+          <w:sz w:val="28"/>
+          <w:szCs w:val="28"/>
+        </w:rPr>
+        <w:drawing>
+          <wp:inline distT="0" distB="0" distL="0" distR="0" wp14:anchorId="664C57C6" wp14:editId="1B41AD92">
+            <wp:extent cx="6120130" cy="4283075"/>
+            <wp:effectExtent l="0" t="0" r="0" b="3175"/>
+            <wp:docPr id="30" name="Picture 30"/>
+            <wp:cNvGraphicFramePr>
+              <a:graphicFrameLocks xmlns:a="http://schemas.openxmlformats.org/drawingml/2006/main" noChangeAspect="1"/>
+            </wp:cNvGraphicFramePr>
+            <a:graphic xmlns:a="http://schemas.openxmlformats.org/drawingml/2006/main">
+              <a:graphicData uri="http://schemas.openxmlformats.org/drawingml/2006/picture">
+                <pic:pic xmlns:pic="http://schemas.openxmlformats.org/drawingml/2006/picture">
+                  <pic:nvPicPr>
+                    <pic:cNvPr id="1" name=""/>
+                    <pic:cNvPicPr/>
+                  </pic:nvPicPr>
+                  <pic:blipFill>
+                    <a:blip r:embed="rId36"/>
+                    <a:stretch>
+                      <a:fillRect/>
+                    </a:stretch>
+                  </pic:blipFill>
+                  <pic:spPr>
+                    <a:xfrm>
+                      <a:off x="0" y="0"/>
+                      <a:ext cx="6120130" cy="4283075"/>
+                    </a:xfrm>
+                    <a:prstGeom prst="rect">
+                      <a:avLst/>
+                    </a:prstGeom>
+                  </pic:spPr>
+                </pic:pic>
+              </a:graphicData>
+            </a:graphic>
+          </wp:inline>
+        </w:drawing>
+      </w:r>
+    </w:p>
+    <w:p>
+      <w:pPr>
+        <w:rPr>
+          <w:sz w:val="28"/>
+          <w:szCs w:val="28"/>
+        </w:rPr>
+      </w:pPr>
+    </w:p>
+    <w:p>
+      <w:pPr>
+        <w:rPr>
+          <w:sz w:val="28"/>
+          <w:szCs w:val="28"/>
+        </w:rPr>
+      </w:pPr>
+      <w:r>
+        <w:rPr>
+          <w:sz w:val="28"/>
+          <w:szCs w:val="28"/>
+        </w:rPr>
+        <w:t>Oppure possiamo scrivere ls -lah se vogliamo avere al posto di 80 la quantità di spazio occupata dai file in termini di kb:</w:t>
+      </w:r>
+    </w:p>
+    <w:p>
+      <w:pPr>
+        <w:rPr>
+          <w:sz w:val="28"/>
+          <w:szCs w:val="28"/>
+        </w:rPr>
+      </w:pPr>
+    </w:p>
+    <w:p>
+      <w:pPr>
+        <w:rPr>
+          <w:sz w:val="28"/>
+          <w:szCs w:val="28"/>
+        </w:rPr>
+      </w:pPr>
+      <w:r>
+        <w:rPr>
+          <w:sz w:val="28"/>
+          <w:szCs w:val="28"/>
+        </w:rPr>
+        <w:lastRenderedPageBreak/>
+        <w:drawing>
+          <wp:inline distT="0" distB="0" distL="0" distR="0" wp14:anchorId="57AD4B6C" wp14:editId="6615E7C9">
+            <wp:extent cx="6120130" cy="4262755"/>
+            <wp:effectExtent l="0" t="0" r="0" b="4445"/>
+            <wp:docPr id="31" name="Picture 31"/>
+            <wp:cNvGraphicFramePr>
+              <a:graphicFrameLocks xmlns:a="http://schemas.openxmlformats.org/drawingml/2006/main" noChangeAspect="1"/>
+            </wp:cNvGraphicFramePr>
+            <a:graphic xmlns:a="http://schemas.openxmlformats.org/drawingml/2006/main">
+              <a:graphicData uri="http://schemas.openxmlformats.org/drawingml/2006/picture">
+                <pic:pic xmlns:pic="http://schemas.openxmlformats.org/drawingml/2006/picture">
+                  <pic:nvPicPr>
+                    <pic:cNvPr id="1" name=""/>
+                    <pic:cNvPicPr/>
+                  </pic:nvPicPr>
+                  <pic:blipFill>
+                    <a:blip r:embed="rId37"/>
+                    <a:stretch>
+                      <a:fillRect/>
+                    </a:stretch>
+                  </pic:blipFill>
+                  <pic:spPr>
+                    <a:xfrm>
+                      <a:off x="0" y="0"/>
+                      <a:ext cx="6120130" cy="4262755"/>
+                    </a:xfrm>
+                    <a:prstGeom prst="rect">
+                      <a:avLst/>
+                    </a:prstGeom>
+                  </pic:spPr>
+                </pic:pic>
+              </a:graphicData>
+            </a:graphic>
+          </wp:inline>
+        </w:drawing>
+      </w:r>
+    </w:p>
+    <w:p>
+      <w:pPr>
+        <w:rPr>
+          <w:sz w:val="28"/>
+          <w:szCs w:val="28"/>
+        </w:rPr>
+      </w:pPr>
+    </w:p>
+    <w:p>
+      <w:pPr>
+        <w:rPr>
+          <w:sz w:val="28"/>
+          <w:szCs w:val="28"/>
+        </w:rPr>
+      </w:pPr>
+    </w:p>
+    <w:p>
+      <w:pPr>
+        <w:rPr>
+          <w:sz w:val="28"/>
+          <w:szCs w:val="28"/>
+        </w:rPr>
+      </w:pPr>
+      <w:r>
+        <w:rPr>
+          <w:sz w:val="28"/>
+          <w:szCs w:val="28"/>
+        </w:rPr>
+        <w:t>Chiaramente, nel caso in cui h non veniva specificato avevamo anche scritto 4096 nelle 5° colonna. Con l’aggiunta di h, abbiamo trasformato quello strano numero in kb</w:t>
+      </w:r>
+      <w:r>
+        <w:rPr>
+          <w:sz w:val="28"/>
+          <w:szCs w:val="28"/>
+        </w:rPr>
+        <w:t>.</w:t>
+      </w:r>
+    </w:p>
+    <w:p>
+      <w:pPr>
+        <w:rPr>
+          <w:sz w:val="28"/>
+          <w:szCs w:val="28"/>
+        </w:rPr>
+      </w:pPr>
+    </w:p>
+    <w:p>
+      <w:pPr>
+        <w:rPr>
+          <w:sz w:val="28"/>
+          <w:szCs w:val="28"/>
+        </w:rPr>
+      </w:pPr>
+    </w:p>
+    <w:p>
+      <w:pPr>
+        <w:jc w:val="center"/>
+        <w:rPr>
+          <w:b/>
+          <w:bCs/>
+          <w:color w:val="00B050"/>
+          <w:sz w:val="28"/>
+          <w:szCs w:val="28"/>
+        </w:rPr>
+      </w:pPr>
+      <w:r>
+        <w:rPr>
+          <w:b/>
+          <w:bCs/>
+          <w:color w:val="00B050"/>
+          <w:sz w:val="28"/>
+          <w:szCs w:val="28"/>
+        </w:rPr>
+        <w:t>SORT</w:t>
+      </w:r>
+    </w:p>
+    <w:p>
+      <w:pPr>
+        <w:jc w:val="center"/>
+        <w:rPr>
+          <w:b/>
+          <w:bCs/>
+          <w:color w:val="00B050"/>
+          <w:sz w:val="28"/>
+          <w:szCs w:val="28"/>
+        </w:rPr>
+      </w:pPr>
+    </w:p>
+    <w:p>
+      <w:pPr>
+        <w:rPr>
+          <w:sz w:val="28"/>
+          <w:szCs w:val="28"/>
+        </w:rPr>
+      </w:pPr>
+      <w:r>
+        <w:rPr>
+          <w:sz w:val="28"/>
+          <w:szCs w:val="28"/>
+        </w:rPr>
+        <w:t>Possiamo ovviamente anche ordinare i risultati ottenuti in base a dei canoni.</w:t>
+      </w:r>
+      <w:r>
+        <w:rPr>
+          <w:sz w:val="28"/>
+          <w:szCs w:val="28"/>
+        </w:rPr>
+        <w:t xml:space="preserve">  Vediamo il manuale.</w:t>
+      </w:r>
+    </w:p>
+    <w:p>
+      <w:pPr>
+        <w:rPr>
+          <w:sz w:val="28"/>
+          <w:szCs w:val="28"/>
+        </w:rPr>
+      </w:pPr>
+    </w:p>
+    <w:p>
+      <w:pPr>
+        <w:rPr>
+          <w:sz w:val="28"/>
+          <w:szCs w:val="28"/>
+        </w:rPr>
+      </w:pPr>
+      <w:r>
+        <w:rPr>
+          <w:sz w:val="28"/>
+          <w:szCs w:val="28"/>
+        </w:rPr>
+        <w:lastRenderedPageBreak/>
+        <w:drawing>
+          <wp:inline distT="0" distB="0" distL="0" distR="0" wp14:anchorId="6AE13663" wp14:editId="63175B97">
+            <wp:extent cx="6120130" cy="4805045"/>
+            <wp:effectExtent l="0" t="0" r="0" b="0"/>
+            <wp:docPr id="32" name="Picture 32"/>
+            <wp:cNvGraphicFramePr>
+              <a:graphicFrameLocks xmlns:a="http://schemas.openxmlformats.org/drawingml/2006/main" noChangeAspect="1"/>
+            </wp:cNvGraphicFramePr>
+            <a:graphic xmlns:a="http://schemas.openxmlformats.org/drawingml/2006/main">
+              <a:graphicData uri="http://schemas.openxmlformats.org/drawingml/2006/picture">
+                <pic:pic xmlns:pic="http://schemas.openxmlformats.org/drawingml/2006/picture">
+                  <pic:nvPicPr>
+                    <pic:cNvPr id="1" name=""/>
+                    <pic:cNvPicPr/>
+                  </pic:nvPicPr>
+                  <pic:blipFill>
+                    <a:blip r:embed="rId38"/>
+                    <a:stretch>
+                      <a:fillRect/>
+                    </a:stretch>
+                  </pic:blipFill>
+                  <pic:spPr>
+                    <a:xfrm>
+                      <a:off x="0" y="0"/>
+                      <a:ext cx="6120130" cy="4805045"/>
+                    </a:xfrm>
+                    <a:prstGeom prst="rect">
+                      <a:avLst/>
+                    </a:prstGeom>
+                  </pic:spPr>
+                </pic:pic>
+              </a:graphicData>
+            </a:graphic>
+          </wp:inline>
+        </w:drawing>
+      </w:r>
+    </w:p>
+    <w:p>
+      <w:pPr>
+        <w:rPr>
+          <w:sz w:val="28"/>
+          <w:szCs w:val="28"/>
+        </w:rPr>
+      </w:pPr>
+    </w:p>
+    <w:p>
+      <w:pPr>
+        <w:rPr>
+          <w:sz w:val="28"/>
+          <w:szCs w:val="28"/>
+        </w:rPr>
+      </w:pPr>
+      <w:r>
+        <w:rPr>
+          <w:sz w:val="28"/>
+          <w:szCs w:val="28"/>
+        </w:rPr>
+        <w:t>Dal manuale, si evince che possiamo effettuare ordinamenti dei risultati ottenuti in base a vari fattori, come rispetto allo spazio occupato, partendo dal file/cartella che occupa più spazio (-S), oppure si può ordinare rispetto a</w:t>
+      </w:r>
+      <w:r>
+        <w:rPr>
+          <w:sz w:val="28"/>
+          <w:szCs w:val="28"/>
+        </w:rPr>
+        <w:t xml:space="preserve">lla data di modifica </w:t>
+      </w:r>
+      <w:r>
+        <w:rPr>
+          <w:sz w:val="28"/>
+          <w:szCs w:val="28"/>
+        </w:rPr>
+        <w:t>(-t), rispetto alla versione (-v) etc.</w:t>
+      </w:r>
+    </w:p>
+    <w:p>
+      <w:pPr>
+        <w:rPr>
+          <w:sz w:val="28"/>
+          <w:szCs w:val="28"/>
+        </w:rPr>
+      </w:pPr>
+      <w:r>
+        <w:rPr>
+          <w:sz w:val="28"/>
+          <w:szCs w:val="28"/>
+        </w:rPr>
+        <w:t>A titolo di esempio, vediamo un ordinamento rispetto al</w:t>
+      </w:r>
+      <w:r>
+        <w:rPr>
+          <w:sz w:val="28"/>
+          <w:szCs w:val="28"/>
+        </w:rPr>
+        <w:t>la data di modifica. Linux ordinerà i risultati rispetto alla data di modifica, dalla più recente alla più vecchia. Possiamo scrivere due sintassi equivalenti:</w:t>
+      </w:r>
+    </w:p>
+    <w:p>
+      <w:pPr>
+        <w:rPr>
+          <w:sz w:val="28"/>
+          <w:szCs w:val="28"/>
+        </w:rPr>
+      </w:pPr>
+    </w:p>
+    <w:p>
+      <w:pPr>
+        <w:rPr>
+          <w:sz w:val="28"/>
+          <w:szCs w:val="28"/>
+        </w:rPr>
+      </w:pPr>
+      <w:r>
+        <w:rPr>
+          <w:sz w:val="28"/>
+          <w:szCs w:val="28"/>
+        </w:rPr>
+        <w:lastRenderedPageBreak/>
+        <w:drawing>
+          <wp:inline distT="0" distB="0" distL="0" distR="0" wp14:anchorId="60E6ADC2" wp14:editId="6BF0C043">
+            <wp:extent cx="6120130" cy="5148580"/>
+            <wp:effectExtent l="0" t="0" r="0" b="0"/>
+            <wp:docPr id="33" name="Picture 33"/>
+            <wp:cNvGraphicFramePr>
+              <a:graphicFrameLocks xmlns:a="http://schemas.openxmlformats.org/drawingml/2006/main" noChangeAspect="1"/>
+            </wp:cNvGraphicFramePr>
+            <a:graphic xmlns:a="http://schemas.openxmlformats.org/drawingml/2006/main">
+              <a:graphicData uri="http://schemas.openxmlformats.org/drawingml/2006/picture">
+                <pic:pic xmlns:pic="http://schemas.openxmlformats.org/drawingml/2006/picture">
+                  <pic:nvPicPr>
+                    <pic:cNvPr id="1" name=""/>
+                    <pic:cNvPicPr/>
+                  </pic:nvPicPr>
+                  <pic:blipFill>
+                    <a:blip r:embed="rId39"/>
+                    <a:stretch>
+                      <a:fillRect/>
+                    </a:stretch>
+                  </pic:blipFill>
+                  <pic:spPr>
+                    <a:xfrm>
+                      <a:off x="0" y="0"/>
+                      <a:ext cx="6120130" cy="5148580"/>
+                    </a:xfrm>
+                    <a:prstGeom prst="rect">
+                      <a:avLst/>
+                    </a:prstGeom>
+                  </pic:spPr>
+                </pic:pic>
+              </a:graphicData>
+            </a:graphic>
+          </wp:inline>
+        </w:drawing>
+      </w:r>
+    </w:p>
+    <w:p>
+      <w:pPr>
+        <w:rPr>
+          <w:sz w:val="28"/>
+          <w:szCs w:val="28"/>
+        </w:rPr>
+      </w:pPr>
+    </w:p>
+    <w:p>
+      <w:pPr>
+        <w:rPr>
+          <w:sz w:val="28"/>
+          <w:szCs w:val="28"/>
+        </w:rPr>
+      </w:pPr>
+      <w:r>
+        <w:rPr>
+          <w:sz w:val="28"/>
+          <w:szCs w:val="28"/>
+        </w:rPr>
+        <w:t xml:space="preserve"> Possiamo anche ordinare in base allo spazio occupato su disco, dal più pesante al meno pesante tramite size. Scriviamo direttamente il comando in forma contratta.</w:t>
+      </w:r>
+    </w:p>
+    <w:p>
+      <w:pPr>
+        <w:rPr>
+          <w:sz w:val="28"/>
+          <w:szCs w:val="28"/>
+        </w:rPr>
+      </w:pPr>
+    </w:p>
+    <w:p>
+      <w:pPr>
+        <w:rPr>
+          <w:sz w:val="28"/>
+          <w:szCs w:val="28"/>
+        </w:rPr>
+      </w:pPr>
+      <w:r>
+        <w:rPr>
+          <w:sz w:val="28"/>
+          <w:szCs w:val="28"/>
+        </w:rPr>
+        <w:lastRenderedPageBreak/>
+        <w:drawing>
+          <wp:inline distT="0" distB="0" distL="0" distR="0" wp14:anchorId="687F6E98" wp14:editId="1E45C73B">
+            <wp:extent cx="6120130" cy="5111750"/>
+            <wp:effectExtent l="0" t="0" r="0" b="0"/>
+            <wp:docPr id="34" name="Picture 34"/>
+            <wp:cNvGraphicFramePr>
+              <a:graphicFrameLocks xmlns:a="http://schemas.openxmlformats.org/drawingml/2006/main" noChangeAspect="1"/>
+            </wp:cNvGraphicFramePr>
+            <a:graphic xmlns:a="http://schemas.openxmlformats.org/drawingml/2006/main">
+              <a:graphicData uri="http://schemas.openxmlformats.org/drawingml/2006/picture">
+                <pic:pic xmlns:pic="http://schemas.openxmlformats.org/drawingml/2006/picture">
+                  <pic:nvPicPr>
+                    <pic:cNvPr id="1" name=""/>
+                    <pic:cNvPicPr/>
+                  </pic:nvPicPr>
+                  <pic:blipFill>
+                    <a:blip r:embed="rId40"/>
+                    <a:stretch>
+                      <a:fillRect/>
+                    </a:stretch>
+                  </pic:blipFill>
+                  <pic:spPr>
+                    <a:xfrm>
+                      <a:off x="0" y="0"/>
+                      <a:ext cx="6120130" cy="5111750"/>
+                    </a:xfrm>
+                    <a:prstGeom prst="rect">
+                      <a:avLst/>
+                    </a:prstGeom>
+                  </pic:spPr>
+                </pic:pic>
+              </a:graphicData>
+            </a:graphic>
+          </wp:inline>
+        </w:drawing>
+      </w:r>
+    </w:p>
+    <w:p>
+      <w:pPr>
+        <w:rPr>
+          <w:sz w:val="28"/>
+          <w:szCs w:val="28"/>
+        </w:rPr>
+      </w:pPr>
+    </w:p>
+    <w:p>
+      <w:pPr>
+        <w:rPr>
+          <w:sz w:val="28"/>
+          <w:szCs w:val="28"/>
+        </w:rPr>
+      </w:pPr>
+      <w:r>
+        <w:rPr>
+          <w:sz w:val="28"/>
+          <w:szCs w:val="28"/>
+        </w:rPr>
+        <w:t>Che in forma estesa sarebbe ls -l   --sort=size.</w:t>
+      </w:r>
+    </w:p>
+    <w:p>
+      <w:pPr>
+        <w:rPr>
+          <w:sz w:val="28"/>
+          <w:szCs w:val="28"/>
+        </w:rPr>
+      </w:pPr>
+      <w:r>
+        <w:rPr>
+          <w:sz w:val="28"/>
+          <w:szCs w:val="28"/>
+        </w:rPr>
+        <w:t>Conviene scrivere i size in termini di kb.</w:t>
+      </w:r>
+    </w:p>
+    <w:p>
+      <w:pPr>
+        <w:rPr>
+          <w:sz w:val="28"/>
+          <w:szCs w:val="28"/>
+        </w:rPr>
+      </w:pPr>
+    </w:p>
+    <w:p>
+      <w:pPr>
+        <w:rPr>
+          <w:sz w:val="28"/>
+          <w:szCs w:val="28"/>
+        </w:rPr>
+      </w:pPr>
+      <w:r>
+        <w:rPr>
+          <w:sz w:val="28"/>
+          <w:szCs w:val="28"/>
+        </w:rPr>
+        <w:lastRenderedPageBreak/>
+        <w:drawing>
+          <wp:inline distT="0" distB="0" distL="0" distR="0" wp14:anchorId="2366DD14" wp14:editId="63EEA00B">
+            <wp:extent cx="6120130" cy="5209540"/>
+            <wp:effectExtent l="0" t="0" r="0" b="0"/>
+            <wp:docPr id="35" name="Picture 35"/>
+            <wp:cNvGraphicFramePr>
+              <a:graphicFrameLocks xmlns:a="http://schemas.openxmlformats.org/drawingml/2006/main" noChangeAspect="1"/>
+            </wp:cNvGraphicFramePr>
+            <a:graphic xmlns:a="http://schemas.openxmlformats.org/drawingml/2006/main">
+              <a:graphicData uri="http://schemas.openxmlformats.org/drawingml/2006/picture">
+                <pic:pic xmlns:pic="http://schemas.openxmlformats.org/drawingml/2006/picture">
+                  <pic:nvPicPr>
+                    <pic:cNvPr id="1" name=""/>
+                    <pic:cNvPicPr/>
+                  </pic:nvPicPr>
+                  <pic:blipFill>
+                    <a:blip r:embed="rId41"/>
+                    <a:stretch>
+                      <a:fillRect/>
+                    </a:stretch>
+                  </pic:blipFill>
+                  <pic:spPr>
+                    <a:xfrm>
+                      <a:off x="0" y="0"/>
+                      <a:ext cx="6120130" cy="5209540"/>
+                    </a:xfrm>
+                    <a:prstGeom prst="rect">
+                      <a:avLst/>
+                    </a:prstGeom>
+                  </pic:spPr>
+                </pic:pic>
+              </a:graphicData>
+            </a:graphic>
+          </wp:inline>
+        </w:drawing>
+      </w:r>
     </w:p>
     <w:p>
       <w:pPr>
@@ -6900,6 +9641,95 @@
     </w:lvl>
   </w:abstractNum>
   <w:abstractNum w:abstractNumId="2" w15:restartNumberingAfterBreak="0">
+    <w:nsid w:val="12B8502B"/>
+    <w:multiLevelType w:val="hybridMultilevel"/>
+    <w:tmpl w:val="BAC6F5B8"/>
+    <w:lvl w:ilvl="0" w:tplc="0410000F">
+      <w:start w:val="1"/>
+      <w:numFmt w:val="decimal"/>
+      <w:lvlText w:val="%1."/>
+      <w:lvlJc w:val="left"/>
+      <w:pPr>
+        <w:ind w:left="720" w:hanging="360"/>
+      </w:pPr>
+      <w:rPr>
+        <w:rFonts w:hint="default"/>
+      </w:rPr>
+    </w:lvl>
+    <w:lvl w:ilvl="1" w:tplc="04100019" w:tentative="1">
+      <w:start w:val="1"/>
+      <w:numFmt w:val="lowerLetter"/>
+      <w:lvlText w:val="%2."/>
+      <w:lvlJc w:val="left"/>
+      <w:pPr>
+        <w:ind w:left="1440" w:hanging="360"/>
+      </w:pPr>
+    </w:lvl>
+    <w:lvl w:ilvl="2" w:tplc="0410001B" w:tentative="1">
+      <w:start w:val="1"/>
+      <w:numFmt w:val="lowerRoman"/>
+      <w:lvlText w:val="%3."/>
+      <w:lvlJc w:val="right"/>
+      <w:pPr>
+        <w:ind w:left="2160" w:hanging="180"/>
+      </w:pPr>
+    </w:lvl>
+    <w:lvl w:ilvl="3" w:tplc="0410000F" w:tentative="1">
+      <w:start w:val="1"/>
+      <w:numFmt w:val="decimal"/>
+      <w:lvlText w:val="%4."/>
+      <w:lvlJc w:val="left"/>
+      <w:pPr>
+        <w:ind w:left="2880" w:hanging="360"/>
+      </w:pPr>
+    </w:lvl>
+    <w:lvl w:ilvl="4" w:tplc="04100019" w:tentative="1">
+      <w:start w:val="1"/>
+      <w:numFmt w:val="lowerLetter"/>
+      <w:lvlText w:val="%5."/>
+      <w:lvlJc w:val="left"/>
+      <w:pPr>
+        <w:ind w:left="3600" w:hanging="360"/>
+      </w:pPr>
+    </w:lvl>
+    <w:lvl w:ilvl="5" w:tplc="0410001B" w:tentative="1">
+      <w:start w:val="1"/>
+      <w:numFmt w:val="lowerRoman"/>
+      <w:lvlText w:val="%6."/>
+      <w:lvlJc w:val="right"/>
+      <w:pPr>
+        <w:ind w:left="4320" w:hanging="180"/>
+      </w:pPr>
+    </w:lvl>
+    <w:lvl w:ilvl="6" w:tplc="0410000F" w:tentative="1">
+      <w:start w:val="1"/>
+      <w:numFmt w:val="decimal"/>
+      <w:lvlText w:val="%7."/>
+      <w:lvlJc w:val="left"/>
+      <w:pPr>
+        <w:ind w:left="5040" w:hanging="360"/>
+      </w:pPr>
+    </w:lvl>
+    <w:lvl w:ilvl="7" w:tplc="04100019" w:tentative="1">
+      <w:start w:val="1"/>
+      <w:numFmt w:val="lowerLetter"/>
+      <w:lvlText w:val="%8."/>
+      <w:lvlJc w:val="left"/>
+      <w:pPr>
+        <w:ind w:left="5760" w:hanging="360"/>
+      </w:pPr>
+    </w:lvl>
+    <w:lvl w:ilvl="8" w:tplc="0410001B" w:tentative="1">
+      <w:start w:val="1"/>
+      <w:numFmt w:val="lowerRoman"/>
+      <w:lvlText w:val="%9."/>
+      <w:lvlJc w:val="right"/>
+      <w:pPr>
+        <w:ind w:left="6480" w:hanging="180"/>
+      </w:pPr>
+    </w:lvl>
+  </w:abstractNum>
+  <w:abstractNum w:abstractNumId="3" w15:restartNumberingAfterBreak="0">
     <w:nsid w:val="1B2925A4"/>
     <w:multiLevelType w:val="multilevel"/>
     <w:tmpl w:val="782CA36E"/>
@@ -7048,7 +9878,7 @@
       </w:rPr>
     </w:lvl>
   </w:abstractNum>
-  <w:abstractNum w:abstractNumId="3" w15:restartNumberingAfterBreak="0">
+  <w:abstractNum w:abstractNumId="4" w15:restartNumberingAfterBreak="0">
     <w:nsid w:val="3664632C"/>
     <w:multiLevelType w:val="hybridMultilevel"/>
     <w:tmpl w:val="8466ADAC"/>
@@ -7137,7 +9967,7 @@
       </w:pPr>
     </w:lvl>
   </w:abstractNum>
-  <w:abstractNum w:abstractNumId="4" w15:restartNumberingAfterBreak="0">
+  <w:abstractNum w:abstractNumId="5" w15:restartNumberingAfterBreak="0">
     <w:nsid w:val="62617980"/>
     <w:multiLevelType w:val="multilevel"/>
     <w:tmpl w:val="CF9C4608"/>
@@ -7250,7 +10080,7 @@
       </w:pPr>
     </w:lvl>
   </w:abstractNum>
-  <w:abstractNum w:abstractNumId="5" w15:restartNumberingAfterBreak="0">
+  <w:abstractNum w:abstractNumId="6" w15:restartNumberingAfterBreak="0">
     <w:nsid w:val="67503610"/>
     <w:multiLevelType w:val="hybridMultilevel"/>
     <w:tmpl w:val="92C6475A"/>
@@ -7339,10 +10169,10 @@
       </w:pPr>
     </w:lvl>
   </w:abstractNum>
-  <w:abstractNum w:abstractNumId="6" w15:restartNumberingAfterBreak="0">
-    <w:nsid w:val="705C56C7"/>
+  <w:abstractNum w:abstractNumId="7" w15:restartNumberingAfterBreak="0">
+    <w:nsid w:val="6DF935F9"/>
     <w:multiLevelType w:val="hybridMultilevel"/>
-    <w:tmpl w:val="B9B03B74"/>
+    <w:tmpl w:val="B06EE396"/>
     <w:lvl w:ilvl="0" w:tplc="0410000F">
       <w:start w:val="1"/>
       <w:numFmt w:val="decimal"/>
@@ -7428,8 +10258,8 @@
       </w:pPr>
     </w:lvl>
   </w:abstractNum>
-  <w:abstractNum w:abstractNumId="7" w15:restartNumberingAfterBreak="0">
-    <w:nsid w:val="70891957"/>
+  <w:abstractNum w:abstractNumId="8" w15:restartNumberingAfterBreak="0">
+    <w:nsid w:val="705C56C7"/>
     <w:multiLevelType w:val="hybridMultilevel"/>
     <w:tmpl w:val="B9B03B74"/>
     <w:lvl w:ilvl="0" w:tplc="0410000F">
@@ -7517,17 +10347,106 @@
       </w:pPr>
     </w:lvl>
   </w:abstractNum>
+  <w:abstractNum w:abstractNumId="9" w15:restartNumberingAfterBreak="0">
+    <w:nsid w:val="70891957"/>
+    <w:multiLevelType w:val="hybridMultilevel"/>
+    <w:tmpl w:val="B9B03B74"/>
+    <w:lvl w:ilvl="0" w:tplc="0410000F">
+      <w:start w:val="1"/>
+      <w:numFmt w:val="decimal"/>
+      <w:lvlText w:val="%1."/>
+      <w:lvlJc w:val="left"/>
+      <w:pPr>
+        <w:ind w:left="720" w:hanging="360"/>
+      </w:pPr>
+      <w:rPr>
+        <w:rFonts w:hint="default"/>
+      </w:rPr>
+    </w:lvl>
+    <w:lvl w:ilvl="1" w:tplc="04100019" w:tentative="1">
+      <w:start w:val="1"/>
+      <w:numFmt w:val="lowerLetter"/>
+      <w:lvlText w:val="%2."/>
+      <w:lvlJc w:val="left"/>
+      <w:pPr>
+        <w:ind w:left="1440" w:hanging="360"/>
+      </w:pPr>
+    </w:lvl>
+    <w:lvl w:ilvl="2" w:tplc="0410001B" w:tentative="1">
+      <w:start w:val="1"/>
+      <w:numFmt w:val="lowerRoman"/>
+      <w:lvlText w:val="%3."/>
+      <w:lvlJc w:val="right"/>
+      <w:pPr>
+        <w:ind w:left="2160" w:hanging="180"/>
+      </w:pPr>
+    </w:lvl>
+    <w:lvl w:ilvl="3" w:tplc="0410000F" w:tentative="1">
+      <w:start w:val="1"/>
+      <w:numFmt w:val="decimal"/>
+      <w:lvlText w:val="%4."/>
+      <w:lvlJc w:val="left"/>
+      <w:pPr>
+        <w:ind w:left="2880" w:hanging="360"/>
+      </w:pPr>
+    </w:lvl>
+    <w:lvl w:ilvl="4" w:tplc="04100019" w:tentative="1">
+      <w:start w:val="1"/>
+      <w:numFmt w:val="lowerLetter"/>
+      <w:lvlText w:val="%5."/>
+      <w:lvlJc w:val="left"/>
+      <w:pPr>
+        <w:ind w:left="3600" w:hanging="360"/>
+      </w:pPr>
+    </w:lvl>
+    <w:lvl w:ilvl="5" w:tplc="0410001B" w:tentative="1">
+      <w:start w:val="1"/>
+      <w:numFmt w:val="lowerRoman"/>
+      <w:lvlText w:val="%6."/>
+      <w:lvlJc w:val="right"/>
+      <w:pPr>
+        <w:ind w:left="4320" w:hanging="180"/>
+      </w:pPr>
+    </w:lvl>
+    <w:lvl w:ilvl="6" w:tplc="0410000F" w:tentative="1">
+      <w:start w:val="1"/>
+      <w:numFmt w:val="decimal"/>
+      <w:lvlText w:val="%7."/>
+      <w:lvlJc w:val="left"/>
+      <w:pPr>
+        <w:ind w:left="5040" w:hanging="360"/>
+      </w:pPr>
+    </w:lvl>
+    <w:lvl w:ilvl="7" w:tplc="04100019" w:tentative="1">
+      <w:start w:val="1"/>
+      <w:numFmt w:val="lowerLetter"/>
+      <w:lvlText w:val="%8."/>
+      <w:lvlJc w:val="left"/>
+      <w:pPr>
+        <w:ind w:left="5760" w:hanging="360"/>
+      </w:pPr>
+    </w:lvl>
+    <w:lvl w:ilvl="8" w:tplc="0410001B" w:tentative="1">
+      <w:start w:val="1"/>
+      <w:numFmt w:val="lowerRoman"/>
+      <w:lvlText w:val="%9."/>
+      <w:lvlJc w:val="right"/>
+      <w:pPr>
+        <w:ind w:left="6480" w:hanging="180"/>
+      </w:pPr>
+    </w:lvl>
+  </w:abstractNum>
   <w:num w:numId="1">
-    <w:abstractNumId w:val="3"/>
+    <w:abstractNumId w:val="4"/>
   </w:num>
   <w:num w:numId="2">
-    <w:abstractNumId w:val="6"/>
+    <w:abstractNumId w:val="8"/>
   </w:num>
   <w:num w:numId="3">
-    <w:abstractNumId w:val="7"/>
+    <w:abstractNumId w:val="9"/>
   </w:num>
   <w:num w:numId="4">
-    <w:abstractNumId w:val="4"/>
+    <w:abstractNumId w:val="5"/>
   </w:num>
   <w:num w:numId="5">
     <w:abstractNumId w:val="1"/>
@@ -7536,10 +10455,16 @@
     <w:abstractNumId w:val="0"/>
   </w:num>
   <w:num w:numId="7">
-    <w:abstractNumId w:val="2"/>
+    <w:abstractNumId w:val="3"/>
   </w:num>
   <w:num w:numId="8">
-    <w:abstractNumId w:val="5"/>
+    <w:abstractNumId w:val="6"/>
+  </w:num>
+  <w:num w:numId="9">
+    <w:abstractNumId w:val="7"/>
+  </w:num>
+  <w:num w:numId="10">
+    <w:abstractNumId w:val="2"/>
   </w:num>
 </w:numbering>
 </file>
@@ -7944,7 +10869,7 @@
   <w:style w:type="paragraph" w:default="1" w:styleId="Normal">
     <w:name w:val="Normal"/>
     <w:qFormat/>
-    <w:rsid w:val="0089475E"/>
+    <w:rsid w:val="00556553"/>
   </w:style>
   <w:style w:type="paragraph" w:styleId="Heading2">
     <w:name w:val="heading 2"/>
@@ -8211,6 +11136,30 @@
       <w:i/>
       <w:iCs/>
     </w:rPr>
+  </w:style>
+  <w:style w:type="paragraph" w:customStyle="1" w:styleId="pdq2pgselectionanchorcontainer">
+    <w:name w:val="pdq2pg_selectionanchorcontainer"/>
+    <w:basedOn w:val="Normal"/>
+    <w:rsid w:val="001E3D96"/>
+    <w:pPr>
+      <w:spacing w:before="100" w:beforeAutospacing="1" w:after="100" w:afterAutospacing="1" w:line="240" w:lineRule="auto"/>
+    </w:pPr>
+    <w:rPr>
+      <w:rFonts w:ascii="Times New Roman" w:eastAsia="Times New Roman" w:hAnsi="Times New Roman" w:cs="Times New Roman"/>
+      <w:kern w:val="0"/>
+      <w:lang w:eastAsia="it-IT"/>
+      <w14:ligatures w14:val="none"/>
+    </w:rPr>
+  </w:style>
+  <w:style w:type="character" w:customStyle="1" w:styleId="l">
+    <w:name w:val="ͼl"/>
+    <w:basedOn w:val="DefaultParagraphFont"/>
+    <w:rsid w:val="001E3D96"/>
+  </w:style>
+  <w:style w:type="character" w:customStyle="1" w:styleId="n">
+    <w:name w:val="ͼn"/>
+    <w:basedOn w:val="DefaultParagraphFont"/>
+    <w:rsid w:val="001E3D96"/>
   </w:style>
 </w:styles>
 </file>

--- a/01.LINUX/02.NavigazioneFileCartelle.docx
+++ b/01.LINUX/02.NavigazioneFileCartelle.docx
@@ -79,23 +79,13 @@
           <w:lang w:val="en-US"/>
         </w:rPr>
       </w:pPr>
-      <w:proofErr w:type="gramStart"/>
       <w:r>
         <w:rPr>
           <w:sz w:val="28"/>
           <w:szCs w:val="28"/>
           <w:lang w:val="en-US"/>
         </w:rPr>
-        <w:t>1 .</w:t>
-      </w:r>
-      <w:proofErr w:type="gramEnd"/>
-      <w:r>
-        <w:rPr>
-          <w:sz w:val="28"/>
-          <w:szCs w:val="28"/>
-          <w:lang w:val="en-US"/>
-        </w:rPr>
-        <w:t xml:space="preserve"> Root directory</w:t>
+        <w:t>1 . Root directory</w:t>
       </w:r>
     </w:p>
     <w:p>
@@ -3183,27 +3173,7 @@
           <w:lang w:val="en-US" w:eastAsia="it-IT"/>
           <w14:ligatures w14:val="none"/>
         </w:rPr>
-        <w:t xml:space="preserve">e </w:t>
-      </w:r>
-      <w:proofErr w:type="spellStart"/>
-      <w:r>
-        <w:rPr>
-          <w:rFonts w:ascii="Times New Roman" w:eastAsia="Times New Roman" w:hAnsi="Times New Roman" w:cs="Times New Roman"/>
-          <w:kern w:val="0"/>
-          <w:lang w:val="en-US" w:eastAsia="it-IT"/>
-          <w14:ligatures w14:val="none"/>
-        </w:rPr>
-        <w:t>anche</w:t>
-      </w:r>
-      <w:proofErr w:type="spellEnd"/>
-      <w:r>
-        <w:rPr>
-          <w:rFonts w:ascii="Times New Roman" w:eastAsia="Times New Roman" w:hAnsi="Times New Roman" w:cs="Times New Roman"/>
-          <w:kern w:val="0"/>
-          <w:lang w:val="en-US" w:eastAsia="it-IT"/>
-          <w14:ligatures w14:val="none"/>
-        </w:rPr>
-        <w:t>:</w:t>
+        <w:t>e anche:</w:t>
       </w:r>
     </w:p>
     <w:p>
@@ -4139,31 +4109,7 @@
           <w:lang w:val="en-US" w:eastAsia="it-IT"/>
           <w14:ligatures w14:val="none"/>
         </w:rPr>
-        <w:t>/</w:t>
-      </w:r>
-      <w:proofErr w:type="spellStart"/>
-      <w:r>
-        <w:rPr>
-          <w:rFonts w:ascii="Courier New" w:eastAsia="Times New Roman" w:hAnsi="Courier New" w:cs="Courier New"/>
-          <w:kern w:val="0"/>
-          <w:sz w:val="20"/>
-          <w:szCs w:val="20"/>
-          <w:lang w:val="en-US" w:eastAsia="it-IT"/>
-          <w14:ligatures w14:val="none"/>
-        </w:rPr>
-        <w:t>usr</w:t>
-      </w:r>
-      <w:proofErr w:type="spellEnd"/>
-      <w:r>
-        <w:rPr>
-          <w:rFonts w:ascii="Courier New" w:eastAsia="Times New Roman" w:hAnsi="Courier New" w:cs="Courier New"/>
-          <w:kern w:val="0"/>
-          <w:sz w:val="20"/>
-          <w:szCs w:val="20"/>
-          <w:lang w:val="en-US" w:eastAsia="it-IT"/>
-          <w14:ligatures w14:val="none"/>
-        </w:rPr>
-        <w:t>/bin/date</w:t>
+        <w:t>/usr/bin/date</w:t>
       </w:r>
     </w:p>
     <w:p>
@@ -4590,31 +4536,7 @@
           <w:lang w:val="en-US" w:eastAsia="it-IT"/>
           <w14:ligatures w14:val="none"/>
         </w:rPr>
-        <w:t>/</w:t>
-      </w:r>
-      <w:proofErr w:type="spellStart"/>
-      <w:r>
-        <w:rPr>
-          <w:rFonts w:ascii="Courier New" w:eastAsia="Times New Roman" w:hAnsi="Courier New" w:cs="Courier New"/>
-          <w:kern w:val="0"/>
-          <w:sz w:val="20"/>
-          <w:szCs w:val="20"/>
-          <w:lang w:val="en-US" w:eastAsia="it-IT"/>
-          <w14:ligatures w14:val="none"/>
-        </w:rPr>
-        <w:t>usr</w:t>
-      </w:r>
-      <w:proofErr w:type="spellEnd"/>
-      <w:r>
-        <w:rPr>
-          <w:rFonts w:ascii="Courier New" w:eastAsia="Times New Roman" w:hAnsi="Courier New" w:cs="Courier New"/>
-          <w:kern w:val="0"/>
-          <w:sz w:val="20"/>
-          <w:szCs w:val="20"/>
-          <w:lang w:val="en-US" w:eastAsia="it-IT"/>
-          <w14:ligatures w14:val="none"/>
-        </w:rPr>
-        <w:t>/bin/date</w:t>
+        <w:t>/usr/bin/date</w:t>
       </w:r>
     </w:p>
     <w:p>
@@ -4713,7 +4635,6 @@
           <w14:ligatures w14:val="none"/>
         </w:rPr>
       </w:pPr>
-      <w:proofErr w:type="spellStart"/>
       <w:r>
         <w:rPr>
           <w:rFonts w:ascii="Times New Roman" w:eastAsia="Times New Roman" w:hAnsi="Times New Roman" w:cs="Times New Roman"/>
@@ -4721,17 +4642,7 @@
           <w:lang w:val="en-US" w:eastAsia="it-IT"/>
           <w14:ligatures w14:val="none"/>
         </w:rPr>
-        <w:t>Cerca</w:t>
-      </w:r>
-      <w:proofErr w:type="spellEnd"/>
-      <w:r>
-        <w:rPr>
-          <w:rFonts w:ascii="Times New Roman" w:eastAsia="Times New Roman" w:hAnsi="Times New Roman" w:cs="Times New Roman"/>
-          <w:kern w:val="0"/>
-          <w:lang w:val="en-US" w:eastAsia="it-IT"/>
-          <w14:ligatures w14:val="none"/>
-        </w:rPr>
-        <w:t xml:space="preserve"> </w:t>
+        <w:t xml:space="preserve">Cerca </w:t>
       </w:r>
       <w:r>
         <w:rPr>
@@ -5135,7 +5046,6 @@
           <w14:ligatures w14:val="none"/>
         </w:rPr>
       </w:pPr>
-      <w:proofErr w:type="spellStart"/>
       <w:r>
         <w:rPr>
           <w:rFonts w:ascii="Times New Roman" w:eastAsia="Times New Roman" w:hAnsi="Times New Roman" w:cs="Times New Roman"/>
@@ -5143,37 +5053,7 @@
           <w:lang w:val="en-US" w:eastAsia="it-IT"/>
           <w14:ligatures w14:val="none"/>
         </w:rPr>
-        <w:t>Ad</w:t>
-      </w:r>
-      <w:proofErr w:type="spellEnd"/>
-      <w:r>
-        <w:rPr>
-          <w:rFonts w:ascii="Times New Roman" w:eastAsia="Times New Roman" w:hAnsi="Times New Roman" w:cs="Times New Roman"/>
-          <w:kern w:val="0"/>
-          <w:lang w:val="en-US" w:eastAsia="it-IT"/>
-          <w14:ligatures w14:val="none"/>
-        </w:rPr>
-        <w:t xml:space="preserve"> </w:t>
-      </w:r>
-      <w:proofErr w:type="spellStart"/>
-      <w:r>
-        <w:rPr>
-          <w:rFonts w:ascii="Times New Roman" w:eastAsia="Times New Roman" w:hAnsi="Times New Roman" w:cs="Times New Roman"/>
-          <w:kern w:val="0"/>
-          <w:lang w:val="en-US" w:eastAsia="it-IT"/>
-          <w14:ligatures w14:val="none"/>
-        </w:rPr>
-        <w:t>esempio</w:t>
-      </w:r>
-      <w:proofErr w:type="spellEnd"/>
-      <w:r>
-        <w:rPr>
-          <w:rFonts w:ascii="Times New Roman" w:eastAsia="Times New Roman" w:hAnsi="Times New Roman" w:cs="Times New Roman"/>
-          <w:kern w:val="0"/>
-          <w:lang w:val="en-US" w:eastAsia="it-IT"/>
-          <w14:ligatures w14:val="none"/>
-        </w:rPr>
-        <w:t>:</w:t>
+        <w:t>Ad esempio:</w:t>
       </w:r>
     </w:p>
     <w:p>
@@ -5215,31 +5095,7 @@
           <w:lang w:val="en-US" w:eastAsia="it-IT"/>
           <w14:ligatures w14:val="none"/>
         </w:rPr>
-        <w:t>PATH=/home/jack1989:/</w:t>
-      </w:r>
-      <w:proofErr w:type="spellStart"/>
-      <w:r>
-        <w:rPr>
-          <w:rFonts w:ascii="Courier New" w:eastAsia="Times New Roman" w:hAnsi="Courier New" w:cs="Courier New"/>
-          <w:kern w:val="0"/>
-          <w:sz w:val="20"/>
-          <w:szCs w:val="20"/>
-          <w:lang w:val="en-US" w:eastAsia="it-IT"/>
-          <w14:ligatures w14:val="none"/>
-        </w:rPr>
-        <w:t>usr</w:t>
-      </w:r>
-      <w:proofErr w:type="spellEnd"/>
-      <w:r>
-        <w:rPr>
-          <w:rFonts w:ascii="Courier New" w:eastAsia="Times New Roman" w:hAnsi="Courier New" w:cs="Courier New"/>
-          <w:kern w:val="0"/>
-          <w:sz w:val="20"/>
-          <w:szCs w:val="20"/>
-          <w:lang w:val="en-US" w:eastAsia="it-IT"/>
-          <w14:ligatures w14:val="none"/>
-        </w:rPr>
-        <w:t>/bin:/bin</w:t>
+        <w:t>PATH=/home/jack1989:/usr/bin:/bin</w:t>
       </w:r>
     </w:p>
     <w:p>
@@ -7773,69 +7629,12 @@
           <w:lang w:val="en-US"/>
         </w:rPr>
       </w:pPr>
-      <w:proofErr w:type="spellStart"/>
       <w:r>
         <w:rPr>
           <w:rStyle w:val="HTMLCode"/>
           <w:lang w:val="en-US"/>
         </w:rPr>
-        <w:t>drwxr</w:t>
-      </w:r>
-      <w:proofErr w:type="spellEnd"/>
-      <w:r>
-        <w:rPr>
-          <w:rStyle w:val="HTMLCode"/>
-          <w:lang w:val="en-US"/>
-        </w:rPr>
-        <w:t>-</w:t>
-      </w:r>
-      <w:proofErr w:type="spellStart"/>
-      <w:r>
-        <w:rPr>
-          <w:rStyle w:val="HTMLCode"/>
-          <w:lang w:val="en-US"/>
-        </w:rPr>
-        <w:t>xr</w:t>
-      </w:r>
-      <w:proofErr w:type="spellEnd"/>
-      <w:r>
-        <w:rPr>
-          <w:rStyle w:val="HTMLCode"/>
-          <w:lang w:val="en-US"/>
-        </w:rPr>
-        <w:t>-</w:t>
-      </w:r>
-      <w:proofErr w:type="gramStart"/>
-      <w:r>
-        <w:rPr>
-          <w:rStyle w:val="HTMLCode"/>
-          <w:lang w:val="en-US"/>
-        </w:rPr>
-        <w:t>x  2</w:t>
-      </w:r>
-      <w:proofErr w:type="gramEnd"/>
-      <w:r>
-        <w:rPr>
-          <w:rStyle w:val="HTMLCode"/>
-          <w:lang w:val="en-US"/>
-        </w:rPr>
-        <w:t xml:space="preserve">  jack1989  </w:t>
-      </w:r>
-      <w:proofErr w:type="spellStart"/>
-      <w:r>
-        <w:rPr>
-          <w:rStyle w:val="HTMLCode"/>
-          <w:lang w:val="en-US"/>
-        </w:rPr>
-        <w:t>jack1989</w:t>
-      </w:r>
-      <w:proofErr w:type="spellEnd"/>
-      <w:r>
-        <w:rPr>
-          <w:rStyle w:val="HTMLCode"/>
-          <w:lang w:val="en-US"/>
-        </w:rPr>
-        <w:t xml:space="preserve">  4096  Aug 3 14:39  Desktop</w:t>
+        <w:t>drwxr-xr-x  2  jack1989  jack1989  4096  Aug 3 14:39  Desktop</w:t>
       </w:r>
     </w:p>
     <w:p>
@@ -8565,61 +8364,126 @@
           <w:lang w:val="en-US"/>
         </w:rPr>
       </w:pPr>
-      <w:proofErr w:type="spellStart"/>
       <w:r>
         <w:rPr>
           <w:rStyle w:val="HTMLCode"/>
           <w:lang w:val="en-US"/>
         </w:rPr>
-        <w:t>drwxr</w:t>
-      </w:r>
-      <w:proofErr w:type="spellEnd"/>
-      <w:r>
-        <w:rPr>
-          <w:rStyle w:val="HTMLCode"/>
-          <w:lang w:val="en-US"/>
-        </w:rPr>
-        <w:t>-</w:t>
-      </w:r>
-      <w:proofErr w:type="spellStart"/>
-      <w:r>
-        <w:rPr>
-          <w:rStyle w:val="HTMLCode"/>
-          <w:lang w:val="en-US"/>
-        </w:rPr>
-        <w:t>xr</w:t>
-      </w:r>
-      <w:proofErr w:type="spellEnd"/>
-      <w:r>
-        <w:rPr>
-          <w:rStyle w:val="HTMLCode"/>
-          <w:lang w:val="en-US"/>
-        </w:rPr>
-        <w:t xml:space="preserve">-x 2 jack1989 </w:t>
-      </w:r>
-      <w:proofErr w:type="spellStart"/>
-      <w:r>
-        <w:rPr>
-          <w:rStyle w:val="HTMLCode"/>
-          <w:lang w:val="en-US"/>
+        <w:t>drwxr-xr-x 2 jack1989 jack1989 4096 Aug 3 14:39 Desktop</w:t>
+      </w:r>
+    </w:p>
+    <w:p>
+      <w:pPr>
+        <w:pStyle w:val="NormalWeb"/>
+      </w:pPr>
+      <w:r>
+        <w:t>come:</w:t>
+      </w:r>
+    </w:p>
+    <w:p>
+      <w:pPr>
+        <w:pStyle w:val="NormalWeb"/>
+      </w:pPr>
+      <w:r>
+        <w:t>«</w:t>
+      </w:r>
+      <w:r>
+        <w:rPr>
+          <w:rStyle w:val="HTMLCode"/>
+        </w:rPr>
+        <w:t>Desktop</w:t>
+      </w:r>
+      <w:r>
+        <w:t xml:space="preserve"> è una </w:t>
+      </w:r>
+      <w:r>
+        <w:rPr>
+          <w:rStyle w:val="Strong"/>
+        </w:rPr>
+        <w:t>directory</w:t>
+      </w:r>
+      <w:r>
+        <w:t xml:space="preserve">, ha determinati </w:t>
+      </w:r>
+      <w:r>
+        <w:rPr>
+          <w:rStyle w:val="Strong"/>
+        </w:rPr>
+        <w:t>permessi</w:t>
+      </w:r>
+      <w:r>
+        <w:t xml:space="preserve">, ha 2 </w:t>
+      </w:r>
+      <w:r>
+        <w:rPr>
+          <w:rStyle w:val="Strong"/>
+        </w:rPr>
+        <w:t>hard link</w:t>
+      </w:r>
+      <w:r>
+        <w:t xml:space="preserve">, appartiene all'utente </w:t>
+      </w:r>
+      <w:r>
+        <w:rPr>
+          <w:rStyle w:val="Strong"/>
         </w:rPr>
         <w:t>jack1989</w:t>
       </w:r>
-      <w:proofErr w:type="spellEnd"/>
-      <w:r>
-        <w:rPr>
-          <w:rStyle w:val="HTMLCode"/>
-          <w:lang w:val="en-US"/>
-        </w:rPr>
-        <w:t xml:space="preserve"> 4096 Aug 3 14:39 Desktop</w:t>
+      <w:r>
+        <w:t xml:space="preserve"> e al gruppo </w:t>
+      </w:r>
+      <w:r>
+        <w:rPr>
+          <w:rStyle w:val="Strong"/>
+        </w:rPr>
+        <w:t>jack1989</w:t>
+      </w:r>
+      <w:r>
+        <w:t xml:space="preserve">, ha dimensione indicata di </w:t>
+      </w:r>
+      <w:r>
+        <w:rPr>
+          <w:rStyle w:val="Strong"/>
+        </w:rPr>
+        <w:t>4096 byte</w:t>
+      </w:r>
+      <w:r>
+        <w:t xml:space="preserve"> ed è stata modificata il </w:t>
+      </w:r>
+      <w:r>
+        <w:rPr>
+          <w:rStyle w:val="Strong"/>
+        </w:rPr>
+        <w:t>3 agosto alle 14:39</w:t>
+      </w:r>
+      <w:r>
+        <w:t>.»</w:t>
       </w:r>
     </w:p>
     <w:p>
       <w:pPr>
         <w:pStyle w:val="NormalWeb"/>
-      </w:pPr>
-      <w:r>
-        <w:t>come:</w:t>
+        <w:rPr>
+          <w:rFonts w:ascii="Segoe UI Emoji" w:hAnsi="Segoe UI Emoji" w:cs="Segoe UI Emoji"/>
+        </w:rPr>
+      </w:pPr>
+      <w:r>
+        <w:t xml:space="preserve">Per i tuoi appunti, però, </w:t>
+      </w:r>
+      <w:r>
+        <w:rPr>
+          <w:rStyle w:val="Strong"/>
+        </w:rPr>
+        <w:t>non approfondirei ancora hard link, gruppi e permessi</w:t>
+      </w:r>
+      <w:r>
+        <w:t xml:space="preserve"> se il corso non li ha spiegati. Sapere cosa rappresentano le colonne è sufficiente: li incontrerai molto meglio quando arriverai ai relativi capitoli. </w:t>
+      </w:r>
+      <w:r>
+        <w:rPr>
+          <w:rFonts w:ascii="Segoe UI Emoji" w:hAnsi="Segoe UI Emoji" w:cs="Segoe UI Emoji"/>
+        </w:rPr>
+        <w:t>🐧</w:t>
       </w:r>
     </w:p>
     <w:p>
@@ -8627,102 +8491,23 @@
         <w:pStyle w:val="NormalWeb"/>
       </w:pPr>
       <w:r>
-        <w:t>«</w:t>
-      </w:r>
-      <w:r>
-        <w:rPr>
-          <w:rStyle w:val="HTMLCode"/>
-        </w:rPr>
-        <w:t>Desktop</w:t>
-      </w:r>
-      <w:r>
-        <w:t xml:space="preserve"> è una </w:t>
-      </w:r>
-      <w:r>
-        <w:rPr>
-          <w:rStyle w:val="Strong"/>
-        </w:rPr>
-        <w:t>directory</w:t>
-      </w:r>
-      <w:r>
-        <w:t xml:space="preserve">, ha determinati </w:t>
-      </w:r>
-      <w:r>
-        <w:rPr>
-          <w:rStyle w:val="Strong"/>
-        </w:rPr>
-        <w:t>permessi</w:t>
-      </w:r>
-      <w:r>
-        <w:t xml:space="preserve">, ha 2 </w:t>
-      </w:r>
-      <w:r>
-        <w:rPr>
-          <w:rStyle w:val="Strong"/>
-        </w:rPr>
-        <w:t>hard link</w:t>
-      </w:r>
-      <w:r>
-        <w:t xml:space="preserve">, appartiene all'utente </w:t>
-      </w:r>
-      <w:r>
-        <w:rPr>
-          <w:rStyle w:val="Strong"/>
-        </w:rPr>
-        <w:t>jack1989</w:t>
-      </w:r>
-      <w:r>
-        <w:t xml:space="preserve"> e al gruppo </w:t>
-      </w:r>
-      <w:r>
-        <w:rPr>
-          <w:rStyle w:val="Strong"/>
-        </w:rPr>
-        <w:t>jack1989</w:t>
-      </w:r>
-      <w:r>
-        <w:t xml:space="preserve">, ha dimensione indicata di </w:t>
-      </w:r>
-      <w:r>
-        <w:rPr>
-          <w:rStyle w:val="Strong"/>
-        </w:rPr>
-        <w:t>4096 byte</w:t>
-      </w:r>
-      <w:r>
-        <w:t xml:space="preserve"> ed è stata modificata il </w:t>
-      </w:r>
-      <w:r>
-        <w:rPr>
-          <w:rStyle w:val="Strong"/>
-        </w:rPr>
-        <w:t>3 agosto alle 14:39</w:t>
-      </w:r>
-      <w:r>
-        <w:t>.»</w:t>
-      </w:r>
-    </w:p>
-    <w:p>
-      <w:pPr>
-        <w:pStyle w:val="NormalWeb"/>
-      </w:pPr>
-      <w:r>
-        <w:t xml:space="preserve">Per i tuoi appunti, però, </w:t>
-      </w:r>
-      <w:r>
-        <w:rPr>
-          <w:rStyle w:val="Strong"/>
-        </w:rPr>
-        <w:t>non approfondirei ancora hard link, gruppi e permessi</w:t>
-      </w:r>
-      <w:r>
-        <w:t xml:space="preserve"> se il corso non li ha spiegati. Sapere cosa rappresentano le colonne è sufficiente: li incontrerai molto meglio quando arriverai ai relativi capitoli. </w:t>
-      </w:r>
-      <w:r>
         <w:rPr>
           <w:rFonts w:ascii="Segoe UI Emoji" w:hAnsi="Segoe UI Emoji" w:cs="Segoe UI Emoji"/>
         </w:rPr>
-        <w:t>🐧</w:t>
+        <w:lastRenderedPageBreak/>
+        <w:t xml:space="preserve">Una di queste colonne rappresenta quindi la dimensione di file e/o cartelle presenti in /home/jack1989. Per quanto riguarda le cartelle, tale dimensione non coincide necessariamente con la somma degli spazi occupati da file e/o cartelle contenuti in /home/jack1989. </w:t>
+      </w:r>
+      <w:r>
+        <w:rPr>
+          <w:rFonts w:ascii="Segoe UI Emoji" w:hAnsi="Segoe UI Emoji" w:cs="Segoe UI Emoji"/>
+        </w:rPr>
+        <w:t>Inoltre, la dimensione delle cartelle contenute in /home/jack1989</w:t>
+      </w:r>
+      <w:r>
+        <w:rPr>
+          <w:rFonts w:ascii="Segoe UI Emoji" w:hAnsi="Segoe UI Emoji" w:cs="Segoe UI Emoji"/>
+        </w:rPr>
+        <w:t xml:space="preserve"> è espressa in byte</w:t>
       </w:r>
     </w:p>
     <w:p>
@@ -8744,7 +8529,6 @@
           <w:sz w:val="28"/>
           <w:szCs w:val="28"/>
         </w:rPr>
-        <w:lastRenderedPageBreak/>
         <w:t>ALL</w:t>
       </w:r>
       <w:r>
@@ -8927,7 +8711,92 @@
           <w:sz w:val="28"/>
           <w:szCs w:val="28"/>
         </w:rPr>
-        <w:t xml:space="preserve">      . In altre parole, con ls da solo i file nascosti non si vedono, mentre con ls -a i file nascosti saranno mostrati.</w:t>
+        <w:t xml:space="preserve">      . In altre parole, con ls da solo i file nascosti non </w:t>
+      </w:r>
+      <w:r>
+        <w:rPr>
+          <w:sz w:val="28"/>
+          <w:szCs w:val="28"/>
+        </w:rPr>
+        <w:lastRenderedPageBreak/>
+        <w:t>si vedono, mentre con ls -a i file nascosti saranno mostrati.</w:t>
+      </w:r>
+      <w:r>
+        <w:rPr>
+          <w:sz w:val="28"/>
+          <w:szCs w:val="28"/>
+        </w:rPr>
+        <w:t xml:space="preserve"> Tra questi file abbiamo anche i file  .  e .., dove . mostra la directory corrente, e .. la parent directory.  Si noti che </w:t>
+      </w:r>
+      <w:r>
+        <w:t>anche nella root</w:t>
+      </w:r>
+      <w:r>
+        <w:t xml:space="preserve"> esistono </w:t>
+      </w:r>
+      <w:r>
+        <w:rPr>
+          <w:rStyle w:val="HTMLCode"/>
+          <w:rFonts w:eastAsiaTheme="minorHAnsi"/>
+        </w:rPr>
+        <w:t>.</w:t>
+      </w:r>
+      <w:r>
+        <w:t xml:space="preserve"> e </w:t>
+      </w:r>
+      <w:r>
+        <w:rPr>
+          <w:rStyle w:val="HTMLCode"/>
+          <w:rFonts w:eastAsiaTheme="minorHAnsi"/>
+        </w:rPr>
+        <w:t>..</w:t>
+      </w:r>
+      <w:r>
+        <w:t xml:space="preserve">, ma da </w:t>
+      </w:r>
+      <w:r>
+        <w:rPr>
+          <w:rStyle w:val="HTMLCode"/>
+          <w:rFonts w:eastAsiaTheme="minorHAnsi"/>
+        </w:rPr>
+        <w:t>/</w:t>
+      </w:r>
+      <w:r>
+        <w:t xml:space="preserve"> anche </w:t>
+      </w:r>
+      <w:r>
+        <w:rPr>
+          <w:rStyle w:val="HTMLCode"/>
+          <w:rFonts w:eastAsiaTheme="minorHAnsi"/>
+        </w:rPr>
+        <w:t>..</w:t>
+      </w:r>
+      <w:r>
+        <w:t xml:space="preserve"> fa riferimento alla root stessa, perché </w:t>
+      </w:r>
+      <w:r>
+        <w:rPr>
+          <w:rStyle w:val="Strong"/>
+        </w:rPr>
+        <w:t xml:space="preserve">sopra </w:t>
+      </w:r>
+      <w:r>
+        <w:rPr>
+          <w:rStyle w:val="HTMLCode"/>
+          <w:rFonts w:eastAsiaTheme="minorHAnsi"/>
+          <w:b/>
+          <w:bCs/>
+        </w:rPr>
+        <w:t>/</w:t>
+      </w:r>
+      <w:r>
+        <w:rPr>
+          <w:rStyle w:val="Strong"/>
+        </w:rPr>
+        <w:t xml:space="preserve"> non esiste un'altra directory</w:t>
+      </w:r>
+      <w:r>
+        <w:t>.</w:t>
       </w:r>
     </w:p>
     <w:p>
@@ -9088,7 +8957,6 @@
           <w:sz w:val="28"/>
           <w:szCs w:val="28"/>
         </w:rPr>
-        <w:lastRenderedPageBreak/>
         <w:drawing>
           <wp:inline distT="0" distB="0" distL="0" distR="0" wp14:anchorId="57AD4B6C" wp14:editId="6615E7C9">
             <wp:extent cx="6120130" cy="4262755"/>
@@ -9630,31 +9498,7 @@
           <w:szCs w:val="28"/>
           <w:lang w:val="en-US"/>
         </w:rPr>
-        <w:t>ABSOLUTE PATH E RELATIVE PATH (</w:t>
-      </w:r>
-      <w:proofErr w:type="spellStart"/>
-      <w:r>
-        <w:rPr>
-          <w:b/>
-          <w:bCs/>
-          <w:color w:val="00B050"/>
-          <w:sz w:val="28"/>
-          <w:szCs w:val="28"/>
-          <w:lang w:val="en-US"/>
-        </w:rPr>
-        <w:t>chatgpt</w:t>
-      </w:r>
-      <w:proofErr w:type="spellEnd"/>
-      <w:r>
-        <w:rPr>
-          <w:b/>
-          <w:bCs/>
-          <w:color w:val="00B050"/>
-          <w:sz w:val="28"/>
-          <w:szCs w:val="28"/>
-          <w:lang w:val="en-US"/>
-        </w:rPr>
-        <w:t>)</w:t>
+        <w:t>ABSOLUTE PATH E RELATIVE PATH (chatgpt)</w:t>
       </w:r>
     </w:p>
     <w:p>
@@ -10165,23 +10009,7 @@
           <w:rStyle w:val="HTMLCode"/>
           <w:lang w:val="en-US"/>
         </w:rPr>
-        <w:t>/</w:t>
-      </w:r>
-      <w:proofErr w:type="spellStart"/>
-      <w:r>
-        <w:rPr>
-          <w:rStyle w:val="HTMLCode"/>
-          <w:lang w:val="en-US"/>
-        </w:rPr>
-        <w:t>usr</w:t>
-      </w:r>
-      <w:proofErr w:type="spellEnd"/>
-      <w:r>
-        <w:rPr>
-          <w:rStyle w:val="HTMLCode"/>
-          <w:lang w:val="en-US"/>
-        </w:rPr>
-        <w:t>/bin</w:t>
+        <w:t>/usr/bin</w:t>
       </w:r>
     </w:p>
     <w:p>
@@ -10556,21 +10384,7 @@
         <w:rPr>
           <w:lang w:val="en-US"/>
         </w:rPr>
-        <w:t xml:space="preserve">E </w:t>
-      </w:r>
-      <w:proofErr w:type="spellStart"/>
-      <w:r>
-        <w:rPr>
-          <w:lang w:val="en-US"/>
-        </w:rPr>
-        <w:t>arrivi</w:t>
-      </w:r>
-      <w:proofErr w:type="spellEnd"/>
-      <w:r>
-        <w:rPr>
-          <w:lang w:val="en-US"/>
-        </w:rPr>
-        <w:t xml:space="preserve"> a:</w:t>
+        <w:t>E arrivi a:</w:t>
       </w:r>
     </w:p>
     <w:p>
@@ -10740,74 +10554,41 @@
           <w:lang w:val="en-US"/>
         </w:rPr>
       </w:pPr>
-      <w:proofErr w:type="spellStart"/>
       <w:r>
         <w:rPr>
           <w:rStyle w:val="HTMLCode"/>
           <w:lang w:val="en-US"/>
         </w:rPr>
-        <w:t>parte</w:t>
-      </w:r>
-      <w:proofErr w:type="spellEnd"/>
-      <w:r>
-        <w:rPr>
-          <w:rStyle w:val="HTMLCode"/>
+        <w:t>parte dalla root /</w:t>
+      </w:r>
+    </w:p>
+    <w:p>
+      <w:pPr>
+        <w:pStyle w:val="HTMLPreformatted"/>
+        <w:rPr>
           <w:lang w:val="en-US"/>
         </w:rPr>
-        <w:t xml:space="preserve"> </w:t>
-      </w:r>
-      <w:proofErr w:type="spellStart"/>
+      </w:pPr>
       <w:r>
         <w:rPr>
           <w:rStyle w:val="HTMLCode"/>
           <w:lang w:val="en-US"/>
         </w:rPr>
-        <w:t>dalla</w:t>
-      </w:r>
-      <w:proofErr w:type="spellEnd"/>
-      <w:r>
-        <w:rPr>
-          <w:rStyle w:val="HTMLCode"/>
+        <w:t>= ABSOLUTE PATH</w:t>
+      </w:r>
+    </w:p>
+    <w:p>
+      <w:pPr>
+        <w:pStyle w:val="NormalWeb"/>
+        <w:rPr>
           <w:lang w:val="en-US"/>
         </w:rPr>
-        <w:t xml:space="preserve"> root /</w:t>
-      </w:r>
-    </w:p>
-    <w:p>
-      <w:pPr>
-        <w:pStyle w:val="HTMLPreformatted"/>
+      </w:pPr>
+      <w:r>
         <w:rPr>
           <w:lang w:val="en-US"/>
         </w:rPr>
-      </w:pPr>
-      <w:r>
-        <w:rPr>
-          <w:rStyle w:val="HTMLCode"/>
-          <w:lang w:val="en-US"/>
-        </w:rPr>
-        <w:t>= ABSOLUTE PATH</w:t>
-      </w:r>
-    </w:p>
-    <w:p>
-      <w:pPr>
-        <w:pStyle w:val="NormalWeb"/>
-        <w:rPr>
-          <w:lang w:val="en-US"/>
-        </w:rPr>
-      </w:pPr>
-      <w:proofErr w:type="spellStart"/>
-      <w:r>
-        <w:rPr>
-          <w:lang w:val="en-US"/>
-        </w:rPr>
-        <w:t>mentre</w:t>
-      </w:r>
-      <w:proofErr w:type="spellEnd"/>
-      <w:r>
-        <w:rPr>
-          <w:lang w:val="en-US"/>
-        </w:rPr>
-        <w:t>:</w:t>
+        <w:t>mentre:</w:t>
       </w:r>
     </w:p>
     <w:p>
@@ -11048,21 +10829,7 @@
         <w:rPr>
           <w:lang w:val="en-US"/>
         </w:rPr>
-        <w:t xml:space="preserve">e </w:t>
-      </w:r>
-      <w:proofErr w:type="spellStart"/>
-      <w:r>
-        <w:rPr>
-          <w:lang w:val="en-US"/>
-        </w:rPr>
-        <w:t>fai</w:t>
-      </w:r>
-      <w:proofErr w:type="spellEnd"/>
-      <w:r>
-        <w:rPr>
-          <w:lang w:val="en-US"/>
-        </w:rPr>
-        <w:t>:</w:t>
+        <w:t>e fai:</w:t>
       </w:r>
     </w:p>
     <w:p>
@@ -11079,7 +10846,6 @@
         </w:rPr>
         <w:t>cd</w:t>
       </w:r>
-      <w:proofErr w:type="gramStart"/>
       <w:r>
         <w:rPr>
           <w:rStyle w:val="HTMLCode"/>
@@ -11087,7 +10853,6 @@
         </w:rPr>
         <w:t xml:space="preserve"> ..</w:t>
       </w:r>
-      <w:proofErr w:type="gramEnd"/>
     </w:p>
     <w:p>
       <w:pPr>
@@ -11096,19 +10861,11 @@
           <w:lang w:val="en-US"/>
         </w:rPr>
       </w:pPr>
-      <w:proofErr w:type="spellStart"/>
       <w:r>
         <w:rPr>
           <w:lang w:val="en-US"/>
         </w:rPr>
-        <w:t>vai</w:t>
-      </w:r>
-      <w:proofErr w:type="spellEnd"/>
-      <w:r>
-        <w:rPr>
-          <w:lang w:val="en-US"/>
-        </w:rPr>
-        <w:t xml:space="preserve"> in:</w:t>
+        <w:t>vai in:</w:t>
       </w:r>
     </w:p>
     <w:p>
@@ -12210,19 +11967,11 @@
           <w:lang w:val="en-US"/>
         </w:rPr>
       </w:pPr>
-      <w:proofErr w:type="spellStart"/>
       <w:r>
         <w:rPr>
           <w:lang w:val="en-US"/>
         </w:rPr>
-        <w:t>allora</w:t>
-      </w:r>
-      <w:proofErr w:type="spellEnd"/>
-      <w:r>
-        <w:rPr>
-          <w:lang w:val="en-US"/>
-        </w:rPr>
-        <w:t>:</w:t>
+        <w:t>allora:</w:t>
       </w:r>
     </w:p>
     <w:p>
@@ -12414,19 +12163,11 @@
           <w:lang w:val="en-US"/>
         </w:rPr>
       </w:pPr>
-      <w:proofErr w:type="spellStart"/>
       <w:r>
         <w:rPr>
           <w:lang w:val="en-US"/>
         </w:rPr>
-        <w:t>Quindi</w:t>
-      </w:r>
-      <w:proofErr w:type="spellEnd"/>
-      <w:r>
-        <w:rPr>
-          <w:lang w:val="en-US"/>
-        </w:rPr>
-        <w:t>:</w:t>
+        <w:t>Quindi:</w:t>
       </w:r>
     </w:p>
     <w:p>
@@ -12927,39 +12668,7 @@
           <w:rStyle w:val="HTMLCode"/>
           <w:lang w:val="en-US"/>
         </w:rPr>
-        <w:t xml:space="preserve">   </w:t>
-      </w:r>
-      <w:proofErr w:type="spellStart"/>
-      <w:r>
-        <w:rPr>
-          <w:rStyle w:val="HTMLCode"/>
-          <w:lang w:val="en-US"/>
-        </w:rPr>
-        <w:t>parte</w:t>
-      </w:r>
-      <w:proofErr w:type="spellEnd"/>
-      <w:r>
-        <w:rPr>
-          <w:rStyle w:val="HTMLCode"/>
-          <w:lang w:val="en-US"/>
-        </w:rPr>
-        <w:t xml:space="preserve"> </w:t>
-      </w:r>
-      <w:proofErr w:type="spellStart"/>
-      <w:r>
-        <w:rPr>
-          <w:rStyle w:val="HTMLCode"/>
-          <w:lang w:val="en-US"/>
-        </w:rPr>
-        <w:t>dalla</w:t>
-      </w:r>
-      <w:proofErr w:type="spellEnd"/>
-      <w:r>
-        <w:rPr>
-          <w:rStyle w:val="HTMLCode"/>
-          <w:lang w:val="en-US"/>
-        </w:rPr>
-        <w:t xml:space="preserve"> DIRECTORY CORRENTE</w:t>
+        <w:t xml:space="preserve">   parte dalla DIRECTORY CORRENTE</w:t>
       </w:r>
     </w:p>
     <w:p>
@@ -13126,51 +12835,27 @@
           <w:lang w:val="en-US"/>
         </w:rPr>
       </w:pPr>
-      <w:proofErr w:type="spellStart"/>
       <w:r>
         <w:rPr>
           <w:lang w:val="en-US"/>
         </w:rPr>
-        <w:t>hai</w:t>
-      </w:r>
-      <w:proofErr w:type="spellEnd"/>
-      <w:r>
-        <w:rPr>
+        <w:t>hai:</w:t>
+      </w:r>
+    </w:p>
+    <w:p>
+      <w:pPr>
+        <w:pStyle w:val="HTMLPreformatted"/>
+        <w:rPr>
+          <w:rStyle w:val="HTMLCode"/>
           <w:lang w:val="en-US"/>
         </w:rPr>
-        <w:t>:</w:t>
-      </w:r>
-    </w:p>
-    <w:p>
-      <w:pPr>
-        <w:pStyle w:val="HTMLPreformatted"/>
+      </w:pPr>
+      <w:r>
         <w:rPr>
           <w:rStyle w:val="HTMLCode"/>
           <w:lang w:val="en-US"/>
         </w:rPr>
-      </w:pPr>
-      <w:r>
-        <w:rPr>
-          <w:rStyle w:val="HTMLCode"/>
-          <w:lang w:val="en-US"/>
-        </w:rPr>
-        <w:t xml:space="preserve">directory </w:t>
-      </w:r>
-      <w:proofErr w:type="spellStart"/>
-      <w:r>
-        <w:rPr>
-          <w:rStyle w:val="HTMLCode"/>
-          <w:lang w:val="en-US"/>
-        </w:rPr>
-        <w:t>corrente</w:t>
-      </w:r>
-      <w:proofErr w:type="spellEnd"/>
-      <w:r>
-        <w:rPr>
-          <w:rStyle w:val="HTMLCode"/>
-          <w:lang w:val="en-US"/>
-        </w:rPr>
-        <w:t xml:space="preserve"> = /home/jack1989/Documents</w:t>
+        <w:t>directory corrente = /home/jack1989/Documents</w:t>
       </w:r>
     </w:p>
     <w:p>
@@ -13565,21 +13250,12 @@
           <w:lang w:val="en-US"/>
         </w:rPr>
       </w:pPr>
-      <w:proofErr w:type="spellStart"/>
       <w:r>
         <w:rPr>
           <w:lang w:val="en-US"/>
         </w:rPr>
-        <w:t>Quindi</w:t>
-      </w:r>
-      <w:proofErr w:type="spellEnd"/>
-      <w:r>
-        <w:rPr>
-          <w:lang w:val="en-US"/>
-        </w:rPr>
-        <w:t xml:space="preserve"> </w:t>
-      </w:r>
-      <w:proofErr w:type="spellStart"/>
+        <w:t xml:space="preserve">Quindi </w:t>
+      </w:r>
       <w:r>
         <w:rPr>
           <w:rStyle w:val="Strong"/>
@@ -13587,7 +13263,6 @@
         </w:rPr>
         <w:t>attenzione</w:t>
       </w:r>
-      <w:proofErr w:type="spellEnd"/>
       <w:r>
         <w:rPr>
           <w:lang w:val="en-US"/>
@@ -13608,23 +13283,7 @@
           <w:rStyle w:val="HTMLCode"/>
           <w:lang w:val="en-US"/>
         </w:rPr>
-        <w:t xml:space="preserve">Directory </w:t>
-      </w:r>
-      <w:proofErr w:type="spellStart"/>
-      <w:r>
-        <w:rPr>
-          <w:rStyle w:val="HTMLCode"/>
-          <w:lang w:val="en-US"/>
-        </w:rPr>
-        <w:t>corrente</w:t>
-      </w:r>
-      <w:proofErr w:type="spellEnd"/>
-      <w:r>
-        <w:rPr>
-          <w:rStyle w:val="HTMLCode"/>
-          <w:lang w:val="en-US"/>
-        </w:rPr>
-        <w:t xml:space="preserve"> = /home/jack1989/Downloads</w:t>
+        <w:t>Directory corrente = /home/jack1989/Downloads</w:t>
       </w:r>
     </w:p>
     <w:p>
@@ -13979,21 +13638,7 @@
         <w:rPr>
           <w:lang w:val="en-US"/>
         </w:rPr>
-        <w:t xml:space="preserve">Se </w:t>
-      </w:r>
-      <w:proofErr w:type="spellStart"/>
-      <w:r>
-        <w:rPr>
-          <w:lang w:val="en-US"/>
-        </w:rPr>
-        <w:t>siamo</w:t>
-      </w:r>
-      <w:proofErr w:type="spellEnd"/>
-      <w:r>
-        <w:rPr>
-          <w:lang w:val="en-US"/>
-        </w:rPr>
-        <w:t xml:space="preserve"> in:</w:t>
+        <w:t>Se siamo in:</w:t>
       </w:r>
     </w:p>
     <w:p>
@@ -14362,86 +14007,55 @@
           <w:lang w:val="en-US"/>
         </w:rPr>
       </w:pPr>
-      <w:proofErr w:type="spellStart"/>
       <w:r>
         <w:rPr>
           <w:lang w:val="en-US"/>
         </w:rPr>
-        <w:t>Partiamo</w:t>
-      </w:r>
-      <w:proofErr w:type="spellEnd"/>
-      <w:r>
+        <w:t>Partiamo da:</w:t>
+      </w:r>
+    </w:p>
+    <w:p>
+      <w:pPr>
+        <w:pStyle w:val="HTMLPreformatted"/>
         <w:rPr>
           <w:lang w:val="en-US"/>
         </w:rPr>
-        <w:t xml:space="preserve"> da:</w:t>
-      </w:r>
-    </w:p>
-    <w:p>
-      <w:pPr>
-        <w:pStyle w:val="HTMLPreformatted"/>
-        <w:rPr>
+      </w:pPr>
+      <w:r>
+        <w:rPr>
+          <w:rStyle w:val="HTMLCode"/>
           <w:lang w:val="en-US"/>
         </w:rPr>
-      </w:pPr>
-      <w:r>
-        <w:rPr>
-          <w:rStyle w:val="HTMLCode"/>
+        <w:t>/home/jack1989/Downloads</w:t>
+      </w:r>
+    </w:p>
+    <w:p>
+      <w:pPr>
+        <w:pStyle w:val="NormalWeb"/>
+        <w:rPr>
           <w:lang w:val="en-US"/>
         </w:rPr>
-        <w:t>/home/jack1989/Downloads</w:t>
-      </w:r>
-    </w:p>
-    <w:p>
-      <w:pPr>
-        <w:pStyle w:val="NormalWeb"/>
-        <w:rPr>
+      </w:pPr>
+      <w:r>
+        <w:rPr>
+          <w:rStyle w:val="HTMLCode"/>
           <w:lang w:val="en-US"/>
         </w:rPr>
-      </w:pPr>
-      <w:r>
-        <w:rPr>
-          <w:rStyle w:val="HTMLCode"/>
+        <w:t>..</w:t>
+      </w:r>
+      <w:r>
+        <w:rPr>
           <w:lang w:val="en-US"/>
         </w:rPr>
-        <w:t>..</w:t>
-      </w:r>
-      <w:r>
-        <w:rPr>
-          <w:lang w:val="en-US"/>
-        </w:rPr>
-        <w:t xml:space="preserve"> </w:t>
-      </w:r>
-      <w:proofErr w:type="spellStart"/>
-      <w:r>
-        <w:rPr>
-          <w:lang w:val="en-US"/>
-        </w:rPr>
-        <w:t>significa</w:t>
-      </w:r>
-      <w:proofErr w:type="spellEnd"/>
-      <w:r>
-        <w:rPr>
-          <w:lang w:val="en-US"/>
-        </w:rPr>
-        <w:t xml:space="preserve"> </w:t>
+        <w:t xml:space="preserve"> significa </w:t>
       </w:r>
       <w:r>
         <w:rPr>
           <w:rStyle w:val="Emphasis"/>
           <w:lang w:val="en-US"/>
         </w:rPr>
-        <w:t xml:space="preserve">directory </w:t>
-      </w:r>
-      <w:proofErr w:type="spellStart"/>
-      <w:r>
-        <w:rPr>
-          <w:rStyle w:val="Emphasis"/>
-          <w:lang w:val="en-US"/>
-        </w:rPr>
-        <w:t>genitore</w:t>
-      </w:r>
-      <w:proofErr w:type="spellEnd"/>
+        <w:t>directory genitore</w:t>
+      </w:r>
       <w:r>
         <w:rPr>
           <w:lang w:val="en-US"/>
@@ -14556,19 +14170,11 @@
           <w:lang w:val="en-US"/>
         </w:rPr>
       </w:pPr>
-      <w:proofErr w:type="spellStart"/>
       <w:r>
         <w:rPr>
           <w:lang w:val="en-US"/>
         </w:rPr>
-        <w:t>ottenendo</w:t>
-      </w:r>
-      <w:proofErr w:type="spellEnd"/>
-      <w:r>
-        <w:rPr>
-          <w:lang w:val="en-US"/>
-        </w:rPr>
-        <w:t>:</w:t>
+        <w:t>ottenendo:</w:t>
       </w:r>
     </w:p>
     <w:p>
@@ -15029,6 +14635,7 @@
       </w:pPr>
       <w:r>
         <w:rPr>
+          <w:noProof/>
           <w:sz w:val="28"/>
           <w:szCs w:val="28"/>
         </w:rPr>
@@ -15134,6 +14741,7 @@
       </w:pPr>
       <w:r>
         <w:rPr>
+          <w:noProof/>
           <w:sz w:val="28"/>
           <w:szCs w:val="28"/>
         </w:rPr>
@@ -15245,9 +14853,12 @@
           <w:sz w:val="28"/>
           <w:szCs w:val="28"/>
         </w:rPr>
-        <w:t xml:space="preserve">CARTELLA </w:t>
-      </w:r>
-      <w:r>
+        <w:t>CARTELLA etc</w:t>
+      </w:r>
+    </w:p>
+    <w:p>
+      <w:pPr>
+        <w:jc w:val="center"/>
         <w:rPr>
           <w:b/>
           <w:bCs/>
@@ -15255,19 +14866,6 @@
           <w:sz w:val="28"/>
           <w:szCs w:val="28"/>
         </w:rPr>
-        <w:t>etc</w:t>
-      </w:r>
-    </w:p>
-    <w:p>
-      <w:pPr>
-        <w:jc w:val="center"/>
-        <w:rPr>
-          <w:b/>
-          <w:bCs/>
-          <w:color w:val="D86DCB" w:themeColor="accent5" w:themeTint="99"/>
-          <w:sz w:val="28"/>
-          <w:szCs w:val="28"/>
-        </w:rPr>
       </w:pPr>
     </w:p>
     <w:p>
@@ -15308,6 +14906,7 @@
       </w:pPr>
       <w:r>
         <w:rPr>
+          <w:noProof/>
           <w:sz w:val="28"/>
           <w:szCs w:val="28"/>
         </w:rPr>
@@ -17593,9 +17192,27 @@
           <w:sz w:val="28"/>
           <w:szCs w:val="28"/>
         </w:rPr>
-        <w:t xml:space="preserve">CARTELLA </w:t>
-      </w:r>
-      <w:r>
+        <w:t>CARTELLA media</w:t>
+      </w:r>
+    </w:p>
+    <w:p>
+      <w:pPr>
+        <w:rPr>
+          <w:sz w:val="28"/>
+          <w:szCs w:val="28"/>
+        </w:rPr>
+      </w:pPr>
+      <w:r>
+        <w:rPr>
+          <w:sz w:val="28"/>
+          <w:szCs w:val="28"/>
+        </w:rPr>
+        <w:t>Torniamo alla cartella root con  con “cd /” e poi “ls -la”, ed entriamo nella cartella “media”.</w:t>
+      </w:r>
+    </w:p>
+    <w:p>
+      <w:pPr>
+        <w:jc w:val="center"/>
         <w:rPr>
           <w:b/>
           <w:bCs/>
@@ -17603,39 +17220,12 @@
           <w:sz w:val="28"/>
           <w:szCs w:val="28"/>
         </w:rPr>
-        <w:t>media</w:t>
-      </w:r>
-    </w:p>
-    <w:p>
-      <w:pPr>
-        <w:rPr>
-          <w:sz w:val="28"/>
-          <w:szCs w:val="28"/>
-        </w:rPr>
-      </w:pPr>
-      <w:r>
-        <w:rPr>
-          <w:sz w:val="28"/>
-          <w:szCs w:val="28"/>
-        </w:rPr>
-        <w:t>Torniamo alla cartella root con  con “cd /” e poi “ls -la”, ed entriamo nella cartella “media”.</w:t>
-      </w:r>
-    </w:p>
-    <w:p>
-      <w:pPr>
-        <w:jc w:val="center"/>
+      </w:pPr>
+      <w:r>
         <w:rPr>
           <w:b/>
           <w:bCs/>
-          <w:color w:val="D86DCB" w:themeColor="accent5" w:themeTint="99"/>
-          <w:sz w:val="28"/>
-          <w:szCs w:val="28"/>
-        </w:rPr>
-      </w:pPr>
-      <w:r>
-        <w:rPr>
-          <w:b/>
-          <w:bCs/>
+          <w:noProof/>
           <w:color w:val="D86DCB" w:themeColor="accent5" w:themeTint="99"/>
           <w:sz w:val="28"/>
           <w:szCs w:val="28"/>
@@ -18181,90 +17771,19 @@
         <w:rPr>
           <w:lang w:val="en-US"/>
         </w:rPr>
-        <w:t xml:space="preserve">Nel </w:t>
-      </w:r>
-      <w:proofErr w:type="spellStart"/>
-      <w:r>
-        <w:rPr>
+        <w:t>Nel tuo screenshot compare:</w:t>
+      </w:r>
+    </w:p>
+    <w:p>
+      <w:pPr>
+        <w:pStyle w:val="HTMLPreformatted"/>
+      </w:pPr>
+      <w:r>
+        <w:rPr>
+          <w:rStyle w:val="HTMLCode"/>
           <w:lang w:val="en-US"/>
         </w:rPr>
-        <w:t>tuo</w:t>
-      </w:r>
-      <w:proofErr w:type="spellEnd"/>
-      <w:r>
-        <w:rPr>
-          <w:lang w:val="en-US"/>
-        </w:rPr>
-        <w:t xml:space="preserve"> screenshot compare:</w:t>
-      </w:r>
-    </w:p>
-    <w:p>
-      <w:pPr>
-        <w:pStyle w:val="HTMLPreformatted"/>
-      </w:pPr>
-      <w:proofErr w:type="spellStart"/>
-      <w:r>
-        <w:rPr>
-          <w:rStyle w:val="HTMLCode"/>
-          <w:lang w:val="en-US"/>
-        </w:rPr>
-        <w:t>dr</w:t>
-      </w:r>
-      <w:proofErr w:type="spellEnd"/>
-      <w:r>
-        <w:rPr>
-          <w:rStyle w:val="HTMLCode"/>
-          <w:lang w:val="en-US"/>
-        </w:rPr>
-        <w:t>-</w:t>
-      </w:r>
-      <w:proofErr w:type="spellStart"/>
-      <w:r>
-        <w:rPr>
-          <w:rStyle w:val="HTMLCode"/>
-          <w:lang w:val="en-US"/>
-        </w:rPr>
-        <w:t>xr</w:t>
-      </w:r>
-      <w:proofErr w:type="spellEnd"/>
-      <w:r>
-        <w:rPr>
-          <w:rStyle w:val="HTMLCode"/>
-          <w:lang w:val="en-US"/>
-        </w:rPr>
-        <w:t>-</w:t>
-      </w:r>
-      <w:proofErr w:type="spellStart"/>
-      <w:r>
-        <w:rPr>
-          <w:rStyle w:val="HTMLCode"/>
-          <w:lang w:val="en-US"/>
-        </w:rPr>
-        <w:t>xr</w:t>
-      </w:r>
-      <w:proofErr w:type="spellEnd"/>
-      <w:r>
-        <w:rPr>
-          <w:rStyle w:val="HTMLCode"/>
-          <w:lang w:val="en-US"/>
-        </w:rPr>
-        <w:t xml:space="preserve">-x 1 jack1989 </w:t>
-      </w:r>
-      <w:proofErr w:type="spellStart"/>
-      <w:r>
-        <w:rPr>
-          <w:rStyle w:val="HTMLCode"/>
-          <w:lang w:val="en-US"/>
-        </w:rPr>
-        <w:t>jack1989</w:t>
-      </w:r>
-      <w:proofErr w:type="spellEnd"/>
-      <w:r>
-        <w:rPr>
-          <w:rStyle w:val="HTMLCode"/>
-          <w:lang w:val="en-US"/>
-        </w:rPr>
-        <w:t xml:space="preserve"> 2048 ... </w:t>
+        <w:t xml:space="preserve">dr-xr-xr-x 1 jack1989 jack1989 2048 ... </w:t>
       </w:r>
       <w:r>
         <w:rPr>
@@ -18467,9 +17986,12 @@
           <w:sz w:val="28"/>
           <w:szCs w:val="28"/>
         </w:rPr>
-        <w:t xml:space="preserve">CARTELLA </w:t>
-      </w:r>
-      <w:r>
+        <w:t>CARTELLA var</w:t>
+      </w:r>
+    </w:p>
+    <w:p>
+      <w:pPr>
+        <w:jc w:val="center"/>
         <w:rPr>
           <w:b/>
           <w:bCs/>
@@ -18477,12 +17999,10 @@
           <w:sz w:val="28"/>
           <w:szCs w:val="28"/>
         </w:rPr>
-        <w:t>var</w:t>
-      </w:r>
-    </w:p>
-    <w:p>
-      <w:pPr>
-        <w:jc w:val="center"/>
+      </w:pPr>
+    </w:p>
+    <w:p>
+      <w:pPr>
         <w:rPr>
           <w:b/>
           <w:bCs/>
@@ -18491,21 +18011,11 @@
           <w:szCs w:val="28"/>
         </w:rPr>
       </w:pPr>
-    </w:p>
-    <w:p>
-      <w:pPr>
+      <w:r>
         <w:rPr>
           <w:b/>
           <w:bCs/>
-          <w:color w:val="D86DCB" w:themeColor="accent5" w:themeTint="99"/>
-          <w:sz w:val="28"/>
-          <w:szCs w:val="28"/>
-        </w:rPr>
-      </w:pPr>
-      <w:r>
-        <w:rPr>
-          <w:b/>
-          <w:bCs/>
+          <w:noProof/>
           <w:color w:val="D86DCB" w:themeColor="accent5" w:themeTint="99"/>
           <w:sz w:val="28"/>
           <w:szCs w:val="28"/>
